--- a/M11415803_Le_Trung_Kien_report.docx
+++ b/M11415803_Le_Trung_Kien_report.docx
@@ -25,23 +25,7 @@
           <w:color w:val="595959"/>
           <w:sz w:val="26"/>
         </w:rPr>
-        <w:t xml:space="preserve">HW1 </w:t>
-      </w:r>
-      <w:r>
-        <w:rPr>
-          <w:i/>
-          <w:color w:val="595959"/>
-          <w:sz w:val="26"/>
-        </w:rPr>
-        <w:t>-</w:t>
-      </w:r>
-      <w:r>
-        <w:rPr>
-          <w:i/>
-          <w:color w:val="595959"/>
-          <w:sz w:val="26"/>
-        </w:rPr>
-        <w:t xml:space="preserve"> Final Report</w:t>
+        <w:t>HW1.2 — Final Report</w:t>
       </w:r>
     </w:p>
     <w:p>
@@ -265,7 +249,7 @@
         <w:pStyle w:val="Heading1"/>
       </w:pPr>
       <w:r>
-        <w:t>2. Algorithm Details</w:t>
+        <w:t>2. Method and Algorithm Design</w:t>
       </w:r>
     </w:p>
     <w:p>
@@ -273,7 +257,445 @@
         <w:pStyle w:val="Heading2"/>
       </w:pPr>
       <w:r>
-        <w:t>2.1 Model A — Hand-Crafted Graph Features</w:t>
+        <w:t>2.1 Algorithm Structure and Preprocessing Rationale</w:t>
+      </w:r>
+    </w:p>
+    <w:p>
+      <w:r>
+        <w:t>The link-prediction task is reformulated as a supervised binary classification problem. The pipeline proceeds in three stages: (i) build a graph from the training edges, (ii) extract features per candidate (u, v) pair, and (iii) train a classifier on observed edges plus synthetic negatives. Two such pipelines are run in parallel (Models A and B, Sections 2.2 and 2.3), and their predictions are combined in a final blending step (Section 2.4).</w:t>
+      </w:r>
+    </w:p>
+    <w:p>
+      <w:r>
+        <w:t>Every preprocessing step is listed below together with the reason for performing it.</w:t>
+      </w:r>
+    </w:p>
+    <w:tbl>
+      <w:tblPr>
+        <w:tblStyle w:val="LightGrid-Accent1"/>
+        <w:tblW w:w="0" w:type="auto"/>
+        <w:tblLayout w:type="fixed"/>
+        <w:tblLook w:val="04A0" w:firstRow="1" w:lastRow="0" w:firstColumn="1" w:lastColumn="0" w:noHBand="0" w:noVBand="1"/>
+      </w:tblPr>
+      <w:tblGrid>
+        <w:gridCol w:w="2835"/>
+        <w:gridCol w:w="6236"/>
+      </w:tblGrid>
+      <w:tr>
+        <w:trPr>
+          <w:cnfStyle w:val="100000000000" w:firstRow="1" w:lastRow="0" w:firstColumn="0" w:lastColumn="0" w:oddVBand="0" w:evenVBand="0" w:oddHBand="0" w:evenHBand="0" w:firstRowFirstColumn="0" w:firstRowLastColumn="0" w:lastRowFirstColumn="0" w:lastRowLastColumn="0"/>
+        </w:trPr>
+        <w:tc>
+          <w:tcPr>
+            <w:cnfStyle w:val="001000000000" w:firstRow="0" w:lastRow="0" w:firstColumn="1" w:lastColumn="0" w:oddVBand="0" w:evenVBand="0" w:oddHBand="0" w:evenHBand="0" w:firstRowFirstColumn="0" w:firstRowLastColumn="0" w:lastRowFirstColumn="0" w:lastRowLastColumn="0"/>
+            <w:tcW w:w="2835" w:type="dxa"/>
+            <w:shd w:val="clear" w:color="auto" w:fill="2F5496"/>
+            <w:vAlign w:val="center"/>
+          </w:tcPr>
+          <w:p>
+            <w:r>
+              <w:rPr>
+                <w:color w:val="FFFFFF"/>
+                <w:sz w:val="20"/>
+              </w:rPr>
+              <w:t>Preprocessing step</w:t>
+            </w:r>
+          </w:p>
+        </w:tc>
+        <w:tc>
+          <w:tcPr>
+            <w:tcW w:w="6236" w:type="dxa"/>
+            <w:shd w:val="clear" w:color="auto" w:fill="2F5496"/>
+            <w:vAlign w:val="center"/>
+          </w:tcPr>
+          <w:p>
+            <w:pPr>
+              <w:cnfStyle w:val="100000000000" w:firstRow="1" w:lastRow="0" w:firstColumn="0" w:lastColumn="0" w:oddVBand="0" w:evenVBand="0" w:oddHBand="0" w:evenHBand="0" w:firstRowFirstColumn="0" w:firstRowLastColumn="0" w:lastRowFirstColumn="0" w:lastRowLastColumn="0"/>
+            </w:pPr>
+            <w:r>
+              <w:rPr>
+                <w:color w:val="FFFFFF"/>
+                <w:sz w:val="20"/>
+              </w:rPr>
+              <w:t>Description and rationale</w:t>
+            </w:r>
+          </w:p>
+        </w:tc>
+      </w:tr>
+      <w:tr>
+        <w:trPr>
+          <w:cnfStyle w:val="000000100000" w:firstRow="0" w:lastRow="0" w:firstColumn="0" w:lastColumn="0" w:oddVBand="0" w:evenVBand="0" w:oddHBand="1" w:evenHBand="0" w:firstRowFirstColumn="0" w:firstRowLastColumn="0" w:lastRowFirstColumn="0" w:lastRowLastColumn="0"/>
+        </w:trPr>
+        <w:tc>
+          <w:tcPr>
+            <w:cnfStyle w:val="001000000000" w:firstRow="0" w:lastRow="0" w:firstColumn="1" w:lastColumn="0" w:oddVBand="0" w:evenVBand="0" w:oddHBand="0" w:evenHBand="0" w:firstRowFirstColumn="0" w:firstRowLastColumn="0" w:lastRowFirstColumn="0" w:lastRowLastColumn="0"/>
+            <w:tcW w:w="2835" w:type="dxa"/>
+            <w:vAlign w:val="center"/>
+          </w:tcPr>
+          <w:p>
+            <w:r>
+              <w:rPr>
+                <w:sz w:val="20"/>
+              </w:rPr>
+              <w:t>1. Graph construction</w:t>
+            </w:r>
+          </w:p>
+        </w:tc>
+        <w:tc>
+          <w:tcPr>
+            <w:tcW w:w="6236" w:type="dxa"/>
+            <w:vAlign w:val="center"/>
+          </w:tcPr>
+          <w:p>
+            <w:pPr>
+              <w:cnfStyle w:val="000000100000" w:firstRow="0" w:lastRow="0" w:firstColumn="0" w:lastColumn="0" w:oddVBand="0" w:evenVBand="0" w:oddHBand="1" w:evenHBand="0" w:firstRowFirstColumn="0" w:firstRowLastColumn="0" w:lastRowFirstColumn="0" w:lastRowLastColumn="0"/>
+            </w:pPr>
+            <w:r>
+              <w:rPr>
+                <w:sz w:val="20"/>
+              </w:rPr>
+              <w:t>Train edges (Node1, Node2) are loaded into a NetworkX DiGraph; the undirected projection is also built. Reason: most local similarity metrics (Jaccard, Adamic–Adar) are conventionally defined on undirected graphs, while reciprocity and direction-aware metrics need the directed view.</w:t>
+            </w:r>
+          </w:p>
+        </w:tc>
+      </w:tr>
+      <w:tr>
+        <w:trPr>
+          <w:cnfStyle w:val="000000010000" w:firstRow="0" w:lastRow="0" w:firstColumn="0" w:lastColumn="0" w:oddVBand="0" w:evenVBand="0" w:oddHBand="0" w:evenHBand="1" w:firstRowFirstColumn="0" w:firstRowLastColumn="0" w:lastRowFirstColumn="0" w:lastRowLastColumn="0"/>
+        </w:trPr>
+        <w:tc>
+          <w:tcPr>
+            <w:cnfStyle w:val="001000000000" w:firstRow="0" w:lastRow="0" w:firstColumn="1" w:lastColumn="0" w:oddVBand="0" w:evenVBand="0" w:oddHBand="0" w:evenHBand="0" w:firstRowFirstColumn="0" w:firstRowLastColumn="0" w:lastRowFirstColumn="0" w:lastRowLastColumn="0"/>
+            <w:tcW w:w="2835" w:type="dxa"/>
+            <w:vAlign w:val="center"/>
+          </w:tcPr>
+          <w:p>
+            <w:r>
+              <w:rPr>
+                <w:sz w:val="20"/>
+              </w:rPr>
+              <w:t xml:space="preserve">2. Adjacency caching (Model A </w:t>
+            </w:r>
+            <w:r>
+              <w:rPr>
+                <w:sz w:val="20"/>
+              </w:rPr>
+              <w:lastRenderedPageBreak/>
+              <w:t>only)</w:t>
+            </w:r>
+          </w:p>
+        </w:tc>
+        <w:tc>
+          <w:tcPr>
+            <w:tcW w:w="6236" w:type="dxa"/>
+            <w:vAlign w:val="center"/>
+          </w:tcPr>
+          <w:p>
+            <w:pPr>
+              <w:cnfStyle w:val="000000010000" w:firstRow="0" w:lastRow="0" w:firstColumn="0" w:lastColumn="0" w:oddVBand="0" w:evenVBand="0" w:oddHBand="0" w:evenHBand="1" w:firstRowFirstColumn="0" w:firstRowLastColumn="0" w:lastRowFirstColumn="0" w:lastRowLastColumn="0"/>
+            </w:pPr>
+            <w:r>
+              <w:rPr>
+                <w:sz w:val="20"/>
+              </w:rPr>
+              <w:lastRenderedPageBreak/>
+              <w:t xml:space="preserve">Successor sets, predecessor sets, and in/out degrees are cached as </w:t>
+            </w:r>
+            <w:r>
+              <w:rPr>
+                <w:sz w:val="20"/>
+              </w:rPr>
+              <w:lastRenderedPageBreak/>
+              <w:t xml:space="preserve">Python dicts before feature extraction begins. Reason: NetworkX's per-call successors() is O(degree). With ~370 K (u, v) pairs and many neighbour lookups per pair, caching reduces each lookup to O(1) and brings feature extraction from minutes to seconds. Model B does not perform this caching </w:t>
+            </w:r>
+            <w:r>
+              <w:rPr>
+                <w:sz w:val="20"/>
+              </w:rPr>
+              <w:t>-</w:t>
+            </w:r>
+            <w:r>
+              <w:rPr>
+                <w:sz w:val="20"/>
+              </w:rPr>
+              <w:t xml:space="preserve"> it calls G.successors() and G.predecessors() inline per pair, which is partly why its feature extraction is slower despite having a similar feature set.</w:t>
+            </w:r>
+          </w:p>
+        </w:tc>
+      </w:tr>
+      <w:tr>
+        <w:trPr>
+          <w:cnfStyle w:val="000000100000" w:firstRow="0" w:lastRow="0" w:firstColumn="0" w:lastColumn="0" w:oddVBand="0" w:evenVBand="0" w:oddHBand="1" w:evenHBand="0" w:firstRowFirstColumn="0" w:firstRowLastColumn="0" w:lastRowFirstColumn="0" w:lastRowLastColumn="0"/>
+        </w:trPr>
+        <w:tc>
+          <w:tcPr>
+            <w:cnfStyle w:val="001000000000" w:firstRow="0" w:lastRow="0" w:firstColumn="1" w:lastColumn="0" w:oddVBand="0" w:evenVBand="0" w:oddHBand="0" w:evenHBand="0" w:firstRowFirstColumn="0" w:firstRowLastColumn="0" w:lastRowFirstColumn="0" w:lastRowLastColumn="0"/>
+            <w:tcW w:w="2835" w:type="dxa"/>
+            <w:vAlign w:val="center"/>
+          </w:tcPr>
+          <w:p>
+            <w:r>
+              <w:rPr>
+                <w:sz w:val="20"/>
+              </w:rPr>
+              <w:lastRenderedPageBreak/>
+              <w:t>3. Negative sampling</w:t>
+            </w:r>
+          </w:p>
+        </w:tc>
+        <w:tc>
+          <w:tcPr>
+            <w:tcW w:w="6236" w:type="dxa"/>
+            <w:vAlign w:val="center"/>
+          </w:tcPr>
+          <w:p>
+            <w:pPr>
+              <w:cnfStyle w:val="000000100000" w:firstRow="0" w:lastRow="0" w:firstColumn="0" w:lastColumn="0" w:oddVBand="0" w:evenVBand="0" w:oddHBand="1" w:evenHBand="0" w:firstRowFirstColumn="0" w:firstRowLastColumn="0" w:lastRowFirstColumn="0" w:lastRowLastColumn="0"/>
+            </w:pPr>
+            <w:r>
+              <w:rPr>
+                <w:sz w:val="20"/>
+              </w:rPr>
+              <w:t>Random non-existent edges are sampled in equal count to the positive edges, producing balanced training data. Reason: link prediction has only positive labels; a discriminative classifier needs negatives. Random sampling is the standard baseline. Limitation: random negatives are easy to separate from positives, which inflates CV AUC; harder alternatives are discussed in Section 5.1.</w:t>
+            </w:r>
+          </w:p>
+        </w:tc>
+      </w:tr>
+      <w:tr>
+        <w:trPr>
+          <w:cnfStyle w:val="000000010000" w:firstRow="0" w:lastRow="0" w:firstColumn="0" w:lastColumn="0" w:oddVBand="0" w:evenVBand="0" w:oddHBand="0" w:evenHBand="1" w:firstRowFirstColumn="0" w:firstRowLastColumn="0" w:lastRowFirstColumn="0" w:lastRowLastColumn="0"/>
+        </w:trPr>
+        <w:tc>
+          <w:tcPr>
+            <w:cnfStyle w:val="001000000000" w:firstRow="0" w:lastRow="0" w:firstColumn="1" w:lastColumn="0" w:oddVBand="0" w:evenVBand="0" w:oddHBand="0" w:evenHBand="0" w:firstRowFirstColumn="0" w:firstRowLastColumn="0" w:lastRowFirstColumn="0" w:lastRowLastColumn="0"/>
+            <w:tcW w:w="2835" w:type="dxa"/>
+            <w:vAlign w:val="center"/>
+          </w:tcPr>
+          <w:p>
+            <w:r>
+              <w:rPr>
+                <w:sz w:val="20"/>
+              </w:rPr>
+              <w:t>4. Pair-wise feature engineering</w:t>
+            </w:r>
+          </w:p>
+        </w:tc>
+        <w:tc>
+          <w:tcPr>
+            <w:tcW w:w="6236" w:type="dxa"/>
+            <w:vAlign w:val="center"/>
+          </w:tcPr>
+          <w:p>
+            <w:pPr>
+              <w:cnfStyle w:val="000000010000" w:firstRow="0" w:lastRow="0" w:firstColumn="0" w:lastColumn="0" w:oddVBand="0" w:evenVBand="0" w:oddHBand="0" w:evenHBand="1" w:firstRowFirstColumn="0" w:firstRowLastColumn="0" w:lastRowFirstColumn="0" w:lastRowLastColumn="0"/>
+            </w:pPr>
+            <w:r>
+              <w:rPr>
+                <w:sz w:val="20"/>
+              </w:rPr>
+              <w:t>Each (u, v) pair is mapped to a fixed-length numeric vector (19 dimensions for Model A, ~290 for Model B). Reason: gradient-boosted trees require tabular inputs. The chosen features (common neighbours, Adamic–Adar, preferential attachment, etc.) have a long track record on social-network link-prediction benchmarks.</w:t>
+            </w:r>
+          </w:p>
+        </w:tc>
+      </w:tr>
+      <w:tr>
+        <w:trPr>
+          <w:cnfStyle w:val="000000100000" w:firstRow="0" w:lastRow="0" w:firstColumn="0" w:lastColumn="0" w:oddVBand="0" w:evenVBand="0" w:oddHBand="1" w:evenHBand="0" w:firstRowFirstColumn="0" w:firstRowLastColumn="0" w:lastRowFirstColumn="0" w:lastRowLastColumn="0"/>
+        </w:trPr>
+        <w:tc>
+          <w:tcPr>
+            <w:cnfStyle w:val="001000000000" w:firstRow="0" w:lastRow="0" w:firstColumn="1" w:lastColumn="0" w:oddVBand="0" w:evenVBand="0" w:oddHBand="0" w:evenHBand="0" w:firstRowFirstColumn="0" w:firstRowLastColumn="0" w:lastRowFirstColumn="0" w:lastRowLastColumn="0"/>
+            <w:tcW w:w="2835" w:type="dxa"/>
+            <w:vAlign w:val="center"/>
+          </w:tcPr>
+          <w:p>
+            <w:r>
+              <w:rPr>
+                <w:sz w:val="20"/>
+              </w:rPr>
+              <w:t>5. SVD on the adjacency matrix (Model B only)</w:t>
+            </w:r>
+          </w:p>
+        </w:tc>
+        <w:tc>
+          <w:tcPr>
+            <w:tcW w:w="6236" w:type="dxa"/>
+            <w:vAlign w:val="center"/>
+          </w:tcPr>
+          <w:p>
+            <w:pPr>
+              <w:cnfStyle w:val="000000100000" w:firstRow="0" w:lastRow="0" w:firstColumn="0" w:lastColumn="0" w:oddVBand="0" w:evenVBand="0" w:oddHBand="1" w:evenHBand="0" w:firstRowFirstColumn="0" w:firstRowLastColumn="0" w:lastRowFirstColumn="0" w:lastRowLastColumn="0"/>
+            </w:pPr>
+            <w:r>
+              <w:rPr>
+                <w:sz w:val="20"/>
+              </w:rPr>
+              <w:t>The directed adjacency A is factorised by truncated SVD into 256-dim source and destination embeddings per node. Reason: hand-crafted features capture local topology but miss latent role/community structure. SVD is a cheap, deterministic embedding that complements local features. The Hadamard product of source and destination embeddings is a standard pair-wise representation for link prediction.</w:t>
+            </w:r>
+          </w:p>
+        </w:tc>
+      </w:tr>
+      <w:tr>
+        <w:trPr>
+          <w:cnfStyle w:val="000000010000" w:firstRow="0" w:lastRow="0" w:firstColumn="0" w:lastColumn="0" w:oddVBand="0" w:evenVBand="0" w:oddHBand="0" w:evenHBand="1" w:firstRowFirstColumn="0" w:firstRowLastColumn="0" w:lastRowFirstColumn="0" w:lastRowLastColumn="0"/>
+        </w:trPr>
+        <w:tc>
+          <w:tcPr>
+            <w:cnfStyle w:val="001000000000" w:firstRow="0" w:lastRow="0" w:firstColumn="1" w:lastColumn="0" w:oddVBand="0" w:evenVBand="0" w:oddHBand="0" w:evenHBand="0" w:firstRowFirstColumn="0" w:firstRowLastColumn="0" w:lastRowFirstColumn="0" w:lastRowLastColumn="0"/>
+            <w:tcW w:w="2835" w:type="dxa"/>
+            <w:vAlign w:val="center"/>
+          </w:tcPr>
+          <w:p>
+            <w:r>
+              <w:rPr>
+                <w:sz w:val="20"/>
+              </w:rPr>
+              <w:t>6. Pre-computed global node scores (Model B only)</w:t>
+            </w:r>
+          </w:p>
+        </w:tc>
+        <w:tc>
+          <w:tcPr>
+            <w:tcW w:w="6236" w:type="dxa"/>
+            <w:vAlign w:val="center"/>
+          </w:tcPr>
+          <w:p>
+            <w:pPr>
+              <w:cnfStyle w:val="000000010000" w:firstRow="0" w:lastRow="0" w:firstColumn="0" w:lastColumn="0" w:oddVBand="0" w:evenVBand="0" w:oddHBand="0" w:evenHBand="1" w:firstRowFirstColumn="0" w:firstRowLastColumn="0" w:lastRowFirstColumn="0" w:lastRowLastColumn="0"/>
+            </w:pPr>
+            <w:r>
+              <w:rPr>
+                <w:sz w:val="20"/>
+              </w:rPr>
+              <w:t>PageRank, HITS hub/authority, and Louvain communities are computed once and cached per node. Reason: these scores express global importance and group membership — information orthogonal to local neighbourhood features — and are too expensive to recompute per (u, v) pair.</w:t>
+            </w:r>
+          </w:p>
+        </w:tc>
+      </w:tr>
+      <w:tr>
+        <w:trPr>
+          <w:cnfStyle w:val="000000100000" w:firstRow="0" w:lastRow="0" w:firstColumn="0" w:lastColumn="0" w:oddVBand="0" w:evenVBand="0" w:oddHBand="1" w:evenHBand="0" w:firstRowFirstColumn="0" w:firstRowLastColumn="0" w:lastRowFirstColumn="0" w:lastRowLastColumn="0"/>
+        </w:trPr>
+        <w:tc>
+          <w:tcPr>
+            <w:cnfStyle w:val="001000000000" w:firstRow="0" w:lastRow="0" w:firstColumn="1" w:lastColumn="0" w:oddVBand="0" w:evenVBand="0" w:oddHBand="0" w:evenHBand="0" w:firstRowFirstColumn="0" w:firstRowLastColumn="0" w:lastRowFirstColumn="0" w:lastRowLastColumn="0"/>
+            <w:tcW w:w="2835" w:type="dxa"/>
+            <w:vAlign w:val="center"/>
+          </w:tcPr>
+          <w:p>
+            <w:r>
+              <w:rPr>
+                <w:sz w:val="20"/>
+              </w:rPr>
+              <w:t>7. LightGBM classifier</w:t>
+            </w:r>
+          </w:p>
+        </w:tc>
+        <w:tc>
+          <w:tcPr>
+            <w:tcW w:w="6236" w:type="dxa"/>
+            <w:vAlign w:val="center"/>
+          </w:tcPr>
+          <w:p>
+            <w:pPr>
+              <w:cnfStyle w:val="000000100000" w:firstRow="0" w:lastRow="0" w:firstColumn="0" w:lastColumn="0" w:oddVBand="0" w:evenVBand="0" w:oddHBand="1" w:evenHBand="0" w:firstRowFirstColumn="0" w:firstRowLastColumn="0" w:lastRowFirstColumn="0" w:lastRowLastColumn="0"/>
+            </w:pPr>
+            <w:r>
+              <w:rPr>
+                <w:sz w:val="20"/>
+              </w:rPr>
+              <w:t>Gradient-boosted decision trees are used for both models. Reason: LightGBM handles features with very different scales (degrees in 1–1000 vs. similarities in [0, 1]) without normalisation, captures non-linear interactions automatically, trains quickly on ~370 K rows, and provides built-in early stopping and feature-importance reporting.</w:t>
+            </w:r>
+          </w:p>
+        </w:tc>
+      </w:tr>
+      <w:tr>
+        <w:trPr>
+          <w:cnfStyle w:val="000000010000" w:firstRow="0" w:lastRow="0" w:firstColumn="0" w:lastColumn="0" w:oddVBand="0" w:evenVBand="0" w:oddHBand="0" w:evenHBand="1" w:firstRowFirstColumn="0" w:firstRowLastColumn="0" w:lastRowFirstColumn="0" w:lastRowLastColumn="0"/>
+        </w:trPr>
+        <w:tc>
+          <w:tcPr>
+            <w:cnfStyle w:val="001000000000" w:firstRow="0" w:lastRow="0" w:firstColumn="1" w:lastColumn="0" w:oddVBand="0" w:evenVBand="0" w:oddHBand="0" w:evenHBand="0" w:firstRowFirstColumn="0" w:firstRowLastColumn="0" w:lastRowFirstColumn="0" w:lastRowLastColumn="0"/>
+            <w:tcW w:w="2835" w:type="dxa"/>
+            <w:vAlign w:val="center"/>
+          </w:tcPr>
+          <w:p>
+            <w:r>
+              <w:rPr>
+                <w:sz w:val="20"/>
+              </w:rPr>
+              <w:t>8. Stratified 5-fold cross-validation</w:t>
+            </w:r>
+          </w:p>
+        </w:tc>
+        <w:tc>
+          <w:tcPr>
+            <w:tcW w:w="6236" w:type="dxa"/>
+            <w:vAlign w:val="center"/>
+          </w:tcPr>
+          <w:p>
+            <w:pPr>
+              <w:cnfStyle w:val="000000010000" w:firstRow="0" w:lastRow="0" w:firstColumn="0" w:lastColumn="0" w:oddVBand="0" w:evenVBand="0" w:oddHBand="0" w:evenHBand="1" w:firstRowFirstColumn="0" w:firstRowLastColumn="0" w:lastRowFirstColumn="0" w:lastRowLastColumn="0"/>
+            </w:pPr>
+            <w:r>
+              <w:rPr>
+                <w:sz w:val="20"/>
+              </w:rPr>
+              <w:t>Both models are evaluated by stratified 5-fold CV. Reason: stratification preserves the 1:1 positive/negative ratio in every fold; 5 folds balance variance of the CV estimate against retraining cost. Test prediction differs between the two models: Model A averages predictions across the 5 fold-trained models, which acts as a small ensemble, while Model B uses CV only for evaluation and then refits a single classifier on the full training set to predict the test set.</w:t>
+            </w:r>
+          </w:p>
+        </w:tc>
+      </w:tr>
+      <w:tr>
+        <w:trPr>
+          <w:cnfStyle w:val="000000100000" w:firstRow="0" w:lastRow="0" w:firstColumn="0" w:lastColumn="0" w:oddVBand="0" w:evenVBand="0" w:oddHBand="1" w:evenHBand="0" w:firstRowFirstColumn="0" w:firstRowLastColumn="0" w:lastRowFirstColumn="0" w:lastRowLastColumn="0"/>
+        </w:trPr>
+        <w:tc>
+          <w:tcPr>
+            <w:cnfStyle w:val="001000000000" w:firstRow="0" w:lastRow="0" w:firstColumn="1" w:lastColumn="0" w:oddVBand="0" w:evenVBand="0" w:oddHBand="0" w:evenHBand="0" w:firstRowFirstColumn="0" w:firstRowLastColumn="0" w:lastRowFirstColumn="0" w:lastRowLastColumn="0"/>
+            <w:tcW w:w="2835" w:type="dxa"/>
+            <w:vAlign w:val="center"/>
+          </w:tcPr>
+          <w:p>
+            <w:r>
+              <w:rPr>
+                <w:sz w:val="20"/>
+              </w:rPr>
+              <w:t>9. Rank-space prediction blending</w:t>
+            </w:r>
+          </w:p>
+        </w:tc>
+        <w:tc>
+          <w:tcPr>
+            <w:tcW w:w="6236" w:type="dxa"/>
+            <w:vAlign w:val="center"/>
+          </w:tcPr>
+          <w:p>
+            <w:pPr>
+              <w:cnfStyle w:val="000000100000" w:firstRow="0" w:lastRow="0" w:firstColumn="0" w:lastColumn="0" w:oddVBand="0" w:evenVBand="0" w:oddHBand="1" w:evenHBand="0" w:firstRowFirstColumn="0" w:firstRowLastColumn="0" w:lastRowFirstColumn="0" w:lastRowLastColumn="0"/>
+            </w:pPr>
+            <w:r>
+              <w:rPr>
+                <w:sz w:val="20"/>
+              </w:rPr>
+              <w:t>Each model's probability vector is replaced by its percentile ranks before averaging. Reason: the two models output probabilities on very different scales (mean 0.111 vs. 0.409). Naive probability averaging would let the higher-mean model dominate regardless of the weight. Percentile ranks normalise both models to a uniform (0, 1] distribution, preserving only relative ordering — which is what ROC AUC measures.</w:t>
+            </w:r>
+          </w:p>
+        </w:tc>
+      </w:tr>
+    </w:tbl>
+    <w:p>
+      <w:r>
+        <w:t>Steps 1, 3, 4, 7, 8 are shared by both models. Step 2 (adjacency caching) is Model A only. Steps 5–6 (SVD embeddings, global node scores) are Model B only. Step 9 combines the two models' predictions into the final submission.</w:t>
+      </w:r>
+    </w:p>
+    <w:p>
+      <w:pPr>
+        <w:pStyle w:val="Heading2"/>
+      </w:pPr>
+      <w:r>
+        <w:lastRenderedPageBreak/>
+        <w:t>2.2 Model A — Hand-Crafted Graph Features</w:t>
       </w:r>
     </w:p>
     <w:p>
@@ -566,7 +988,6 @@
         <w:pStyle w:val="ListBullet"/>
       </w:pPr>
       <w:r>
-        <w:lastRenderedPageBreak/>
         <w:t>Negative samples: random non-edges drawn equal in count to positives (random seed = 42).</w:t>
       </w:r>
     </w:p>
@@ -599,7 +1020,7 @@
         <w:pStyle w:val="Heading2"/>
       </w:pPr>
       <w:r>
-        <w:t>2.2 Model B — Graph Features and SVD Embeddings</w:t>
+        <w:t>2.3 Model B — Graph Features and SVD Embeddings</w:t>
       </w:r>
     </w:p>
     <w:p>
@@ -656,7 +1077,7 @@
         <w:pStyle w:val="Heading2"/>
       </w:pPr>
       <w:r>
-        <w:t>2.3 Final Ensemble — Rank-Space Blending</w:t>
+        <w:t>2.4 Final Ensemble — Rank-Space Blending</w:t>
       </w:r>
     </w:p>
     <w:p>
@@ -751,6 +1172,7 @@
               <w:rPr>
                 <w:sz w:val="20"/>
               </w:rPr>
+              <w:lastRenderedPageBreak/>
               <w:t>Model A</w:t>
             </w:r>
           </w:p>
@@ -963,7 +1385,6 @@
               <w:rPr>
                 <w:sz w:val="20"/>
               </w:rPr>
-              <w:lastRenderedPageBreak/>
               <w:t>Model A (main_1.py)</w:t>
             </w:r>
           </w:p>
@@ -1407,6 +1828,7 @@
         <w:pStyle w:val="Heading2"/>
       </w:pPr>
       <w:r>
+        <w:lastRenderedPageBreak/>
         <w:t>4.2 Input Data</w:t>
       </w:r>
     </w:p>
@@ -1483,7 +1905,6 @@
         <w:pStyle w:val="Heading2"/>
       </w:pPr>
       <w:r>
-        <w:lastRenderedPageBreak/>
         <w:t>4.4 Step 2 — Train Model B</w:t>
       </w:r>
     </w:p>
@@ -1601,6 +2022,7 @@
     </w:p>
     <w:p>
       <w:r>
+        <w:lastRenderedPageBreak/>
         <w:t>Replace the sample_random_negatives function with at least one of:</w:t>
       </w:r>
     </w:p>
@@ -1651,7 +2073,6 @@
         <w:pStyle w:val="ListBullet"/>
       </w:pPr>
       <w:r>
-        <w:lastRenderedPageBreak/>
         <w:t>Node2vec or DeepWalk: random-walk-based embeddings that capture both local and global structure.</w:t>
       </w:r>
     </w:p>
@@ -2125,6 +2546,7 @@
     </w:tbl>
     <w:p>
       <w:r>
+        <w:lastRenderedPageBreak/>
         <w:t>Hard-negative sampling alone is the highest-impact, lowest-effort change and should be attempted first in any future iteration.</w:t>
       </w:r>
     </w:p>
@@ -2595,31 +3017,31 @@
       </w:rPr>
     </w:lvl>
   </w:abstractNum>
-  <w:num w:numId="1" w16cid:durableId="1948541569">
+  <w:num w:numId="1" w16cid:durableId="1076630507">
     <w:abstractNumId w:val="8"/>
   </w:num>
-  <w:num w:numId="2" w16cid:durableId="1144349456">
+  <w:num w:numId="2" w16cid:durableId="359278928">
     <w:abstractNumId w:val="6"/>
   </w:num>
-  <w:num w:numId="3" w16cid:durableId="1109202840">
+  <w:num w:numId="3" w16cid:durableId="2015261820">
     <w:abstractNumId w:val="5"/>
   </w:num>
-  <w:num w:numId="4" w16cid:durableId="2008483788">
+  <w:num w:numId="4" w16cid:durableId="1828978862">
     <w:abstractNumId w:val="4"/>
   </w:num>
-  <w:num w:numId="5" w16cid:durableId="1840659580">
+  <w:num w:numId="5" w16cid:durableId="1734236148">
     <w:abstractNumId w:val="7"/>
   </w:num>
-  <w:num w:numId="6" w16cid:durableId="2102263871">
+  <w:num w:numId="6" w16cid:durableId="233273692">
     <w:abstractNumId w:val="3"/>
   </w:num>
-  <w:num w:numId="7" w16cid:durableId="141705265">
+  <w:num w:numId="7" w16cid:durableId="1678000869">
     <w:abstractNumId w:val="2"/>
   </w:num>
-  <w:num w:numId="8" w16cid:durableId="8915062">
+  <w:num w:numId="8" w16cid:durableId="1498420463">
     <w:abstractNumId w:val="1"/>
   </w:num>
-  <w:num w:numId="9" w16cid:durableId="862476299">
+  <w:num w:numId="9" w16cid:durableId="93940144">
     <w:abstractNumId w:val="0"/>
   </w:num>
 </w:numbering>

--- a/M11415803_Le_Trung_Kien_report.docx
+++ b/M11415803_Le_Trung_Kien_report.docx
@@ -5,11 +5,14 @@
     <w:p>
       <w:pPr>
         <w:jc w:val="center"/>
+        <w:rPr>
+          <w:rFonts w:ascii="Arial" w:hAnsi="Arial" w:cs="Arial"/>
+        </w:rPr>
       </w:pPr>
       <w:r>
         <w:rPr>
+          <w:rFonts w:ascii="Arial" w:hAnsi="Arial" w:cs="Arial"/>
           <w:b/>
-          <w:color w:val="2F5496"/>
           <w:sz w:val="40"/>
         </w:rPr>
         <w:t>Link Prediction on a Directed Social Network</w:t>
@@ -18,60 +21,135 @@
     <w:p>
       <w:pPr>
         <w:jc w:val="center"/>
+        <w:rPr>
+          <w:rFonts w:ascii="Arial" w:hAnsi="Arial" w:cs="Arial"/>
+        </w:rPr>
       </w:pPr>
       <w:r>
         <w:rPr>
+          <w:rFonts w:ascii="Arial" w:hAnsi="Arial" w:cs="Arial"/>
           <w:i/>
           <w:color w:val="595959"/>
           <w:sz w:val="26"/>
         </w:rPr>
-        <w:t>HW1.2 — Final Report</w:t>
+        <w:t xml:space="preserve">HW1.2 </w:t>
+      </w:r>
+      <w:r>
+        <w:rPr>
+          <w:rFonts w:ascii="Arial" w:hAnsi="Arial" w:cs="Arial"/>
+          <w:i/>
+          <w:color w:val="595959"/>
+          <w:sz w:val="26"/>
+        </w:rPr>
+        <w:t>-</w:t>
+      </w:r>
+      <w:r>
+        <w:rPr>
+          <w:rFonts w:ascii="Arial" w:hAnsi="Arial" w:cs="Arial"/>
+          <w:i/>
+          <w:color w:val="595959"/>
+          <w:sz w:val="26"/>
+        </w:rPr>
+        <w:t xml:space="preserve"> Final Report</w:t>
       </w:r>
     </w:p>
     <w:p>
       <w:pPr>
         <w:jc w:val="center"/>
+        <w:rPr>
+          <w:rFonts w:ascii="Arial" w:hAnsi="Arial" w:cs="Arial"/>
+        </w:rPr>
       </w:pPr>
       <w:r>
         <w:rPr>
+          <w:rFonts w:ascii="Arial" w:hAnsi="Arial" w:cs="Arial"/>
+          <w:b/>
+        </w:rPr>
+        <w:t xml:space="preserve">Student Name: </w:t>
+      </w:r>
+      <w:r>
+        <w:rPr>
+          <w:rFonts w:ascii="Arial" w:hAnsi="Arial" w:cs="Arial"/>
           <w:b/>
         </w:rPr>
         <w:t>Le Trung Kien</w:t>
       </w:r>
       <w:r>
+        <w:rPr>
+          <w:rFonts w:ascii="Arial" w:hAnsi="Arial" w:cs="Arial"/>
+        </w:rPr>
         <w:t xml:space="preserve">    |    </w:t>
       </w:r>
       <w:r>
         <w:rPr>
+          <w:rFonts w:ascii="Arial" w:hAnsi="Arial" w:cs="Arial"/>
           <w:b/>
         </w:rPr>
         <w:t>Student ID: M11415803</w:t>
       </w:r>
     </w:p>
-    <w:p/>
+    <w:p>
+      <w:pPr>
+        <w:rPr>
+          <w:rFonts w:ascii="Arial" w:hAnsi="Arial" w:cs="Arial"/>
+        </w:rPr>
+      </w:pPr>
+    </w:p>
     <w:p>
       <w:pPr>
         <w:pStyle w:val="Heading1"/>
+        <w:rPr>
+          <w:rFonts w:ascii="Arial" w:hAnsi="Arial" w:cs="Arial"/>
+          <w:color w:val="auto"/>
+        </w:rPr>
       </w:pPr>
       <w:r>
+        <w:rPr>
+          <w:rFonts w:ascii="Arial" w:hAnsi="Arial" w:cs="Arial"/>
+          <w:color w:val="auto"/>
+        </w:rPr>
         <w:t>Task</w:t>
       </w:r>
     </w:p>
     <w:p>
+      <w:pPr>
+        <w:rPr>
+          <w:rFonts w:ascii="Arial" w:hAnsi="Arial" w:cs="Arial"/>
+        </w:rPr>
+      </w:pPr>
       <w:r>
+        <w:rPr>
+          <w:rFonts w:ascii="Arial" w:hAnsi="Arial" w:cs="Arial"/>
+        </w:rPr>
         <w:t>Predict hidden directed edges (Node1 → Node2) in a social-network graph reconstructed from approximately 186,000 observed training edges. Approximately 33,000 hidden edges are present in the test set. The evaluation metric is ROC AUC (Area Under the Receiver Operating Characteristic Curve).</w:t>
       </w:r>
     </w:p>
     <w:p>
       <w:pPr>
         <w:pStyle w:val="Heading1"/>
+        <w:rPr>
+          <w:rFonts w:ascii="Arial" w:hAnsi="Arial" w:cs="Arial"/>
+          <w:color w:val="auto"/>
+        </w:rPr>
       </w:pPr>
       <w:r>
+        <w:rPr>
+          <w:rFonts w:ascii="Arial" w:hAnsi="Arial" w:cs="Arial"/>
+          <w:color w:val="auto"/>
+        </w:rPr>
         <w:t>1. Approach Summary</w:t>
       </w:r>
     </w:p>
     <w:p>
+      <w:pPr>
+        <w:rPr>
+          <w:rFonts w:ascii="Arial" w:hAnsi="Arial" w:cs="Arial"/>
+        </w:rPr>
+      </w:pPr>
       <w:r>
+        <w:rPr>
+          <w:rFonts w:ascii="Arial" w:hAnsi="Arial" w:cs="Arial"/>
+        </w:rPr>
         <w:t>Two complementary supervised models were trained, and their outputs were blended in rank space to produce the final prediction.</w:t>
       </w:r>
     </w:p>
@@ -79,6 +157,14 @@
       <w:tblPr>
         <w:tblStyle w:val="LightGrid-Accent1"/>
         <w:tblW w:w="0" w:type="auto"/>
+        <w:tblBorders>
+          <w:top w:val="single" w:sz="8" w:space="0" w:color="000000" w:themeColor="text1"/>
+          <w:left w:val="single" w:sz="8" w:space="0" w:color="000000" w:themeColor="text1"/>
+          <w:bottom w:val="single" w:sz="8" w:space="0" w:color="000000" w:themeColor="text1"/>
+          <w:right w:val="single" w:sz="8" w:space="0" w:color="000000" w:themeColor="text1"/>
+          <w:insideH w:val="single" w:sz="8" w:space="0" w:color="000000" w:themeColor="text1"/>
+          <w:insideV w:val="single" w:sz="8" w:space="0" w:color="000000" w:themeColor="text1"/>
+        </w:tblBorders>
         <w:tblLayout w:type="fixed"/>
         <w:tblLook w:val="04A0" w:firstRow="1" w:lastRow="0" w:firstColumn="1" w:lastColumn="0" w:noHBand="0" w:noVBand="1"/>
       </w:tblPr>
@@ -94,13 +180,23 @@
           <w:tcPr>
             <w:cnfStyle w:val="001000000000" w:firstRow="0" w:lastRow="0" w:firstColumn="1" w:lastColumn="0" w:oddVBand="0" w:evenVBand="0" w:oddHBand="0" w:evenHBand="0" w:firstRowFirstColumn="0" w:firstRowLastColumn="0" w:lastRowFirstColumn="0" w:lastRowLastColumn="0"/>
             <w:tcW w:w="2835" w:type="dxa"/>
-            <w:shd w:val="clear" w:color="auto" w:fill="2F5496"/>
+            <w:tcBorders>
+              <w:top w:val="none" w:sz="0" w:space="0" w:color="auto"/>
+              <w:left w:val="none" w:sz="0" w:space="0" w:color="auto"/>
+              <w:bottom w:val="none" w:sz="0" w:space="0" w:color="auto"/>
+              <w:right w:val="none" w:sz="0" w:space="0" w:color="auto"/>
+            </w:tcBorders>
             <w:vAlign w:val="center"/>
           </w:tcPr>
           <w:p>
+            <w:pPr>
+              <w:rPr>
+                <w:rFonts w:ascii="Arial" w:hAnsi="Arial" w:cs="Arial"/>
+              </w:rPr>
+            </w:pPr>
             <w:r>
               <w:rPr>
-                <w:color w:val="FFFFFF"/>
+                <w:rFonts w:ascii="Arial" w:hAnsi="Arial" w:cs="Arial"/>
                 <w:sz w:val="20"/>
               </w:rPr>
               <w:t>Component</w:t>
@@ -110,16 +206,24 @@
         <w:tc>
           <w:tcPr>
             <w:tcW w:w="6236" w:type="dxa"/>
-            <w:shd w:val="clear" w:color="auto" w:fill="2F5496"/>
+            <w:tcBorders>
+              <w:top w:val="none" w:sz="0" w:space="0" w:color="auto"/>
+              <w:left w:val="none" w:sz="0" w:space="0" w:color="auto"/>
+              <w:bottom w:val="none" w:sz="0" w:space="0" w:color="auto"/>
+              <w:right w:val="none" w:sz="0" w:space="0" w:color="auto"/>
+            </w:tcBorders>
             <w:vAlign w:val="center"/>
           </w:tcPr>
           <w:p>
             <w:pPr>
               <w:cnfStyle w:val="100000000000" w:firstRow="1" w:lastRow="0" w:firstColumn="0" w:lastColumn="0" w:oddVBand="0" w:evenVBand="0" w:oddHBand="0" w:evenHBand="0" w:firstRowFirstColumn="0" w:firstRowLastColumn="0" w:lastRowFirstColumn="0" w:lastRowLastColumn="0"/>
+              <w:rPr>
+                <w:rFonts w:ascii="Arial" w:hAnsi="Arial" w:cs="Arial"/>
+              </w:rPr>
             </w:pPr>
             <w:r>
               <w:rPr>
-                <w:color w:val="FFFFFF"/>
+                <w:rFonts w:ascii="Arial" w:hAnsi="Arial" w:cs="Arial"/>
                 <w:sz w:val="20"/>
               </w:rPr>
               <w:t>Role</w:t>
@@ -135,11 +239,24 @@
           <w:tcPr>
             <w:cnfStyle w:val="001000000000" w:firstRow="0" w:lastRow="0" w:firstColumn="1" w:lastColumn="0" w:oddVBand="0" w:evenVBand="0" w:oddHBand="0" w:evenHBand="0" w:firstRowFirstColumn="0" w:firstRowLastColumn="0" w:lastRowFirstColumn="0" w:lastRowLastColumn="0"/>
             <w:tcW w:w="2835" w:type="dxa"/>
+            <w:tcBorders>
+              <w:top w:val="none" w:sz="0" w:space="0" w:color="auto"/>
+              <w:left w:val="none" w:sz="0" w:space="0" w:color="auto"/>
+              <w:bottom w:val="none" w:sz="0" w:space="0" w:color="auto"/>
+              <w:right w:val="none" w:sz="0" w:space="0" w:color="auto"/>
+            </w:tcBorders>
+            <w:shd w:val="clear" w:color="auto" w:fill="auto"/>
             <w:vAlign w:val="center"/>
           </w:tcPr>
           <w:p>
+            <w:pPr>
+              <w:rPr>
+                <w:rFonts w:ascii="Arial" w:hAnsi="Arial" w:cs="Arial"/>
+              </w:rPr>
+            </w:pPr>
             <w:r>
               <w:rPr>
+                <w:rFonts w:ascii="Arial" w:hAnsi="Arial" w:cs="Arial"/>
                 <w:sz w:val="20"/>
               </w:rPr>
               <w:t>Model A (main_1.py)</w:t>
@@ -149,14 +266,25 @@
         <w:tc>
           <w:tcPr>
             <w:tcW w:w="6236" w:type="dxa"/>
+            <w:tcBorders>
+              <w:top w:val="none" w:sz="0" w:space="0" w:color="auto"/>
+              <w:left w:val="none" w:sz="0" w:space="0" w:color="auto"/>
+              <w:bottom w:val="none" w:sz="0" w:space="0" w:color="auto"/>
+              <w:right w:val="none" w:sz="0" w:space="0" w:color="auto"/>
+            </w:tcBorders>
+            <w:shd w:val="clear" w:color="auto" w:fill="auto"/>
             <w:vAlign w:val="center"/>
           </w:tcPr>
           <w:p>
             <w:pPr>
               <w:cnfStyle w:val="000000100000" w:firstRow="0" w:lastRow="0" w:firstColumn="0" w:lastColumn="0" w:oddVBand="0" w:evenVBand="0" w:oddHBand="1" w:evenHBand="0" w:firstRowFirstColumn="0" w:firstRowLastColumn="0" w:lastRowFirstColumn="0" w:lastRowLastColumn="0"/>
+              <w:rPr>
+                <w:rFonts w:ascii="Arial" w:hAnsi="Arial" w:cs="Arial"/>
+              </w:rPr>
             </w:pPr>
             <w:r>
               <w:rPr>
+                <w:rFonts w:ascii="Arial" w:hAnsi="Arial" w:cs="Arial"/>
                 <w:sz w:val="20"/>
               </w:rPr>
               <w:t>Compact hand-crafted graph features with LightGBM classifier.</w:t>
@@ -172,11 +300,23 @@
           <w:tcPr>
             <w:cnfStyle w:val="001000000000" w:firstRow="0" w:lastRow="0" w:firstColumn="1" w:lastColumn="0" w:oddVBand="0" w:evenVBand="0" w:oddHBand="0" w:evenHBand="0" w:firstRowFirstColumn="0" w:firstRowLastColumn="0" w:lastRowFirstColumn="0" w:lastRowLastColumn="0"/>
             <w:tcW w:w="2835" w:type="dxa"/>
+            <w:tcBorders>
+              <w:top w:val="none" w:sz="0" w:space="0" w:color="auto"/>
+              <w:left w:val="none" w:sz="0" w:space="0" w:color="auto"/>
+              <w:bottom w:val="none" w:sz="0" w:space="0" w:color="auto"/>
+              <w:right w:val="none" w:sz="0" w:space="0" w:color="auto"/>
+            </w:tcBorders>
             <w:vAlign w:val="center"/>
           </w:tcPr>
           <w:p>
+            <w:pPr>
+              <w:rPr>
+                <w:rFonts w:ascii="Arial" w:hAnsi="Arial" w:cs="Arial"/>
+              </w:rPr>
+            </w:pPr>
             <w:r>
               <w:rPr>
+                <w:rFonts w:ascii="Arial" w:hAnsi="Arial" w:cs="Arial"/>
                 <w:sz w:val="20"/>
               </w:rPr>
               <w:t>Model B (main_2.py)</w:t>
@@ -186,14 +326,24 @@
         <w:tc>
           <w:tcPr>
             <w:tcW w:w="6236" w:type="dxa"/>
+            <w:tcBorders>
+              <w:top w:val="none" w:sz="0" w:space="0" w:color="auto"/>
+              <w:left w:val="none" w:sz="0" w:space="0" w:color="auto"/>
+              <w:bottom w:val="none" w:sz="0" w:space="0" w:color="auto"/>
+              <w:right w:val="none" w:sz="0" w:space="0" w:color="auto"/>
+            </w:tcBorders>
             <w:vAlign w:val="center"/>
           </w:tcPr>
           <w:p>
             <w:pPr>
               <w:cnfStyle w:val="000000010000" w:firstRow="0" w:lastRow="0" w:firstColumn="0" w:lastColumn="0" w:oddVBand="0" w:evenVBand="0" w:oddHBand="0" w:evenHBand="1" w:firstRowFirstColumn="0" w:firstRowLastColumn="0" w:lastRowFirstColumn="0" w:lastRowLastColumn="0"/>
+              <w:rPr>
+                <w:rFonts w:ascii="Arial" w:hAnsi="Arial" w:cs="Arial"/>
+              </w:rPr>
             </w:pPr>
             <w:r>
               <w:rPr>
+                <w:rFonts w:ascii="Arial" w:hAnsi="Arial" w:cs="Arial"/>
                 <w:sz w:val="20"/>
               </w:rPr>
               <w:t>Extended graph features plus 256-dim SVD embeddings with LightGBM.</w:t>
@@ -209,11 +359,24 @@
           <w:tcPr>
             <w:cnfStyle w:val="001000000000" w:firstRow="0" w:lastRow="0" w:firstColumn="1" w:lastColumn="0" w:oddVBand="0" w:evenVBand="0" w:oddHBand="0" w:evenHBand="0" w:firstRowFirstColumn="0" w:firstRowLastColumn="0" w:lastRowFirstColumn="0" w:lastRowLastColumn="0"/>
             <w:tcW w:w="2835" w:type="dxa"/>
+            <w:tcBorders>
+              <w:top w:val="none" w:sz="0" w:space="0" w:color="auto"/>
+              <w:left w:val="none" w:sz="0" w:space="0" w:color="auto"/>
+              <w:bottom w:val="none" w:sz="0" w:space="0" w:color="auto"/>
+              <w:right w:val="none" w:sz="0" w:space="0" w:color="auto"/>
+            </w:tcBorders>
+            <w:shd w:val="clear" w:color="auto" w:fill="auto"/>
             <w:vAlign w:val="center"/>
           </w:tcPr>
           <w:p>
+            <w:pPr>
+              <w:rPr>
+                <w:rFonts w:ascii="Arial" w:hAnsi="Arial" w:cs="Arial"/>
+              </w:rPr>
+            </w:pPr>
             <w:r>
               <w:rPr>
+                <w:rFonts w:ascii="Arial" w:hAnsi="Arial" w:cs="Arial"/>
                 <w:sz w:val="20"/>
               </w:rPr>
               <w:t>Rank blend (make_blends.py)</w:t>
@@ -223,14 +386,25 @@
         <w:tc>
           <w:tcPr>
             <w:tcW w:w="6236" w:type="dxa"/>
+            <w:tcBorders>
+              <w:top w:val="none" w:sz="0" w:space="0" w:color="auto"/>
+              <w:left w:val="none" w:sz="0" w:space="0" w:color="auto"/>
+              <w:bottom w:val="none" w:sz="0" w:space="0" w:color="auto"/>
+              <w:right w:val="none" w:sz="0" w:space="0" w:color="auto"/>
+            </w:tcBorders>
+            <w:shd w:val="clear" w:color="auto" w:fill="auto"/>
             <w:vAlign w:val="center"/>
           </w:tcPr>
           <w:p>
             <w:pPr>
               <w:cnfStyle w:val="000000100000" w:firstRow="0" w:lastRow="0" w:firstColumn="0" w:lastColumn="0" w:oddVBand="0" w:evenVBand="0" w:oddHBand="1" w:evenHBand="0" w:firstRowFirstColumn="0" w:firstRowLastColumn="0" w:lastRowFirstColumn="0" w:lastRowLastColumn="0"/>
+              <w:rPr>
+                <w:rFonts w:ascii="Arial" w:hAnsi="Arial" w:cs="Arial"/>
+              </w:rPr>
             </w:pPr>
             <w:r>
               <w:rPr>
+                <w:rFonts w:ascii="Arial" w:hAnsi="Arial" w:cs="Arial"/>
                 <w:sz w:val="20"/>
               </w:rPr>
               <w:t>Weighted average of percentile ranks: 0.8 × Model A + 0.2 × Model B.</w:t>
@@ -240,33 +414,73 @@
       </w:tr>
     </w:tbl>
     <w:p>
+      <w:pPr>
+        <w:rPr>
+          <w:rFonts w:ascii="Arial" w:hAnsi="Arial" w:cs="Arial"/>
+        </w:rPr>
+      </w:pPr>
       <w:r>
+        <w:rPr>
+          <w:rFonts w:ascii="Arial" w:hAnsi="Arial" w:cs="Arial"/>
+        </w:rPr>
         <w:t>The blend was chosen because the two models exhibit moderate disagreement (Spearman ρ = 0.7226 between their predictions), indicating that combining them captures orthogonal signal not present in either model alone.</w:t>
       </w:r>
     </w:p>
     <w:p>
       <w:pPr>
         <w:pStyle w:val="Heading1"/>
+        <w:rPr>
+          <w:rFonts w:ascii="Arial" w:hAnsi="Arial" w:cs="Arial"/>
+          <w:color w:val="auto"/>
+        </w:rPr>
       </w:pPr>
       <w:r>
+        <w:rPr>
+          <w:rFonts w:ascii="Arial" w:hAnsi="Arial" w:cs="Arial"/>
+          <w:color w:val="auto"/>
+        </w:rPr>
         <w:t>2. Method and Algorithm Design</w:t>
       </w:r>
     </w:p>
     <w:p>
       <w:pPr>
         <w:pStyle w:val="Heading2"/>
+        <w:rPr>
+          <w:rFonts w:ascii="Arial" w:hAnsi="Arial" w:cs="Arial"/>
+          <w:color w:val="auto"/>
+        </w:rPr>
       </w:pPr>
       <w:r>
+        <w:rPr>
+          <w:rFonts w:ascii="Arial" w:hAnsi="Arial" w:cs="Arial"/>
+          <w:color w:val="auto"/>
+        </w:rPr>
         <w:t>2.1 Algorithm Structure and Preprocessing Rationale</w:t>
       </w:r>
     </w:p>
     <w:p>
+      <w:pPr>
+        <w:rPr>
+          <w:rFonts w:ascii="Arial" w:hAnsi="Arial" w:cs="Arial"/>
+        </w:rPr>
+      </w:pPr>
       <w:r>
+        <w:rPr>
+          <w:rFonts w:ascii="Arial" w:hAnsi="Arial" w:cs="Arial"/>
+        </w:rPr>
         <w:t>The link-prediction task is reformulated as a supervised binary classification problem. The pipeline proceeds in three stages: (i) build a graph from the training edges, (ii) extract features per candidate (u, v) pair, and (iii) train a classifier on observed edges plus synthetic negatives. Two such pipelines are run in parallel (Models A and B, Sections 2.2 and 2.3), and their predictions are combined in a final blending step (Section 2.4).</w:t>
       </w:r>
     </w:p>
     <w:p>
+      <w:pPr>
+        <w:rPr>
+          <w:rFonts w:ascii="Arial" w:hAnsi="Arial" w:cs="Arial"/>
+        </w:rPr>
+      </w:pPr>
       <w:r>
+        <w:rPr>
+          <w:rFonts w:ascii="Arial" w:hAnsi="Arial" w:cs="Arial"/>
+        </w:rPr>
         <w:t>Every preprocessing step is listed below together with the reason for performing it.</w:t>
       </w:r>
     </w:p>
@@ -274,6 +488,14 @@
       <w:tblPr>
         <w:tblStyle w:val="LightGrid-Accent1"/>
         <w:tblW w:w="0" w:type="auto"/>
+        <w:tblBorders>
+          <w:top w:val="single" w:sz="8" w:space="0" w:color="000000" w:themeColor="text1"/>
+          <w:left w:val="single" w:sz="8" w:space="0" w:color="000000" w:themeColor="text1"/>
+          <w:bottom w:val="single" w:sz="8" w:space="0" w:color="000000" w:themeColor="text1"/>
+          <w:right w:val="single" w:sz="8" w:space="0" w:color="000000" w:themeColor="text1"/>
+          <w:insideH w:val="single" w:sz="8" w:space="0" w:color="000000" w:themeColor="text1"/>
+          <w:insideV w:val="single" w:sz="8" w:space="0" w:color="000000" w:themeColor="text1"/>
+        </w:tblBorders>
         <w:tblLayout w:type="fixed"/>
         <w:tblLook w:val="04A0" w:firstRow="1" w:lastRow="0" w:firstColumn="1" w:lastColumn="0" w:noHBand="0" w:noVBand="1"/>
       </w:tblPr>
@@ -289,13 +511,23 @@
           <w:tcPr>
             <w:cnfStyle w:val="001000000000" w:firstRow="0" w:lastRow="0" w:firstColumn="1" w:lastColumn="0" w:oddVBand="0" w:evenVBand="0" w:oddHBand="0" w:evenHBand="0" w:firstRowFirstColumn="0" w:firstRowLastColumn="0" w:lastRowFirstColumn="0" w:lastRowLastColumn="0"/>
             <w:tcW w:w="2835" w:type="dxa"/>
-            <w:shd w:val="clear" w:color="auto" w:fill="2F5496"/>
+            <w:tcBorders>
+              <w:top w:val="none" w:sz="0" w:space="0" w:color="auto"/>
+              <w:left w:val="none" w:sz="0" w:space="0" w:color="auto"/>
+              <w:bottom w:val="none" w:sz="0" w:space="0" w:color="auto"/>
+              <w:right w:val="none" w:sz="0" w:space="0" w:color="auto"/>
+            </w:tcBorders>
             <w:vAlign w:val="center"/>
           </w:tcPr>
           <w:p>
+            <w:pPr>
+              <w:rPr>
+                <w:rFonts w:ascii="Arial" w:hAnsi="Arial" w:cs="Arial"/>
+              </w:rPr>
+            </w:pPr>
             <w:r>
               <w:rPr>
-                <w:color w:val="FFFFFF"/>
+                <w:rFonts w:ascii="Arial" w:hAnsi="Arial" w:cs="Arial"/>
                 <w:sz w:val="20"/>
               </w:rPr>
               <w:t>Preprocessing step</w:t>
@@ -305,16 +537,24 @@
         <w:tc>
           <w:tcPr>
             <w:tcW w:w="6236" w:type="dxa"/>
-            <w:shd w:val="clear" w:color="auto" w:fill="2F5496"/>
+            <w:tcBorders>
+              <w:top w:val="none" w:sz="0" w:space="0" w:color="auto"/>
+              <w:left w:val="none" w:sz="0" w:space="0" w:color="auto"/>
+              <w:bottom w:val="none" w:sz="0" w:space="0" w:color="auto"/>
+              <w:right w:val="none" w:sz="0" w:space="0" w:color="auto"/>
+            </w:tcBorders>
             <w:vAlign w:val="center"/>
           </w:tcPr>
           <w:p>
             <w:pPr>
               <w:cnfStyle w:val="100000000000" w:firstRow="1" w:lastRow="0" w:firstColumn="0" w:lastColumn="0" w:oddVBand="0" w:evenVBand="0" w:oddHBand="0" w:evenHBand="0" w:firstRowFirstColumn="0" w:firstRowLastColumn="0" w:lastRowFirstColumn="0" w:lastRowLastColumn="0"/>
+              <w:rPr>
+                <w:rFonts w:ascii="Arial" w:hAnsi="Arial" w:cs="Arial"/>
+              </w:rPr>
             </w:pPr>
             <w:r>
               <w:rPr>
-                <w:color w:val="FFFFFF"/>
+                <w:rFonts w:ascii="Arial" w:hAnsi="Arial" w:cs="Arial"/>
                 <w:sz w:val="20"/>
               </w:rPr>
               <w:t>Description and rationale</w:t>
@@ -330,11 +570,24 @@
           <w:tcPr>
             <w:cnfStyle w:val="001000000000" w:firstRow="0" w:lastRow="0" w:firstColumn="1" w:lastColumn="0" w:oddVBand="0" w:evenVBand="0" w:oddHBand="0" w:evenHBand="0" w:firstRowFirstColumn="0" w:firstRowLastColumn="0" w:lastRowFirstColumn="0" w:lastRowLastColumn="0"/>
             <w:tcW w:w="2835" w:type="dxa"/>
+            <w:tcBorders>
+              <w:top w:val="none" w:sz="0" w:space="0" w:color="auto"/>
+              <w:left w:val="none" w:sz="0" w:space="0" w:color="auto"/>
+              <w:bottom w:val="none" w:sz="0" w:space="0" w:color="auto"/>
+              <w:right w:val="none" w:sz="0" w:space="0" w:color="auto"/>
+            </w:tcBorders>
+            <w:shd w:val="clear" w:color="auto" w:fill="auto"/>
             <w:vAlign w:val="center"/>
           </w:tcPr>
           <w:p>
+            <w:pPr>
+              <w:rPr>
+                <w:rFonts w:ascii="Arial" w:hAnsi="Arial" w:cs="Arial"/>
+              </w:rPr>
+            </w:pPr>
             <w:r>
               <w:rPr>
+                <w:rFonts w:ascii="Arial" w:hAnsi="Arial" w:cs="Arial"/>
                 <w:sz w:val="20"/>
               </w:rPr>
               <w:t>1. Graph construction</w:t>
@@ -344,17 +597,50 @@
         <w:tc>
           <w:tcPr>
             <w:tcW w:w="6236" w:type="dxa"/>
+            <w:tcBorders>
+              <w:top w:val="none" w:sz="0" w:space="0" w:color="auto"/>
+              <w:left w:val="none" w:sz="0" w:space="0" w:color="auto"/>
+              <w:bottom w:val="none" w:sz="0" w:space="0" w:color="auto"/>
+              <w:right w:val="none" w:sz="0" w:space="0" w:color="auto"/>
+            </w:tcBorders>
+            <w:shd w:val="clear" w:color="auto" w:fill="auto"/>
             <w:vAlign w:val="center"/>
           </w:tcPr>
           <w:p>
             <w:pPr>
               <w:cnfStyle w:val="000000100000" w:firstRow="0" w:lastRow="0" w:firstColumn="0" w:lastColumn="0" w:oddVBand="0" w:evenVBand="0" w:oddHBand="1" w:evenHBand="0" w:firstRowFirstColumn="0" w:firstRowLastColumn="0" w:lastRowFirstColumn="0" w:lastRowLastColumn="0"/>
+              <w:rPr>
+                <w:rFonts w:ascii="Arial" w:hAnsi="Arial" w:cs="Arial"/>
+              </w:rPr>
             </w:pPr>
             <w:r>
               <w:rPr>
+                <w:rFonts w:ascii="Arial" w:hAnsi="Arial" w:cs="Arial"/>
                 <w:sz w:val="20"/>
               </w:rPr>
-              <w:t>Train edges (Node1, Node2) are loaded into a NetworkX DiGraph; the undirected projection is also built. Reason: most local similarity metrics (Jaccard, Adamic–Adar) are conventionally defined on undirected graphs, while reciprocity and direction-aware metrics need the directed view.</w:t>
+              <w:t>Train edges (Node1, Node2) are loaded into a NetworkX DiGraph; the undirected projection is also built. Reason: most local similarity metrics (Jaccard, Adamic</w:t>
+            </w:r>
+            <w:r>
+              <w:rPr>
+                <w:rFonts w:ascii="Arial" w:hAnsi="Arial" w:cs="Arial"/>
+                <w:sz w:val="20"/>
+              </w:rPr>
+              <w:t>-</w:t>
+            </w:r>
+            <w:r>
+              <w:rPr>
+                <w:rFonts w:ascii="Arial" w:hAnsi="Arial" w:cs="Arial"/>
+                <w:sz w:val="20"/>
+              </w:rPr>
+              <w:t xml:space="preserve">Adar) are conventionally defined on undirected graphs, while reciprocity and direction-aware metrics </w:t>
+            </w:r>
+            <w:r>
+              <w:rPr>
+                <w:rFonts w:ascii="Arial" w:hAnsi="Arial" w:cs="Arial"/>
+                <w:sz w:val="20"/>
+              </w:rPr>
+              <w:lastRenderedPageBreak/>
+              <w:t>need the directed view.</w:t>
             </w:r>
           </w:p>
         </w:tc>
@@ -367,58 +653,54 @@
           <w:tcPr>
             <w:cnfStyle w:val="001000000000" w:firstRow="0" w:lastRow="0" w:firstColumn="1" w:lastColumn="0" w:oddVBand="0" w:evenVBand="0" w:oddHBand="0" w:evenHBand="0" w:firstRowFirstColumn="0" w:firstRowLastColumn="0" w:lastRowFirstColumn="0" w:lastRowLastColumn="0"/>
             <w:tcW w:w="2835" w:type="dxa"/>
+            <w:tcBorders>
+              <w:top w:val="none" w:sz="0" w:space="0" w:color="auto"/>
+              <w:left w:val="none" w:sz="0" w:space="0" w:color="auto"/>
+              <w:bottom w:val="none" w:sz="0" w:space="0" w:color="auto"/>
+              <w:right w:val="none" w:sz="0" w:space="0" w:color="auto"/>
+            </w:tcBorders>
             <w:vAlign w:val="center"/>
           </w:tcPr>
           <w:p>
+            <w:pPr>
+              <w:rPr>
+                <w:rFonts w:ascii="Arial" w:hAnsi="Arial" w:cs="Arial"/>
+              </w:rPr>
+            </w:pPr>
             <w:r>
               <w:rPr>
+                <w:rFonts w:ascii="Arial" w:hAnsi="Arial" w:cs="Arial"/>
                 <w:sz w:val="20"/>
               </w:rPr>
-              <w:t xml:space="preserve">2. Adjacency caching (Model A </w:t>
-            </w:r>
-            <w:r>
-              <w:rPr>
-                <w:sz w:val="20"/>
-              </w:rPr>
               <w:lastRenderedPageBreak/>
-              <w:t>only)</w:t>
+              <w:t>2. Adjacency caching</w:t>
             </w:r>
           </w:p>
         </w:tc>
         <w:tc>
           <w:tcPr>
             <w:tcW w:w="6236" w:type="dxa"/>
+            <w:tcBorders>
+              <w:top w:val="none" w:sz="0" w:space="0" w:color="auto"/>
+              <w:left w:val="none" w:sz="0" w:space="0" w:color="auto"/>
+              <w:bottom w:val="none" w:sz="0" w:space="0" w:color="auto"/>
+              <w:right w:val="none" w:sz="0" w:space="0" w:color="auto"/>
+            </w:tcBorders>
             <w:vAlign w:val="center"/>
           </w:tcPr>
           <w:p>
             <w:pPr>
               <w:cnfStyle w:val="000000010000" w:firstRow="0" w:lastRow="0" w:firstColumn="0" w:lastColumn="0" w:oddVBand="0" w:evenVBand="0" w:oddHBand="0" w:evenHBand="1" w:firstRowFirstColumn="0" w:firstRowLastColumn="0" w:lastRowFirstColumn="0" w:lastRowLastColumn="0"/>
+              <w:rPr>
+                <w:rFonts w:ascii="Arial" w:hAnsi="Arial" w:cs="Arial"/>
+              </w:rPr>
             </w:pPr>
             <w:r>
               <w:rPr>
+                <w:rFonts w:ascii="Arial" w:hAnsi="Arial" w:cs="Arial"/>
                 <w:sz w:val="20"/>
               </w:rPr>
-              <w:lastRenderedPageBreak/>
-              <w:t xml:space="preserve">Successor sets, predecessor sets, and in/out degrees are cached as </w:t>
-            </w:r>
-            <w:r>
-              <w:rPr>
-                <w:sz w:val="20"/>
-              </w:rPr>
-              <w:lastRenderedPageBreak/>
-              <w:t xml:space="preserve">Python dicts before feature extraction begins. Reason: NetworkX's per-call successors() is O(degree). With ~370 K (u, v) pairs and many neighbour lookups per pair, caching reduces each lookup to O(1) and brings feature extraction from minutes to seconds. Model B does not perform this caching </w:t>
-            </w:r>
-            <w:r>
-              <w:rPr>
-                <w:sz w:val="20"/>
-              </w:rPr>
-              <w:t>-</w:t>
-            </w:r>
-            <w:r>
-              <w:rPr>
-                <w:sz w:val="20"/>
-              </w:rPr>
-              <w:t xml:space="preserve"> it calls G.successors() and G.predecessors() inline per pair, which is partly why its feature extraction is slower despite having a similar feature set.</w:t>
+              <w:t>Successor sets, predecessor sets, and in/out degrees are cached as Python dicts before feature extraction begins (both models). Reason: NetworkX's per-call successors() is O(degree). With ~370 K (u, v) pairs and many neighbour lookups per pair, caching reduces each lookup to O(1) and brings feature extraction from minutes to seconds.</w:t>
             </w:r>
           </w:p>
         </w:tc>
@@ -431,14 +713,26 @@
           <w:tcPr>
             <w:cnfStyle w:val="001000000000" w:firstRow="0" w:lastRow="0" w:firstColumn="1" w:lastColumn="0" w:oddVBand="0" w:evenVBand="0" w:oddHBand="0" w:evenHBand="0" w:firstRowFirstColumn="0" w:firstRowLastColumn="0" w:lastRowFirstColumn="0" w:lastRowLastColumn="0"/>
             <w:tcW w:w="2835" w:type="dxa"/>
+            <w:tcBorders>
+              <w:top w:val="none" w:sz="0" w:space="0" w:color="auto"/>
+              <w:left w:val="none" w:sz="0" w:space="0" w:color="auto"/>
+              <w:bottom w:val="none" w:sz="0" w:space="0" w:color="auto"/>
+              <w:right w:val="none" w:sz="0" w:space="0" w:color="auto"/>
+            </w:tcBorders>
+            <w:shd w:val="clear" w:color="auto" w:fill="auto"/>
             <w:vAlign w:val="center"/>
           </w:tcPr>
           <w:p>
+            <w:pPr>
+              <w:rPr>
+                <w:rFonts w:ascii="Arial" w:hAnsi="Arial" w:cs="Arial"/>
+              </w:rPr>
+            </w:pPr>
             <w:r>
               <w:rPr>
+                <w:rFonts w:ascii="Arial" w:hAnsi="Arial" w:cs="Arial"/>
                 <w:sz w:val="20"/>
               </w:rPr>
-              <w:lastRenderedPageBreak/>
               <w:t>3. Negative sampling</w:t>
             </w:r>
           </w:p>
@@ -446,14 +740,25 @@
         <w:tc>
           <w:tcPr>
             <w:tcW w:w="6236" w:type="dxa"/>
+            <w:tcBorders>
+              <w:top w:val="none" w:sz="0" w:space="0" w:color="auto"/>
+              <w:left w:val="none" w:sz="0" w:space="0" w:color="auto"/>
+              <w:bottom w:val="none" w:sz="0" w:space="0" w:color="auto"/>
+              <w:right w:val="none" w:sz="0" w:space="0" w:color="auto"/>
+            </w:tcBorders>
+            <w:shd w:val="clear" w:color="auto" w:fill="auto"/>
             <w:vAlign w:val="center"/>
           </w:tcPr>
           <w:p>
             <w:pPr>
               <w:cnfStyle w:val="000000100000" w:firstRow="0" w:lastRow="0" w:firstColumn="0" w:lastColumn="0" w:oddVBand="0" w:evenVBand="0" w:oddHBand="1" w:evenHBand="0" w:firstRowFirstColumn="0" w:firstRowLastColumn="0" w:lastRowFirstColumn="0" w:lastRowLastColumn="0"/>
+              <w:rPr>
+                <w:rFonts w:ascii="Arial" w:hAnsi="Arial" w:cs="Arial"/>
+              </w:rPr>
             </w:pPr>
             <w:r>
               <w:rPr>
+                <w:rFonts w:ascii="Arial" w:hAnsi="Arial" w:cs="Arial"/>
                 <w:sz w:val="20"/>
               </w:rPr>
               <w:t>Random non-existent edges are sampled in equal count to the positive edges, producing balanced training data. Reason: link prediction has only positive labels; a discriminative classifier needs negatives. Random sampling is the standard baseline. Limitation: random negatives are easy to separate from positives, which inflates CV AUC; harder alternatives are discussed in Section 5.1.</w:t>
@@ -469,11 +774,23 @@
           <w:tcPr>
             <w:cnfStyle w:val="001000000000" w:firstRow="0" w:lastRow="0" w:firstColumn="1" w:lastColumn="0" w:oddVBand="0" w:evenVBand="0" w:oddHBand="0" w:evenHBand="0" w:firstRowFirstColumn="0" w:firstRowLastColumn="0" w:lastRowFirstColumn="0" w:lastRowLastColumn="0"/>
             <w:tcW w:w="2835" w:type="dxa"/>
+            <w:tcBorders>
+              <w:top w:val="none" w:sz="0" w:space="0" w:color="auto"/>
+              <w:left w:val="none" w:sz="0" w:space="0" w:color="auto"/>
+              <w:bottom w:val="none" w:sz="0" w:space="0" w:color="auto"/>
+              <w:right w:val="none" w:sz="0" w:space="0" w:color="auto"/>
+            </w:tcBorders>
             <w:vAlign w:val="center"/>
           </w:tcPr>
           <w:p>
+            <w:pPr>
+              <w:rPr>
+                <w:rFonts w:ascii="Arial" w:hAnsi="Arial" w:cs="Arial"/>
+              </w:rPr>
+            </w:pPr>
             <w:r>
               <w:rPr>
+                <w:rFonts w:ascii="Arial" w:hAnsi="Arial" w:cs="Arial"/>
                 <w:sz w:val="20"/>
               </w:rPr>
               <w:t>4. Pair-wise feature engineering</w:t>
@@ -483,17 +800,41 @@
         <w:tc>
           <w:tcPr>
             <w:tcW w:w="6236" w:type="dxa"/>
+            <w:tcBorders>
+              <w:top w:val="none" w:sz="0" w:space="0" w:color="auto"/>
+              <w:left w:val="none" w:sz="0" w:space="0" w:color="auto"/>
+              <w:bottom w:val="none" w:sz="0" w:space="0" w:color="auto"/>
+              <w:right w:val="none" w:sz="0" w:space="0" w:color="auto"/>
+            </w:tcBorders>
             <w:vAlign w:val="center"/>
           </w:tcPr>
           <w:p>
             <w:pPr>
               <w:cnfStyle w:val="000000010000" w:firstRow="0" w:lastRow="0" w:firstColumn="0" w:lastColumn="0" w:oddVBand="0" w:evenVBand="0" w:oddHBand="0" w:evenHBand="1" w:firstRowFirstColumn="0" w:firstRowLastColumn="0" w:lastRowFirstColumn="0" w:lastRowLastColumn="0"/>
+              <w:rPr>
+                <w:rFonts w:ascii="Arial" w:hAnsi="Arial" w:cs="Arial"/>
+              </w:rPr>
             </w:pPr>
             <w:r>
               <w:rPr>
+                <w:rFonts w:ascii="Arial" w:hAnsi="Arial" w:cs="Arial"/>
                 <w:sz w:val="20"/>
               </w:rPr>
-              <w:t>Each (u, v) pair is mapped to a fixed-length numeric vector (19 dimensions for Model A, ~290 for Model B). Reason: gradient-boosted trees require tabular inputs. The chosen features (common neighbours, Adamic–Adar, preferential attachment, etc.) have a long track record on social-network link-prediction benchmarks.</w:t>
+              <w:t>Each (u, v) pair is mapped to a fixed-length numeric vector (19 dimensions for Model A, ~290 for Model B). Reason: gradient-boosted trees require tabular inputs. The chosen features (common neighbours, Adamic</w:t>
+            </w:r>
+            <w:r>
+              <w:rPr>
+                <w:rFonts w:ascii="Arial" w:hAnsi="Arial" w:cs="Arial"/>
+                <w:sz w:val="20"/>
+              </w:rPr>
+              <w:t>-</w:t>
+            </w:r>
+            <w:r>
+              <w:rPr>
+                <w:rFonts w:ascii="Arial" w:hAnsi="Arial" w:cs="Arial"/>
+                <w:sz w:val="20"/>
+              </w:rPr>
+              <w:t>Adar, preferential attachment, etc.) have a long track record on social-network link-prediction benchmarks.</w:t>
             </w:r>
           </w:p>
         </w:tc>
@@ -506,11 +847,24 @@
           <w:tcPr>
             <w:cnfStyle w:val="001000000000" w:firstRow="0" w:lastRow="0" w:firstColumn="1" w:lastColumn="0" w:oddVBand="0" w:evenVBand="0" w:oddHBand="0" w:evenHBand="0" w:firstRowFirstColumn="0" w:firstRowLastColumn="0" w:lastRowFirstColumn="0" w:lastRowLastColumn="0"/>
             <w:tcW w:w="2835" w:type="dxa"/>
+            <w:tcBorders>
+              <w:top w:val="none" w:sz="0" w:space="0" w:color="auto"/>
+              <w:left w:val="none" w:sz="0" w:space="0" w:color="auto"/>
+              <w:bottom w:val="none" w:sz="0" w:space="0" w:color="auto"/>
+              <w:right w:val="none" w:sz="0" w:space="0" w:color="auto"/>
+            </w:tcBorders>
+            <w:shd w:val="clear" w:color="auto" w:fill="auto"/>
             <w:vAlign w:val="center"/>
           </w:tcPr>
           <w:p>
+            <w:pPr>
+              <w:rPr>
+                <w:rFonts w:ascii="Arial" w:hAnsi="Arial" w:cs="Arial"/>
+              </w:rPr>
+            </w:pPr>
             <w:r>
               <w:rPr>
+                <w:rFonts w:ascii="Arial" w:hAnsi="Arial" w:cs="Arial"/>
                 <w:sz w:val="20"/>
               </w:rPr>
               <w:t>5. SVD on the adjacency matrix (Model B only)</w:t>
@@ -520,14 +874,25 @@
         <w:tc>
           <w:tcPr>
             <w:tcW w:w="6236" w:type="dxa"/>
+            <w:tcBorders>
+              <w:top w:val="none" w:sz="0" w:space="0" w:color="auto"/>
+              <w:left w:val="none" w:sz="0" w:space="0" w:color="auto"/>
+              <w:bottom w:val="none" w:sz="0" w:space="0" w:color="auto"/>
+              <w:right w:val="none" w:sz="0" w:space="0" w:color="auto"/>
+            </w:tcBorders>
+            <w:shd w:val="clear" w:color="auto" w:fill="auto"/>
             <w:vAlign w:val="center"/>
           </w:tcPr>
           <w:p>
             <w:pPr>
               <w:cnfStyle w:val="000000100000" w:firstRow="0" w:lastRow="0" w:firstColumn="0" w:lastColumn="0" w:oddVBand="0" w:evenVBand="0" w:oddHBand="1" w:evenHBand="0" w:firstRowFirstColumn="0" w:firstRowLastColumn="0" w:lastRowFirstColumn="0" w:lastRowLastColumn="0"/>
+              <w:rPr>
+                <w:rFonts w:ascii="Arial" w:hAnsi="Arial" w:cs="Arial"/>
+              </w:rPr>
             </w:pPr>
             <w:r>
               <w:rPr>
+                <w:rFonts w:ascii="Arial" w:hAnsi="Arial" w:cs="Arial"/>
                 <w:sz w:val="20"/>
               </w:rPr>
               <w:t>The directed adjacency A is factorised by truncated SVD into 256-dim source and destination embeddings per node. Reason: hand-crafted features capture local topology but miss latent role/community structure. SVD is a cheap, deterministic embedding that complements local features. The Hadamard product of source and destination embeddings is a standard pair-wise representation for link prediction.</w:t>
@@ -543,11 +908,23 @@
           <w:tcPr>
             <w:cnfStyle w:val="001000000000" w:firstRow="0" w:lastRow="0" w:firstColumn="1" w:lastColumn="0" w:oddVBand="0" w:evenVBand="0" w:oddHBand="0" w:evenHBand="0" w:firstRowFirstColumn="0" w:firstRowLastColumn="0" w:lastRowFirstColumn="0" w:lastRowLastColumn="0"/>
             <w:tcW w:w="2835" w:type="dxa"/>
+            <w:tcBorders>
+              <w:top w:val="none" w:sz="0" w:space="0" w:color="auto"/>
+              <w:left w:val="none" w:sz="0" w:space="0" w:color="auto"/>
+              <w:bottom w:val="none" w:sz="0" w:space="0" w:color="auto"/>
+              <w:right w:val="none" w:sz="0" w:space="0" w:color="auto"/>
+            </w:tcBorders>
             <w:vAlign w:val="center"/>
           </w:tcPr>
           <w:p>
+            <w:pPr>
+              <w:rPr>
+                <w:rFonts w:ascii="Arial" w:hAnsi="Arial" w:cs="Arial"/>
+              </w:rPr>
+            </w:pPr>
             <w:r>
               <w:rPr>
+                <w:rFonts w:ascii="Arial" w:hAnsi="Arial" w:cs="Arial"/>
                 <w:sz w:val="20"/>
               </w:rPr>
               <w:t>6. Pre-computed global node scores (Model B only)</w:t>
@@ -557,17 +934,55 @@
         <w:tc>
           <w:tcPr>
             <w:tcW w:w="6236" w:type="dxa"/>
+            <w:tcBorders>
+              <w:top w:val="none" w:sz="0" w:space="0" w:color="auto"/>
+              <w:left w:val="none" w:sz="0" w:space="0" w:color="auto"/>
+              <w:bottom w:val="none" w:sz="0" w:space="0" w:color="auto"/>
+              <w:right w:val="none" w:sz="0" w:space="0" w:color="auto"/>
+            </w:tcBorders>
             <w:vAlign w:val="center"/>
           </w:tcPr>
           <w:p>
             <w:pPr>
               <w:cnfStyle w:val="000000010000" w:firstRow="0" w:lastRow="0" w:firstColumn="0" w:lastColumn="0" w:oddVBand="0" w:evenVBand="0" w:oddHBand="0" w:evenHBand="1" w:firstRowFirstColumn="0" w:firstRowLastColumn="0" w:lastRowFirstColumn="0" w:lastRowLastColumn="0"/>
+              <w:rPr>
+                <w:rFonts w:ascii="Arial" w:hAnsi="Arial" w:cs="Arial"/>
+              </w:rPr>
             </w:pPr>
             <w:r>
               <w:rPr>
+                <w:rFonts w:ascii="Arial" w:hAnsi="Arial" w:cs="Arial"/>
                 <w:sz w:val="20"/>
               </w:rPr>
-              <w:t>PageRank, HITS hub/authority, and Louvain communities are computed once and cached per node. Reason: these scores express global importance and group membership — information orthogonal to local neighbourhood features — and are too expensive to recompute per (u, v) pair.</w:t>
+              <w:t xml:space="preserve">PageRank, HITS hub/authority, and Louvain communities are computed once and cached per node. Reason: these scores express global importance and group membership </w:t>
+            </w:r>
+            <w:r>
+              <w:rPr>
+                <w:rFonts w:ascii="Arial" w:hAnsi="Arial" w:cs="Arial"/>
+                <w:sz w:val="20"/>
+              </w:rPr>
+              <w:t>-</w:t>
+            </w:r>
+            <w:r>
+              <w:rPr>
+                <w:rFonts w:ascii="Arial" w:hAnsi="Arial" w:cs="Arial"/>
+                <w:sz w:val="20"/>
+              </w:rPr>
+              <w:t xml:space="preserve"> information orthogonal to local neighbourhood features </w:t>
+            </w:r>
+            <w:r>
+              <w:rPr>
+                <w:rFonts w:ascii="Arial" w:hAnsi="Arial" w:cs="Arial"/>
+                <w:sz w:val="20"/>
+              </w:rPr>
+              <w:t>-</w:t>
+            </w:r>
+            <w:r>
+              <w:rPr>
+                <w:rFonts w:ascii="Arial" w:hAnsi="Arial" w:cs="Arial"/>
+                <w:sz w:val="20"/>
+              </w:rPr>
+              <w:t xml:space="preserve"> and are too expensive to recompute per (u, v) pair.</w:t>
             </w:r>
           </w:p>
         </w:tc>
@@ -580,11 +995,24 @@
           <w:tcPr>
             <w:cnfStyle w:val="001000000000" w:firstRow="0" w:lastRow="0" w:firstColumn="1" w:lastColumn="0" w:oddVBand="0" w:evenVBand="0" w:oddHBand="0" w:evenHBand="0" w:firstRowFirstColumn="0" w:firstRowLastColumn="0" w:lastRowFirstColumn="0" w:lastRowLastColumn="0"/>
             <w:tcW w:w="2835" w:type="dxa"/>
+            <w:tcBorders>
+              <w:top w:val="none" w:sz="0" w:space="0" w:color="auto"/>
+              <w:left w:val="none" w:sz="0" w:space="0" w:color="auto"/>
+              <w:bottom w:val="none" w:sz="0" w:space="0" w:color="auto"/>
+              <w:right w:val="none" w:sz="0" w:space="0" w:color="auto"/>
+            </w:tcBorders>
+            <w:shd w:val="clear" w:color="auto" w:fill="auto"/>
             <w:vAlign w:val="center"/>
           </w:tcPr>
           <w:p>
+            <w:pPr>
+              <w:rPr>
+                <w:rFonts w:ascii="Arial" w:hAnsi="Arial" w:cs="Arial"/>
+              </w:rPr>
+            </w:pPr>
             <w:r>
               <w:rPr>
+                <w:rFonts w:ascii="Arial" w:hAnsi="Arial" w:cs="Arial"/>
                 <w:sz w:val="20"/>
               </w:rPr>
               <w:t>7. LightGBM classifier</w:t>
@@ -594,17 +1022,42 @@
         <w:tc>
           <w:tcPr>
             <w:tcW w:w="6236" w:type="dxa"/>
+            <w:tcBorders>
+              <w:top w:val="none" w:sz="0" w:space="0" w:color="auto"/>
+              <w:left w:val="none" w:sz="0" w:space="0" w:color="auto"/>
+              <w:bottom w:val="none" w:sz="0" w:space="0" w:color="auto"/>
+              <w:right w:val="none" w:sz="0" w:space="0" w:color="auto"/>
+            </w:tcBorders>
+            <w:shd w:val="clear" w:color="auto" w:fill="auto"/>
             <w:vAlign w:val="center"/>
           </w:tcPr>
           <w:p>
             <w:pPr>
               <w:cnfStyle w:val="000000100000" w:firstRow="0" w:lastRow="0" w:firstColumn="0" w:lastColumn="0" w:oddVBand="0" w:evenVBand="0" w:oddHBand="1" w:evenHBand="0" w:firstRowFirstColumn="0" w:firstRowLastColumn="0" w:lastRowFirstColumn="0" w:lastRowLastColumn="0"/>
+              <w:rPr>
+                <w:rFonts w:ascii="Arial" w:hAnsi="Arial" w:cs="Arial"/>
+              </w:rPr>
             </w:pPr>
             <w:r>
               <w:rPr>
+                <w:rFonts w:ascii="Arial" w:hAnsi="Arial" w:cs="Arial"/>
                 <w:sz w:val="20"/>
               </w:rPr>
-              <w:t>Gradient-boosted decision trees are used for both models. Reason: LightGBM handles features with very different scales (degrees in 1–1000 vs. similarities in [0, 1]) without normalisation, captures non-linear interactions automatically, trains quickly on ~370 K rows, and provides built-in early stopping and feature-importance reporting.</w:t>
+              <w:t>Gradient-boosted decision trees are used for both models. Reason: LightGBM handles features with very different scales (degrees in 1</w:t>
+            </w:r>
+            <w:r>
+              <w:rPr>
+                <w:rFonts w:ascii="Arial" w:hAnsi="Arial" w:cs="Arial"/>
+                <w:sz w:val="20"/>
+              </w:rPr>
+              <w:t>-</w:t>
+            </w:r>
+            <w:r>
+              <w:rPr>
+                <w:rFonts w:ascii="Arial" w:hAnsi="Arial" w:cs="Arial"/>
+                <w:sz w:val="20"/>
+              </w:rPr>
+              <w:t>1000 vs. similarities in [0, 1]) without normalisation, captures non-linear interactions automatically, trains quickly on ~370 K rows, and provides built-in early stopping and feature-importance reporting.</w:t>
             </w:r>
           </w:p>
         </w:tc>
@@ -617,31 +1070,53 @@
           <w:tcPr>
             <w:cnfStyle w:val="001000000000" w:firstRow="0" w:lastRow="0" w:firstColumn="1" w:lastColumn="0" w:oddVBand="0" w:evenVBand="0" w:oddHBand="0" w:evenHBand="0" w:firstRowFirstColumn="0" w:firstRowLastColumn="0" w:lastRowFirstColumn="0" w:lastRowLastColumn="0"/>
             <w:tcW w:w="2835" w:type="dxa"/>
+            <w:tcBorders>
+              <w:top w:val="none" w:sz="0" w:space="0" w:color="auto"/>
+              <w:left w:val="none" w:sz="0" w:space="0" w:color="auto"/>
+              <w:bottom w:val="none" w:sz="0" w:space="0" w:color="auto"/>
+              <w:right w:val="none" w:sz="0" w:space="0" w:color="auto"/>
+            </w:tcBorders>
             <w:vAlign w:val="center"/>
           </w:tcPr>
           <w:p>
+            <w:pPr>
+              <w:rPr>
+                <w:rFonts w:ascii="Arial" w:hAnsi="Arial" w:cs="Arial"/>
+              </w:rPr>
+            </w:pPr>
             <w:r>
               <w:rPr>
+                <w:rFonts w:ascii="Arial" w:hAnsi="Arial" w:cs="Arial"/>
                 <w:sz w:val="20"/>
               </w:rPr>
-              <w:t>8. Stratified 5-fold cross-validation</w:t>
+              <w:t>8. Stratified 5-fold cross-validation with fold-averaged test predictions</w:t>
             </w:r>
           </w:p>
         </w:tc>
         <w:tc>
           <w:tcPr>
             <w:tcW w:w="6236" w:type="dxa"/>
+            <w:tcBorders>
+              <w:top w:val="none" w:sz="0" w:space="0" w:color="auto"/>
+              <w:left w:val="none" w:sz="0" w:space="0" w:color="auto"/>
+              <w:bottom w:val="none" w:sz="0" w:space="0" w:color="auto"/>
+              <w:right w:val="none" w:sz="0" w:space="0" w:color="auto"/>
+            </w:tcBorders>
             <w:vAlign w:val="center"/>
           </w:tcPr>
           <w:p>
             <w:pPr>
               <w:cnfStyle w:val="000000010000" w:firstRow="0" w:lastRow="0" w:firstColumn="0" w:lastColumn="0" w:oddVBand="0" w:evenVBand="0" w:oddHBand="0" w:evenHBand="1" w:firstRowFirstColumn="0" w:firstRowLastColumn="0" w:lastRowFirstColumn="0" w:lastRowLastColumn="0"/>
+              <w:rPr>
+                <w:rFonts w:ascii="Arial" w:hAnsi="Arial" w:cs="Arial"/>
+              </w:rPr>
             </w:pPr>
             <w:r>
               <w:rPr>
+                <w:rFonts w:ascii="Arial" w:hAnsi="Arial" w:cs="Arial"/>
                 <w:sz w:val="20"/>
               </w:rPr>
-              <w:t>Both models are evaluated by stratified 5-fold CV. Reason: stratification preserves the 1:1 positive/negative ratio in every fold; 5 folds balance variance of the CV estimate against retraining cost. Test prediction differs between the two models: Model A averages predictions across the 5 fold-trained models, which acts as a small ensemble, while Model B uses CV only for evaluation and then refits a single classifier on the full training set to predict the test set.</w:t>
+              <w:t>Both models train 5 fold-models on stratified splits and average their test predictions to produce the final submission. Reason: stratification preserves the 1:1 positive/negative ratio in every fold; 5 folds balance variance of the CV estimate against retraining cost. Averaging the 5 fold-trained models acts as a small ensemble that reduces prediction variance compared to a single classifier refit on all data.</w:t>
             </w:r>
           </w:p>
         </w:tc>
@@ -654,11 +1129,24 @@
           <w:tcPr>
             <w:cnfStyle w:val="001000000000" w:firstRow="0" w:lastRow="0" w:firstColumn="1" w:lastColumn="0" w:oddVBand="0" w:evenVBand="0" w:oddHBand="0" w:evenHBand="0" w:firstRowFirstColumn="0" w:firstRowLastColumn="0" w:lastRowFirstColumn="0" w:lastRowLastColumn="0"/>
             <w:tcW w:w="2835" w:type="dxa"/>
+            <w:tcBorders>
+              <w:top w:val="none" w:sz="0" w:space="0" w:color="auto"/>
+              <w:left w:val="none" w:sz="0" w:space="0" w:color="auto"/>
+              <w:bottom w:val="none" w:sz="0" w:space="0" w:color="auto"/>
+              <w:right w:val="none" w:sz="0" w:space="0" w:color="auto"/>
+            </w:tcBorders>
+            <w:shd w:val="clear" w:color="auto" w:fill="auto"/>
             <w:vAlign w:val="center"/>
           </w:tcPr>
           <w:p>
+            <w:pPr>
+              <w:rPr>
+                <w:rFonts w:ascii="Arial" w:hAnsi="Arial" w:cs="Arial"/>
+              </w:rPr>
+            </w:pPr>
             <w:r>
               <w:rPr>
+                <w:rFonts w:ascii="Arial" w:hAnsi="Arial" w:cs="Arial"/>
                 <w:sz w:val="20"/>
               </w:rPr>
               <w:t>9. Rank-space prediction blending</w:t>
@@ -668,38 +1156,137 @@
         <w:tc>
           <w:tcPr>
             <w:tcW w:w="6236" w:type="dxa"/>
+            <w:tcBorders>
+              <w:top w:val="none" w:sz="0" w:space="0" w:color="auto"/>
+              <w:left w:val="none" w:sz="0" w:space="0" w:color="auto"/>
+              <w:bottom w:val="none" w:sz="0" w:space="0" w:color="auto"/>
+              <w:right w:val="none" w:sz="0" w:space="0" w:color="auto"/>
+            </w:tcBorders>
+            <w:shd w:val="clear" w:color="auto" w:fill="auto"/>
             <w:vAlign w:val="center"/>
           </w:tcPr>
           <w:p>
             <w:pPr>
               <w:cnfStyle w:val="000000100000" w:firstRow="0" w:lastRow="0" w:firstColumn="0" w:lastColumn="0" w:oddVBand="0" w:evenVBand="0" w:oddHBand="1" w:evenHBand="0" w:firstRowFirstColumn="0" w:firstRowLastColumn="0" w:lastRowFirstColumn="0" w:lastRowLastColumn="0"/>
+              <w:rPr>
+                <w:rFonts w:ascii="Arial" w:hAnsi="Arial" w:cs="Arial"/>
+              </w:rPr>
             </w:pPr>
             <w:r>
               <w:rPr>
+                <w:rFonts w:ascii="Arial" w:hAnsi="Arial" w:cs="Arial"/>
                 <w:sz w:val="20"/>
               </w:rPr>
-              <w:t>Each model's probability vector is replaced by its percentile ranks before averaging. Reason: the two models output probabilities on very different scales (mean 0.111 vs. 0.409). Naive probability averaging would let the higher-mean model dominate regardless of the weight. Percentile ranks normalise both models to a uniform (0, 1] distribution, preserving only relative ordering — which is what ROC AUC measures.</w:t>
+              <w:t xml:space="preserve">Each model's probability vector is replaced by its percentile ranks before averaging. Reason: the two models output probabilities on very different scales (mean 0.111 vs. 0.409). Naive probability averaging would let the higher-mean model dominate regardless of the weight. Percentile ranks normalise both models to a uniform (0, 1] distribution, preserving only relative ordering </w:t>
+            </w:r>
+            <w:r>
+              <w:rPr>
+                <w:rFonts w:ascii="Arial" w:hAnsi="Arial" w:cs="Arial"/>
+                <w:sz w:val="20"/>
+              </w:rPr>
+              <w:t>-</w:t>
+            </w:r>
+            <w:r>
+              <w:rPr>
+                <w:rFonts w:ascii="Arial" w:hAnsi="Arial" w:cs="Arial"/>
+                <w:sz w:val="20"/>
+              </w:rPr>
+              <w:t xml:space="preserve"> which is what ROC AUC measures.</w:t>
             </w:r>
           </w:p>
         </w:tc>
       </w:tr>
     </w:tbl>
     <w:p>
+      <w:pPr>
+        <w:rPr>
+          <w:rFonts w:ascii="Arial" w:hAnsi="Arial" w:cs="Arial"/>
+        </w:rPr>
+      </w:pPr>
       <w:r>
-        <w:t>Steps 1, 3, 4, 7, 8 are shared by both models. Step 2 (adjacency caching) is Model A only. Steps 5–6 (SVD embeddings, global node scores) are Model B only. Step 9 combines the two models' predictions into the final submission.</w:t>
+        <w:rPr>
+          <w:rFonts w:ascii="Arial" w:hAnsi="Arial" w:cs="Arial"/>
+        </w:rPr>
+        <w:t>Steps 1</w:t>
+      </w:r>
+      <w:r>
+        <w:rPr>
+          <w:rFonts w:ascii="Arial" w:hAnsi="Arial" w:cs="Arial"/>
+        </w:rPr>
+        <w:t>-</w:t>
+      </w:r>
+      <w:r>
+        <w:rPr>
+          <w:rFonts w:ascii="Arial" w:hAnsi="Arial" w:cs="Arial"/>
+        </w:rPr>
+        <w:t>4 and 7</w:t>
+      </w:r>
+      <w:r>
+        <w:rPr>
+          <w:rFonts w:ascii="Arial" w:hAnsi="Arial" w:cs="Arial"/>
+        </w:rPr>
+        <w:t>-</w:t>
+      </w:r>
+      <w:r>
+        <w:rPr>
+          <w:rFonts w:ascii="Arial" w:hAnsi="Arial" w:cs="Arial"/>
+        </w:rPr>
+        <w:t>8 are shared by both models. Steps 5</w:t>
+      </w:r>
+      <w:r>
+        <w:rPr>
+          <w:rFonts w:ascii="Arial" w:hAnsi="Arial" w:cs="Arial"/>
+        </w:rPr>
+        <w:t>-</w:t>
+      </w:r>
+      <w:r>
+        <w:rPr>
+          <w:rFonts w:ascii="Arial" w:hAnsi="Arial" w:cs="Arial"/>
+        </w:rPr>
+        <w:t>6 (SVD embeddings, global node scores) are Model B only. Step 9 combines the two models' predictions into the final submission.</w:t>
       </w:r>
     </w:p>
     <w:p>
       <w:pPr>
         <w:pStyle w:val="Heading2"/>
+        <w:rPr>
+          <w:rFonts w:ascii="Arial" w:hAnsi="Arial" w:cs="Arial"/>
+          <w:color w:val="auto"/>
+        </w:rPr>
       </w:pPr>
       <w:r>
+        <w:rPr>
+          <w:rFonts w:ascii="Arial" w:hAnsi="Arial" w:cs="Arial"/>
+          <w:color w:val="auto"/>
+        </w:rPr>
         <w:lastRenderedPageBreak/>
-        <w:t>2.2 Model A — Hand-Crafted Graph Features</w:t>
+        <w:t xml:space="preserve">2.2 Model A </w:t>
+      </w:r>
+      <w:r>
+        <w:rPr>
+          <w:rFonts w:ascii="Arial" w:hAnsi="Arial" w:cs="Arial"/>
+          <w:color w:val="auto"/>
+        </w:rPr>
+        <w:t>-</w:t>
+      </w:r>
+      <w:r>
+        <w:rPr>
+          <w:rFonts w:ascii="Arial" w:hAnsi="Arial" w:cs="Arial"/>
+          <w:color w:val="auto"/>
+        </w:rPr>
+        <w:t xml:space="preserve"> Hand-Crafted Graph Features</w:t>
       </w:r>
     </w:p>
     <w:p>
+      <w:pPr>
+        <w:rPr>
+          <w:rFonts w:ascii="Arial" w:hAnsi="Arial" w:cs="Arial"/>
+        </w:rPr>
+      </w:pPr>
       <w:r>
+        <w:rPr>
+          <w:rFonts w:ascii="Arial" w:hAnsi="Arial" w:cs="Arial"/>
+        </w:rPr>
         <w:t>For each candidate pair (u, v), a 19-dimensional feature vector is computed from the directed graph G and its undirected projection. The features fall into the following groups:</w:t>
       </w:r>
     </w:p>
@@ -707,6 +1294,14 @@
       <w:tblPr>
         <w:tblStyle w:val="LightGrid-Accent1"/>
         <w:tblW w:w="0" w:type="auto"/>
+        <w:tblBorders>
+          <w:top w:val="single" w:sz="8" w:space="0" w:color="000000" w:themeColor="text1"/>
+          <w:left w:val="single" w:sz="8" w:space="0" w:color="000000" w:themeColor="text1"/>
+          <w:bottom w:val="single" w:sz="8" w:space="0" w:color="000000" w:themeColor="text1"/>
+          <w:right w:val="single" w:sz="8" w:space="0" w:color="000000" w:themeColor="text1"/>
+          <w:insideH w:val="single" w:sz="8" w:space="0" w:color="000000" w:themeColor="text1"/>
+          <w:insideV w:val="single" w:sz="8" w:space="0" w:color="000000" w:themeColor="text1"/>
+        </w:tblBorders>
         <w:tblLayout w:type="fixed"/>
         <w:tblLook w:val="04A0" w:firstRow="1" w:lastRow="0" w:firstColumn="1" w:lastColumn="0" w:noHBand="0" w:noVBand="1"/>
       </w:tblPr>
@@ -722,13 +1317,23 @@
           <w:tcPr>
             <w:cnfStyle w:val="001000000000" w:firstRow="0" w:lastRow="0" w:firstColumn="1" w:lastColumn="0" w:oddVBand="0" w:evenVBand="0" w:oddHBand="0" w:evenHBand="0" w:firstRowFirstColumn="0" w:firstRowLastColumn="0" w:lastRowFirstColumn="0" w:lastRowLastColumn="0"/>
             <w:tcW w:w="2551" w:type="dxa"/>
-            <w:shd w:val="clear" w:color="auto" w:fill="2F5496"/>
+            <w:tcBorders>
+              <w:top w:val="none" w:sz="0" w:space="0" w:color="auto"/>
+              <w:left w:val="none" w:sz="0" w:space="0" w:color="auto"/>
+              <w:bottom w:val="none" w:sz="0" w:space="0" w:color="auto"/>
+              <w:right w:val="none" w:sz="0" w:space="0" w:color="auto"/>
+            </w:tcBorders>
             <w:vAlign w:val="center"/>
           </w:tcPr>
           <w:p>
+            <w:pPr>
+              <w:rPr>
+                <w:rFonts w:ascii="Arial" w:hAnsi="Arial" w:cs="Arial"/>
+              </w:rPr>
+            </w:pPr>
             <w:r>
               <w:rPr>
-                <w:color w:val="FFFFFF"/>
+                <w:rFonts w:ascii="Arial" w:hAnsi="Arial" w:cs="Arial"/>
                 <w:sz w:val="20"/>
               </w:rPr>
               <w:t>Group</w:t>
@@ -738,16 +1343,24 @@
         <w:tc>
           <w:tcPr>
             <w:tcW w:w="6520" w:type="dxa"/>
-            <w:shd w:val="clear" w:color="auto" w:fill="2F5496"/>
+            <w:tcBorders>
+              <w:top w:val="none" w:sz="0" w:space="0" w:color="auto"/>
+              <w:left w:val="none" w:sz="0" w:space="0" w:color="auto"/>
+              <w:bottom w:val="none" w:sz="0" w:space="0" w:color="auto"/>
+              <w:right w:val="none" w:sz="0" w:space="0" w:color="auto"/>
+            </w:tcBorders>
             <w:vAlign w:val="center"/>
           </w:tcPr>
           <w:p>
             <w:pPr>
               <w:cnfStyle w:val="100000000000" w:firstRow="1" w:lastRow="0" w:firstColumn="0" w:lastColumn="0" w:oddVBand="0" w:evenVBand="0" w:oddHBand="0" w:evenHBand="0" w:firstRowFirstColumn="0" w:firstRowLastColumn="0" w:lastRowFirstColumn="0" w:lastRowLastColumn="0"/>
+              <w:rPr>
+                <w:rFonts w:ascii="Arial" w:hAnsi="Arial" w:cs="Arial"/>
+              </w:rPr>
             </w:pPr>
             <w:r>
               <w:rPr>
-                <w:color w:val="FFFFFF"/>
+                <w:rFonts w:ascii="Arial" w:hAnsi="Arial" w:cs="Arial"/>
                 <w:sz w:val="20"/>
               </w:rPr>
               <w:t>Features</w:t>
@@ -763,11 +1376,24 @@
           <w:tcPr>
             <w:cnfStyle w:val="001000000000" w:firstRow="0" w:lastRow="0" w:firstColumn="1" w:lastColumn="0" w:oddVBand="0" w:evenVBand="0" w:oddHBand="0" w:evenHBand="0" w:firstRowFirstColumn="0" w:firstRowLastColumn="0" w:lastRowFirstColumn="0" w:lastRowLastColumn="0"/>
             <w:tcW w:w="2551" w:type="dxa"/>
+            <w:tcBorders>
+              <w:top w:val="none" w:sz="0" w:space="0" w:color="auto"/>
+              <w:left w:val="none" w:sz="0" w:space="0" w:color="auto"/>
+              <w:bottom w:val="none" w:sz="0" w:space="0" w:color="auto"/>
+              <w:right w:val="none" w:sz="0" w:space="0" w:color="auto"/>
+            </w:tcBorders>
+            <w:shd w:val="clear" w:color="auto" w:fill="auto"/>
             <w:vAlign w:val="center"/>
           </w:tcPr>
           <w:p>
+            <w:pPr>
+              <w:rPr>
+                <w:rFonts w:ascii="Arial" w:hAnsi="Arial" w:cs="Arial"/>
+              </w:rPr>
+            </w:pPr>
             <w:r>
               <w:rPr>
+                <w:rFonts w:ascii="Arial" w:hAnsi="Arial" w:cs="Arial"/>
                 <w:sz w:val="20"/>
               </w:rPr>
               <w:t>Degrees</w:t>
@@ -777,14 +1403,25 @@
         <w:tc>
           <w:tcPr>
             <w:tcW w:w="6520" w:type="dxa"/>
+            <w:tcBorders>
+              <w:top w:val="none" w:sz="0" w:space="0" w:color="auto"/>
+              <w:left w:val="none" w:sz="0" w:space="0" w:color="auto"/>
+              <w:bottom w:val="none" w:sz="0" w:space="0" w:color="auto"/>
+              <w:right w:val="none" w:sz="0" w:space="0" w:color="auto"/>
+            </w:tcBorders>
+            <w:shd w:val="clear" w:color="auto" w:fill="auto"/>
             <w:vAlign w:val="center"/>
           </w:tcPr>
           <w:p>
             <w:pPr>
               <w:cnfStyle w:val="000000100000" w:firstRow="0" w:lastRow="0" w:firstColumn="0" w:lastColumn="0" w:oddVBand="0" w:evenVBand="0" w:oddHBand="1" w:evenHBand="0" w:firstRowFirstColumn="0" w:firstRowLastColumn="0" w:lastRowFirstColumn="0" w:lastRowLastColumn="0"/>
+              <w:rPr>
+                <w:rFonts w:ascii="Arial" w:hAnsi="Arial" w:cs="Arial"/>
+              </w:rPr>
             </w:pPr>
             <w:r>
               <w:rPr>
+                <w:rFonts w:ascii="Arial" w:hAnsi="Arial" w:cs="Arial"/>
                 <w:sz w:val="20"/>
               </w:rPr>
               <w:t>out_deg(u), in_deg(u), out_deg(v), in_deg(v)</w:t>
@@ -800,11 +1437,23 @@
           <w:tcPr>
             <w:cnfStyle w:val="001000000000" w:firstRow="0" w:lastRow="0" w:firstColumn="1" w:lastColumn="0" w:oddVBand="0" w:evenVBand="0" w:oddHBand="0" w:evenHBand="0" w:firstRowFirstColumn="0" w:firstRowLastColumn="0" w:lastRowFirstColumn="0" w:lastRowLastColumn="0"/>
             <w:tcW w:w="2551" w:type="dxa"/>
+            <w:tcBorders>
+              <w:top w:val="none" w:sz="0" w:space="0" w:color="auto"/>
+              <w:left w:val="none" w:sz="0" w:space="0" w:color="auto"/>
+              <w:bottom w:val="none" w:sz="0" w:space="0" w:color="auto"/>
+              <w:right w:val="none" w:sz="0" w:space="0" w:color="auto"/>
+            </w:tcBorders>
             <w:vAlign w:val="center"/>
           </w:tcPr>
           <w:p>
+            <w:pPr>
+              <w:rPr>
+                <w:rFonts w:ascii="Arial" w:hAnsi="Arial" w:cs="Arial"/>
+              </w:rPr>
+            </w:pPr>
             <w:r>
               <w:rPr>
+                <w:rFonts w:ascii="Arial" w:hAnsi="Arial" w:cs="Arial"/>
                 <w:sz w:val="20"/>
               </w:rPr>
               <w:t>Common neighbours</w:t>
@@ -814,14 +1463,24 @@
         <w:tc>
           <w:tcPr>
             <w:tcW w:w="6520" w:type="dxa"/>
+            <w:tcBorders>
+              <w:top w:val="none" w:sz="0" w:space="0" w:color="auto"/>
+              <w:left w:val="none" w:sz="0" w:space="0" w:color="auto"/>
+              <w:bottom w:val="none" w:sz="0" w:space="0" w:color="auto"/>
+              <w:right w:val="none" w:sz="0" w:space="0" w:color="auto"/>
+            </w:tcBorders>
             <w:vAlign w:val="center"/>
           </w:tcPr>
           <w:p>
             <w:pPr>
               <w:cnfStyle w:val="000000010000" w:firstRow="0" w:lastRow="0" w:firstColumn="0" w:lastColumn="0" w:oddVBand="0" w:evenVBand="0" w:oddHBand="0" w:evenHBand="1" w:firstRowFirstColumn="0" w:firstRowLastColumn="0" w:lastRowFirstColumn="0" w:lastRowLastColumn="0"/>
+              <w:rPr>
+                <w:rFonts w:ascii="Arial" w:hAnsi="Arial" w:cs="Arial"/>
+              </w:rPr>
             </w:pPr>
             <w:r>
               <w:rPr>
+                <w:rFonts w:ascii="Arial" w:hAnsi="Arial" w:cs="Arial"/>
                 <w:sz w:val="20"/>
               </w:rPr>
               <w:t>Four directed variants: |out_u ∩ out_v|, |out_u ∩ in_v|, |in_u ∩ out_v|, |in_u ∩ in_v|; plus undirected count.</w:t>
@@ -837,11 +1496,24 @@
           <w:tcPr>
             <w:cnfStyle w:val="001000000000" w:firstRow="0" w:lastRow="0" w:firstColumn="1" w:lastColumn="0" w:oddVBand="0" w:evenVBand="0" w:oddHBand="0" w:evenHBand="0" w:firstRowFirstColumn="0" w:firstRowLastColumn="0" w:lastRowFirstColumn="0" w:lastRowLastColumn="0"/>
             <w:tcW w:w="2551" w:type="dxa"/>
+            <w:tcBorders>
+              <w:top w:val="none" w:sz="0" w:space="0" w:color="auto"/>
+              <w:left w:val="none" w:sz="0" w:space="0" w:color="auto"/>
+              <w:bottom w:val="none" w:sz="0" w:space="0" w:color="auto"/>
+              <w:right w:val="none" w:sz="0" w:space="0" w:color="auto"/>
+            </w:tcBorders>
+            <w:shd w:val="clear" w:color="auto" w:fill="auto"/>
             <w:vAlign w:val="center"/>
           </w:tcPr>
           <w:p>
+            <w:pPr>
+              <w:rPr>
+                <w:rFonts w:ascii="Arial" w:hAnsi="Arial" w:cs="Arial"/>
+              </w:rPr>
+            </w:pPr>
             <w:r>
               <w:rPr>
+                <w:rFonts w:ascii="Arial" w:hAnsi="Arial" w:cs="Arial"/>
                 <w:sz w:val="20"/>
               </w:rPr>
               <w:t>Similarity</w:t>
@@ -851,17 +1523,42 @@
         <w:tc>
           <w:tcPr>
             <w:tcW w:w="6520" w:type="dxa"/>
+            <w:tcBorders>
+              <w:top w:val="none" w:sz="0" w:space="0" w:color="auto"/>
+              <w:left w:val="none" w:sz="0" w:space="0" w:color="auto"/>
+              <w:bottom w:val="none" w:sz="0" w:space="0" w:color="auto"/>
+              <w:right w:val="none" w:sz="0" w:space="0" w:color="auto"/>
+            </w:tcBorders>
+            <w:shd w:val="clear" w:color="auto" w:fill="auto"/>
             <w:vAlign w:val="center"/>
           </w:tcPr>
           <w:p>
             <w:pPr>
               <w:cnfStyle w:val="000000100000" w:firstRow="0" w:lastRow="0" w:firstColumn="0" w:lastColumn="0" w:oddVBand="0" w:evenVBand="0" w:oddHBand="1" w:evenHBand="0" w:firstRowFirstColumn="0" w:firstRowLastColumn="0" w:lastRowFirstColumn="0" w:lastRowLastColumn="0"/>
+              <w:rPr>
+                <w:rFonts w:ascii="Arial" w:hAnsi="Arial" w:cs="Arial"/>
+              </w:rPr>
             </w:pPr>
             <w:r>
               <w:rPr>
+                <w:rFonts w:ascii="Arial" w:hAnsi="Arial" w:cs="Arial"/>
                 <w:sz w:val="20"/>
               </w:rPr>
-              <w:t>Jaccard coefficient (undirected), Adamic–Adar index</w:t>
+              <w:t>Jaccard coefficient (undirected), Adamic</w:t>
+            </w:r>
+            <w:r>
+              <w:rPr>
+                <w:rFonts w:ascii="Arial" w:hAnsi="Arial" w:cs="Arial"/>
+                <w:sz w:val="20"/>
+              </w:rPr>
+              <w:t>-</w:t>
+            </w:r>
+            <w:r>
+              <w:rPr>
+                <w:rFonts w:ascii="Arial" w:hAnsi="Arial" w:cs="Arial"/>
+                <w:sz w:val="20"/>
+              </w:rPr>
+              <w:t>Adar index</w:t>
             </w:r>
           </w:p>
         </w:tc>
@@ -874,11 +1571,23 @@
           <w:tcPr>
             <w:cnfStyle w:val="001000000000" w:firstRow="0" w:lastRow="0" w:firstColumn="1" w:lastColumn="0" w:oddVBand="0" w:evenVBand="0" w:oddHBand="0" w:evenHBand="0" w:firstRowFirstColumn="0" w:firstRowLastColumn="0" w:lastRowFirstColumn="0" w:lastRowLastColumn="0"/>
             <w:tcW w:w="2551" w:type="dxa"/>
+            <w:tcBorders>
+              <w:top w:val="none" w:sz="0" w:space="0" w:color="auto"/>
+              <w:left w:val="none" w:sz="0" w:space="0" w:color="auto"/>
+              <w:bottom w:val="none" w:sz="0" w:space="0" w:color="auto"/>
+              <w:right w:val="none" w:sz="0" w:space="0" w:color="auto"/>
+            </w:tcBorders>
             <w:vAlign w:val="center"/>
           </w:tcPr>
           <w:p>
+            <w:pPr>
+              <w:rPr>
+                <w:rFonts w:ascii="Arial" w:hAnsi="Arial" w:cs="Arial"/>
+              </w:rPr>
+            </w:pPr>
             <w:r>
               <w:rPr>
+                <w:rFonts w:ascii="Arial" w:hAnsi="Arial" w:cs="Arial"/>
                 <w:sz w:val="20"/>
               </w:rPr>
               <w:t>Preferential attachment</w:t>
@@ -888,14 +1597,24 @@
         <w:tc>
           <w:tcPr>
             <w:tcW w:w="6520" w:type="dxa"/>
+            <w:tcBorders>
+              <w:top w:val="none" w:sz="0" w:space="0" w:color="auto"/>
+              <w:left w:val="none" w:sz="0" w:space="0" w:color="auto"/>
+              <w:bottom w:val="none" w:sz="0" w:space="0" w:color="auto"/>
+              <w:right w:val="none" w:sz="0" w:space="0" w:color="auto"/>
+            </w:tcBorders>
             <w:vAlign w:val="center"/>
           </w:tcPr>
           <w:p>
             <w:pPr>
               <w:cnfStyle w:val="000000010000" w:firstRow="0" w:lastRow="0" w:firstColumn="0" w:lastColumn="0" w:oddVBand="0" w:evenVBand="0" w:oddHBand="0" w:evenHBand="1" w:firstRowFirstColumn="0" w:firstRowLastColumn="0" w:lastRowFirstColumn="0" w:lastRowLastColumn="0"/>
+              <w:rPr>
+                <w:rFonts w:ascii="Arial" w:hAnsi="Arial" w:cs="Arial"/>
+              </w:rPr>
             </w:pPr>
             <w:r>
               <w:rPr>
+                <w:rFonts w:ascii="Arial" w:hAnsi="Arial" w:cs="Arial"/>
                 <w:sz w:val="20"/>
               </w:rPr>
               <w:t>out_deg(u) × in_deg(v); |N_u| × |N_v|</w:t>
@@ -911,11 +1630,24 @@
           <w:tcPr>
             <w:cnfStyle w:val="001000000000" w:firstRow="0" w:lastRow="0" w:firstColumn="1" w:lastColumn="0" w:oddVBand="0" w:evenVBand="0" w:oddHBand="0" w:evenHBand="0" w:firstRowFirstColumn="0" w:firstRowLastColumn="0" w:lastRowFirstColumn="0" w:lastRowLastColumn="0"/>
             <w:tcW w:w="2551" w:type="dxa"/>
+            <w:tcBorders>
+              <w:top w:val="none" w:sz="0" w:space="0" w:color="auto"/>
+              <w:left w:val="none" w:sz="0" w:space="0" w:color="auto"/>
+              <w:bottom w:val="none" w:sz="0" w:space="0" w:color="auto"/>
+              <w:right w:val="none" w:sz="0" w:space="0" w:color="auto"/>
+            </w:tcBorders>
+            <w:shd w:val="clear" w:color="auto" w:fill="auto"/>
             <w:vAlign w:val="center"/>
           </w:tcPr>
           <w:p>
+            <w:pPr>
+              <w:rPr>
+                <w:rFonts w:ascii="Arial" w:hAnsi="Arial" w:cs="Arial"/>
+              </w:rPr>
+            </w:pPr>
             <w:r>
               <w:rPr>
+                <w:rFonts w:ascii="Arial" w:hAnsi="Arial" w:cs="Arial"/>
                 <w:sz w:val="20"/>
               </w:rPr>
               <w:t>Reciprocity</w:t>
@@ -925,17 +1657,42 @@
         <w:tc>
           <w:tcPr>
             <w:tcW w:w="6520" w:type="dxa"/>
+            <w:tcBorders>
+              <w:top w:val="none" w:sz="0" w:space="0" w:color="auto"/>
+              <w:left w:val="none" w:sz="0" w:space="0" w:color="auto"/>
+              <w:bottom w:val="none" w:sz="0" w:space="0" w:color="auto"/>
+              <w:right w:val="none" w:sz="0" w:space="0" w:color="auto"/>
+            </w:tcBorders>
+            <w:shd w:val="clear" w:color="auto" w:fill="auto"/>
             <w:vAlign w:val="center"/>
           </w:tcPr>
           <w:p>
             <w:pPr>
               <w:cnfStyle w:val="000000100000" w:firstRow="0" w:lastRow="0" w:firstColumn="0" w:lastColumn="0" w:oddVBand="0" w:evenVBand="0" w:oddHBand="1" w:evenHBand="0" w:firstRowFirstColumn="0" w:firstRowLastColumn="0" w:lastRowFirstColumn="0" w:lastRowLastColumn="0"/>
+              <w:rPr>
+                <w:rFonts w:ascii="Arial" w:hAnsi="Arial" w:cs="Arial"/>
+              </w:rPr>
             </w:pPr>
             <w:r>
               <w:rPr>
+                <w:rFonts w:ascii="Arial" w:hAnsi="Arial" w:cs="Arial"/>
                 <w:sz w:val="20"/>
               </w:rPr>
-              <w:t>v→u edge indicator; u ∈ out(v) indicator</w:t>
+              <w:t xml:space="preserve">v→u edge indicator; u </w:t>
+            </w:r>
+            <w:r>
+              <w:rPr>
+                <w:rFonts w:ascii="Cambria Math" w:hAnsi="Cambria Math" w:cs="Cambria Math"/>
+                <w:sz w:val="20"/>
+              </w:rPr>
+              <w:t>∈</w:t>
+            </w:r>
+            <w:r>
+              <w:rPr>
+                <w:rFonts w:ascii="Arial" w:hAnsi="Arial" w:cs="Arial"/>
+                <w:sz w:val="20"/>
+              </w:rPr>
+              <w:t xml:space="preserve"> out(v) indicator</w:t>
             </w:r>
           </w:p>
         </w:tc>
@@ -948,11 +1705,23 @@
           <w:tcPr>
             <w:cnfStyle w:val="001000000000" w:firstRow="0" w:lastRow="0" w:firstColumn="1" w:lastColumn="0" w:oddVBand="0" w:evenVBand="0" w:oddHBand="0" w:evenHBand="0" w:firstRowFirstColumn="0" w:firstRowLastColumn="0" w:lastRowFirstColumn="0" w:lastRowLastColumn="0"/>
             <w:tcW w:w="2551" w:type="dxa"/>
+            <w:tcBorders>
+              <w:top w:val="none" w:sz="0" w:space="0" w:color="auto"/>
+              <w:left w:val="none" w:sz="0" w:space="0" w:color="auto"/>
+              <w:bottom w:val="none" w:sz="0" w:space="0" w:color="auto"/>
+              <w:right w:val="none" w:sz="0" w:space="0" w:color="auto"/>
+            </w:tcBorders>
             <w:vAlign w:val="center"/>
           </w:tcPr>
           <w:p>
+            <w:pPr>
+              <w:rPr>
+                <w:rFonts w:ascii="Arial" w:hAnsi="Arial" w:cs="Arial"/>
+              </w:rPr>
+            </w:pPr>
             <w:r>
               <w:rPr>
+                <w:rFonts w:ascii="Arial" w:hAnsi="Arial" w:cs="Arial"/>
                 <w:sz w:val="20"/>
               </w:rPr>
               <w:t>Path / structure</w:t>
@@ -962,14 +1731,24 @@
         <w:tc>
           <w:tcPr>
             <w:tcW w:w="6520" w:type="dxa"/>
+            <w:tcBorders>
+              <w:top w:val="none" w:sz="0" w:space="0" w:color="auto"/>
+              <w:left w:val="none" w:sz="0" w:space="0" w:color="auto"/>
+              <w:bottom w:val="none" w:sz="0" w:space="0" w:color="auto"/>
+              <w:right w:val="none" w:sz="0" w:space="0" w:color="auto"/>
+            </w:tcBorders>
             <w:vAlign w:val="center"/>
           </w:tcPr>
           <w:p>
             <w:pPr>
               <w:cnfStyle w:val="000000010000" w:firstRow="0" w:lastRow="0" w:firstColumn="0" w:lastColumn="0" w:oddVBand="0" w:evenVBand="0" w:oddHBand="0" w:evenHBand="1" w:firstRowFirstColumn="0" w:firstRowLastColumn="0" w:lastRowFirstColumn="0" w:lastRowLastColumn="0"/>
+              <w:rPr>
+                <w:rFonts w:ascii="Arial" w:hAnsi="Arial" w:cs="Arial"/>
+              </w:rPr>
             </w:pPr>
             <w:r>
               <w:rPr>
+                <w:rFonts w:ascii="Arial" w:hAnsi="Arial" w:cs="Arial"/>
                 <w:sz w:val="20"/>
               </w:rPr>
               <w:t>Length-2 path count; hub ratios for u and v; Katz-style proxy: cn_out_out / (out_deg(u) + 1)</w:t>
@@ -979,109 +1758,251 @@
       </w:tr>
     </w:tbl>
     <w:p>
+      <w:pPr>
+        <w:rPr>
+          <w:rFonts w:ascii="Arial" w:hAnsi="Arial" w:cs="Arial"/>
+        </w:rPr>
+      </w:pPr>
       <w:r>
+        <w:rPr>
+          <w:rFonts w:ascii="Arial" w:hAnsi="Arial" w:cs="Arial"/>
+        </w:rPr>
         <w:t>Training procedure:</w:t>
       </w:r>
     </w:p>
     <w:p>
       <w:pPr>
         <w:pStyle w:val="ListBullet"/>
+        <w:rPr>
+          <w:rFonts w:ascii="Arial" w:hAnsi="Arial" w:cs="Arial"/>
+        </w:rPr>
       </w:pPr>
       <w:r>
+        <w:rPr>
+          <w:rFonts w:ascii="Arial" w:hAnsi="Arial" w:cs="Arial"/>
+        </w:rPr>
         <w:t>Negative samples: random non-edges drawn equal in count to positives (random seed = 42).</w:t>
       </w:r>
     </w:p>
     <w:p>
       <w:pPr>
         <w:pStyle w:val="ListBullet"/>
+        <w:rPr>
+          <w:rFonts w:ascii="Arial" w:hAnsi="Arial" w:cs="Arial"/>
+        </w:rPr>
       </w:pPr>
       <w:r>
+        <w:rPr>
+          <w:rFonts w:ascii="Arial" w:hAnsi="Arial" w:cs="Arial"/>
+        </w:rPr>
         <w:t>Classifier: LightGBM with n_estimators = 800, learning_rate = 0.05, num_leaves = 63, max_depth = 8, subsample = 0.8, colsample_bytree = 0.8, reg_alpha = 0.1, reg_lambda = 1.0.</w:t>
       </w:r>
     </w:p>
     <w:p>
       <w:pPr>
         <w:pStyle w:val="ListBullet"/>
+        <w:rPr>
+          <w:rFonts w:ascii="Arial" w:hAnsi="Arial" w:cs="Arial"/>
+        </w:rPr>
       </w:pPr>
       <w:r>
+        <w:rPr>
+          <w:rFonts w:ascii="Arial" w:hAnsi="Arial" w:cs="Arial"/>
+        </w:rPr>
         <w:t>Early stopping: patience = 50 rounds.</w:t>
       </w:r>
     </w:p>
     <w:p>
       <w:pPr>
         <w:pStyle w:val="ListBullet"/>
+        <w:rPr>
+          <w:rFonts w:ascii="Arial" w:hAnsi="Arial" w:cs="Arial"/>
+        </w:rPr>
       </w:pPr>
       <w:r>
+        <w:rPr>
+          <w:rFonts w:ascii="Arial" w:hAnsi="Arial" w:cs="Arial"/>
+        </w:rPr>
         <w:t>Cross-validation: stratified 5-fold; final test predictions are the per-fold average.</w:t>
       </w:r>
     </w:p>
     <w:p>
       <w:pPr>
         <w:pStyle w:val="Heading2"/>
+        <w:rPr>
+          <w:rFonts w:ascii="Arial" w:hAnsi="Arial" w:cs="Arial"/>
+          <w:color w:val="auto"/>
+        </w:rPr>
       </w:pPr>
       <w:r>
-        <w:t>2.3 Model B — Graph Features and SVD Embeddings</w:t>
+        <w:rPr>
+          <w:rFonts w:ascii="Arial" w:hAnsi="Arial" w:cs="Arial"/>
+          <w:color w:val="auto"/>
+        </w:rPr>
+        <w:t xml:space="preserve">2.3 Model B </w:t>
+      </w:r>
+      <w:r>
+        <w:rPr>
+          <w:rFonts w:ascii="Arial" w:hAnsi="Arial" w:cs="Arial"/>
+          <w:color w:val="auto"/>
+        </w:rPr>
+        <w:t>-</w:t>
+      </w:r>
+      <w:r>
+        <w:rPr>
+          <w:rFonts w:ascii="Arial" w:hAnsi="Arial" w:cs="Arial"/>
+          <w:color w:val="auto"/>
+        </w:rPr>
+        <w:t xml:space="preserve"> Graph Features and SVD Embeddings</w:t>
       </w:r>
     </w:p>
     <w:p>
+      <w:pPr>
+        <w:rPr>
+          <w:rFonts w:ascii="Arial" w:hAnsi="Arial" w:cs="Arial"/>
+        </w:rPr>
+      </w:pPr>
       <w:r>
+        <w:rPr>
+          <w:rFonts w:ascii="Arial" w:hAnsi="Arial" w:cs="Arial"/>
+        </w:rPr>
         <w:t>Model B adds two layers of richness on top of Model A's design.</w:t>
       </w:r>
     </w:p>
     <w:p>
+      <w:pPr>
+        <w:rPr>
+          <w:rFonts w:ascii="Arial" w:hAnsi="Arial" w:cs="Arial"/>
+        </w:rPr>
+      </w:pPr>
       <w:r>
+        <w:rPr>
+          <w:rFonts w:ascii="Arial" w:hAnsi="Arial" w:cs="Arial"/>
+        </w:rPr>
         <w:t>(i) Twenty-seven graph features, including everything in Model A plus three additional groups:</w:t>
       </w:r>
     </w:p>
     <w:p>
       <w:pPr>
         <w:pStyle w:val="ListBullet"/>
+        <w:rPr>
+          <w:rFonts w:ascii="Arial" w:hAnsi="Arial" w:cs="Arial"/>
+        </w:rPr>
       </w:pPr>
       <w:r>
+        <w:rPr>
+          <w:rFonts w:ascii="Arial" w:hAnsi="Arial" w:cs="Arial"/>
+        </w:rPr>
         <w:t>Global node scores: PageRank, HITS hub score, HITS authority score for both u and v.</w:t>
       </w:r>
     </w:p>
     <w:p>
       <w:pPr>
         <w:pStyle w:val="ListBullet"/>
+        <w:rPr>
+          <w:rFonts w:ascii="Arial" w:hAnsi="Arial" w:cs="Arial"/>
+        </w:rPr>
       </w:pPr>
       <w:r>
+        <w:rPr>
+          <w:rFonts w:ascii="Arial" w:hAnsi="Arial" w:cs="Arial"/>
+        </w:rPr>
         <w:t>Community membership: Louvain communities computed on the undirected graph; same_community indicator.</w:t>
       </w:r>
     </w:p>
     <w:p>
       <w:pPr>
         <w:pStyle w:val="ListBullet"/>
+        <w:rPr>
+          <w:rFonts w:ascii="Arial" w:hAnsi="Arial" w:cs="Arial"/>
+        </w:rPr>
       </w:pPr>
       <w:r>
+        <w:rPr>
+          <w:rFonts w:ascii="Arial" w:hAnsi="Arial" w:cs="Arial"/>
+        </w:rPr>
         <w:t>Resource-allocation index, triadic-closure ratio, follow-ratios (out_deg / (in_deg + 1)).</w:t>
       </w:r>
     </w:p>
     <w:p>
+      <w:pPr>
+        <w:rPr>
+          <w:rFonts w:ascii="Arial" w:hAnsi="Arial" w:cs="Arial"/>
+        </w:rPr>
+      </w:pPr>
       <w:r>
+        <w:rPr>
+          <w:rFonts w:ascii="Arial" w:hAnsi="Arial" w:cs="Arial"/>
+        </w:rPr>
         <w:t>(ii) 256-dimensional truncated SVD embeddings of the binary adjacency matrix A. Letting A be approximated by U·Σ·Vᵀ (top-256 singular values), the source embedding for node u is U[u]·√Σ and the destination embedding for node v is Vᵀ[v]·√Σ.</w:t>
       </w:r>
     </w:p>
     <w:p>
+      <w:pPr>
+        <w:rPr>
+          <w:rFonts w:ascii="Arial" w:hAnsi="Arial" w:cs="Arial"/>
+        </w:rPr>
+      </w:pPr>
       <w:r>
+        <w:rPr>
+          <w:rFonts w:ascii="Arial" w:hAnsi="Arial" w:cs="Arial"/>
+        </w:rPr>
         <w:t>For each pair, the embedding-derived features are: dot product, L2 distance, cosine similarity, source/destination norms, summary statistics of the Hadamard product (mean, standard deviation, absolute mean, absolute max), plus the full 256-dimensional Hadamard product itself.</w:t>
       </w:r>
     </w:p>
     <w:p>
+      <w:pPr>
+        <w:rPr>
+          <w:rFonts w:ascii="Arial" w:hAnsi="Arial" w:cs="Arial"/>
+        </w:rPr>
+      </w:pPr>
       <w:r>
+        <w:rPr>
+          <w:rFonts w:ascii="Arial" w:hAnsi="Arial" w:cs="Arial"/>
+        </w:rPr>
         <w:t>Total feature dimension is approximately 290. Classifier: LightGBM with n_estimators = 1000, learning_rate = 0.03, num_leaves = 255. Stratified 5-fold cross-validation.</w:t>
       </w:r>
     </w:p>
     <w:p>
       <w:pPr>
         <w:pStyle w:val="Heading2"/>
+        <w:rPr>
+          <w:rFonts w:ascii="Arial" w:hAnsi="Arial" w:cs="Arial"/>
+          <w:color w:val="auto"/>
+        </w:rPr>
       </w:pPr>
       <w:r>
-        <w:t>2.4 Final Ensemble — Rank-Space Blending</w:t>
+        <w:rPr>
+          <w:rFonts w:ascii="Arial" w:hAnsi="Arial" w:cs="Arial"/>
+          <w:color w:val="auto"/>
+        </w:rPr>
+        <w:t xml:space="preserve">2.4 Final Ensemble </w:t>
+      </w:r>
+      <w:r>
+        <w:rPr>
+          <w:rFonts w:ascii="Arial" w:hAnsi="Arial" w:cs="Arial"/>
+          <w:color w:val="auto"/>
+        </w:rPr>
+        <w:t>-</w:t>
+      </w:r>
+      <w:r>
+        <w:rPr>
+          <w:rFonts w:ascii="Arial" w:hAnsi="Arial" w:cs="Arial"/>
+          <w:color w:val="auto"/>
+        </w:rPr>
+        <w:t xml:space="preserve"> Rank-Space Blending</w:t>
       </w:r>
     </w:p>
     <w:p>
+      <w:pPr>
+        <w:rPr>
+          <w:rFonts w:ascii="Arial" w:hAnsi="Arial" w:cs="Arial"/>
+        </w:rPr>
+      </w:pPr>
       <w:r>
+        <w:rPr>
+          <w:rFonts w:ascii="Arial" w:hAnsi="Arial" w:cs="Arial"/>
+        </w:rPr>
         <w:t>The two models exhibit very different probability calibrations:</w:t>
       </w:r>
     </w:p>
@@ -1089,6 +2010,14 @@
       <w:tblPr>
         <w:tblStyle w:val="LightGrid-Accent1"/>
         <w:tblW w:w="0" w:type="auto"/>
+        <w:tblBorders>
+          <w:top w:val="single" w:sz="8" w:space="0" w:color="000000" w:themeColor="text1"/>
+          <w:left w:val="single" w:sz="8" w:space="0" w:color="000000" w:themeColor="text1"/>
+          <w:bottom w:val="single" w:sz="8" w:space="0" w:color="000000" w:themeColor="text1"/>
+          <w:right w:val="single" w:sz="8" w:space="0" w:color="000000" w:themeColor="text1"/>
+          <w:insideH w:val="single" w:sz="8" w:space="0" w:color="000000" w:themeColor="text1"/>
+          <w:insideV w:val="single" w:sz="8" w:space="0" w:color="000000" w:themeColor="text1"/>
+        </w:tblBorders>
         <w:tblLayout w:type="fixed"/>
         <w:tblLook w:val="04A0" w:firstRow="1" w:lastRow="0" w:firstColumn="1" w:lastColumn="0" w:noHBand="0" w:noVBand="1"/>
       </w:tblPr>
@@ -1105,13 +2034,23 @@
           <w:tcPr>
             <w:cnfStyle w:val="001000000000" w:firstRow="0" w:lastRow="0" w:firstColumn="1" w:lastColumn="0" w:oddVBand="0" w:evenVBand="0" w:oddHBand="0" w:evenHBand="0" w:firstRowFirstColumn="0" w:firstRowLastColumn="0" w:lastRowFirstColumn="0" w:lastRowLastColumn="0"/>
             <w:tcW w:w="2268" w:type="dxa"/>
-            <w:shd w:val="clear" w:color="auto" w:fill="2F5496"/>
+            <w:tcBorders>
+              <w:top w:val="none" w:sz="0" w:space="0" w:color="auto"/>
+              <w:left w:val="none" w:sz="0" w:space="0" w:color="auto"/>
+              <w:bottom w:val="none" w:sz="0" w:space="0" w:color="auto"/>
+              <w:right w:val="none" w:sz="0" w:space="0" w:color="auto"/>
+            </w:tcBorders>
             <w:vAlign w:val="center"/>
           </w:tcPr>
           <w:p>
+            <w:pPr>
+              <w:rPr>
+                <w:rFonts w:ascii="Arial" w:hAnsi="Arial" w:cs="Arial"/>
+              </w:rPr>
+            </w:pPr>
             <w:r>
               <w:rPr>
-                <w:color w:val="FFFFFF"/>
+                <w:rFonts w:ascii="Arial" w:hAnsi="Arial" w:cs="Arial"/>
                 <w:sz w:val="20"/>
               </w:rPr>
               <w:t>Model</w:t>
@@ -1121,16 +2060,24 @@
         <w:tc>
           <w:tcPr>
             <w:tcW w:w="3402" w:type="dxa"/>
-            <w:shd w:val="clear" w:color="auto" w:fill="2F5496"/>
+            <w:tcBorders>
+              <w:top w:val="none" w:sz="0" w:space="0" w:color="auto"/>
+              <w:left w:val="none" w:sz="0" w:space="0" w:color="auto"/>
+              <w:bottom w:val="none" w:sz="0" w:space="0" w:color="auto"/>
+              <w:right w:val="none" w:sz="0" w:space="0" w:color="auto"/>
+            </w:tcBorders>
             <w:vAlign w:val="center"/>
           </w:tcPr>
           <w:p>
             <w:pPr>
               <w:cnfStyle w:val="100000000000" w:firstRow="1" w:lastRow="0" w:firstColumn="0" w:lastColumn="0" w:oddVBand="0" w:evenVBand="0" w:oddHBand="0" w:evenHBand="0" w:firstRowFirstColumn="0" w:firstRowLastColumn="0" w:lastRowFirstColumn="0" w:lastRowLastColumn="0"/>
+              <w:rPr>
+                <w:rFonts w:ascii="Arial" w:hAnsi="Arial" w:cs="Arial"/>
+              </w:rPr>
             </w:pPr>
             <w:r>
               <w:rPr>
-                <w:color w:val="FFFFFF"/>
+                <w:rFonts w:ascii="Arial" w:hAnsi="Arial" w:cs="Arial"/>
                 <w:sz w:val="20"/>
               </w:rPr>
               <w:t>Mean predicted probability</w:t>
@@ -1140,16 +2087,24 @@
         <w:tc>
           <w:tcPr>
             <w:tcW w:w="2268" w:type="dxa"/>
-            <w:shd w:val="clear" w:color="auto" w:fill="2F5496"/>
+            <w:tcBorders>
+              <w:top w:val="none" w:sz="0" w:space="0" w:color="auto"/>
+              <w:left w:val="none" w:sz="0" w:space="0" w:color="auto"/>
+              <w:bottom w:val="none" w:sz="0" w:space="0" w:color="auto"/>
+              <w:right w:val="none" w:sz="0" w:space="0" w:color="auto"/>
+            </w:tcBorders>
             <w:vAlign w:val="center"/>
           </w:tcPr>
           <w:p>
             <w:pPr>
               <w:cnfStyle w:val="100000000000" w:firstRow="1" w:lastRow="0" w:firstColumn="0" w:lastColumn="0" w:oddVBand="0" w:evenVBand="0" w:oddHBand="0" w:evenHBand="0" w:firstRowFirstColumn="0" w:firstRowLastColumn="0" w:lastRowFirstColumn="0" w:lastRowLastColumn="0"/>
+              <w:rPr>
+                <w:rFonts w:ascii="Arial" w:hAnsi="Arial" w:cs="Arial"/>
+              </w:rPr>
             </w:pPr>
             <w:r>
               <w:rPr>
-                <w:color w:val="FFFFFF"/>
+                <w:rFonts w:ascii="Arial" w:hAnsi="Arial" w:cs="Arial"/>
                 <w:sz w:val="20"/>
               </w:rPr>
               <w:t>Median</w:t>
@@ -1165,14 +2120,26 @@
           <w:tcPr>
             <w:cnfStyle w:val="001000000000" w:firstRow="0" w:lastRow="0" w:firstColumn="1" w:lastColumn="0" w:oddVBand="0" w:evenVBand="0" w:oddHBand="0" w:evenHBand="0" w:firstRowFirstColumn="0" w:firstRowLastColumn="0" w:lastRowFirstColumn="0" w:lastRowLastColumn="0"/>
             <w:tcW w:w="2268" w:type="dxa"/>
+            <w:tcBorders>
+              <w:top w:val="none" w:sz="0" w:space="0" w:color="auto"/>
+              <w:left w:val="none" w:sz="0" w:space="0" w:color="auto"/>
+              <w:bottom w:val="none" w:sz="0" w:space="0" w:color="auto"/>
+              <w:right w:val="none" w:sz="0" w:space="0" w:color="auto"/>
+            </w:tcBorders>
+            <w:shd w:val="clear" w:color="auto" w:fill="auto"/>
             <w:vAlign w:val="center"/>
           </w:tcPr>
           <w:p>
+            <w:pPr>
+              <w:rPr>
+                <w:rFonts w:ascii="Arial" w:hAnsi="Arial" w:cs="Arial"/>
+              </w:rPr>
+            </w:pPr>
             <w:r>
               <w:rPr>
+                <w:rFonts w:ascii="Arial" w:hAnsi="Arial" w:cs="Arial"/>
                 <w:sz w:val="20"/>
               </w:rPr>
-              <w:lastRenderedPageBreak/>
               <w:t>Model A</w:t>
             </w:r>
           </w:p>
@@ -1180,14 +2147,25 @@
         <w:tc>
           <w:tcPr>
             <w:tcW w:w="3402" w:type="dxa"/>
+            <w:tcBorders>
+              <w:top w:val="none" w:sz="0" w:space="0" w:color="auto"/>
+              <w:left w:val="none" w:sz="0" w:space="0" w:color="auto"/>
+              <w:bottom w:val="none" w:sz="0" w:space="0" w:color="auto"/>
+              <w:right w:val="none" w:sz="0" w:space="0" w:color="auto"/>
+            </w:tcBorders>
+            <w:shd w:val="clear" w:color="auto" w:fill="auto"/>
             <w:vAlign w:val="center"/>
           </w:tcPr>
           <w:p>
             <w:pPr>
               <w:cnfStyle w:val="000000100000" w:firstRow="0" w:lastRow="0" w:firstColumn="0" w:lastColumn="0" w:oddVBand="0" w:evenVBand="0" w:oddHBand="1" w:evenHBand="0" w:firstRowFirstColumn="0" w:firstRowLastColumn="0" w:lastRowFirstColumn="0" w:lastRowLastColumn="0"/>
+              <w:rPr>
+                <w:rFonts w:ascii="Arial" w:hAnsi="Arial" w:cs="Arial"/>
+              </w:rPr>
             </w:pPr>
             <w:r>
               <w:rPr>
+                <w:rFonts w:ascii="Arial" w:hAnsi="Arial" w:cs="Arial"/>
                 <w:sz w:val="20"/>
               </w:rPr>
               <w:t>0.111</w:t>
@@ -1197,14 +2175,25 @@
         <w:tc>
           <w:tcPr>
             <w:tcW w:w="2268" w:type="dxa"/>
+            <w:tcBorders>
+              <w:top w:val="none" w:sz="0" w:space="0" w:color="auto"/>
+              <w:left w:val="none" w:sz="0" w:space="0" w:color="auto"/>
+              <w:bottom w:val="none" w:sz="0" w:space="0" w:color="auto"/>
+              <w:right w:val="none" w:sz="0" w:space="0" w:color="auto"/>
+            </w:tcBorders>
+            <w:shd w:val="clear" w:color="auto" w:fill="auto"/>
             <w:vAlign w:val="center"/>
           </w:tcPr>
           <w:p>
             <w:pPr>
               <w:cnfStyle w:val="000000100000" w:firstRow="0" w:lastRow="0" w:firstColumn="0" w:lastColumn="0" w:oddVBand="0" w:evenVBand="0" w:oddHBand="1" w:evenHBand="0" w:firstRowFirstColumn="0" w:firstRowLastColumn="0" w:lastRowFirstColumn="0" w:lastRowLastColumn="0"/>
+              <w:rPr>
+                <w:rFonts w:ascii="Arial" w:hAnsi="Arial" w:cs="Arial"/>
+              </w:rPr>
             </w:pPr>
             <w:r>
               <w:rPr>
+                <w:rFonts w:ascii="Arial" w:hAnsi="Arial" w:cs="Arial"/>
                 <w:sz w:val="20"/>
               </w:rPr>
               <w:t>0.0004</w:t>
@@ -1220,13 +2209,26 @@
           <w:tcPr>
             <w:cnfStyle w:val="001000000000" w:firstRow="0" w:lastRow="0" w:firstColumn="1" w:lastColumn="0" w:oddVBand="0" w:evenVBand="0" w:oddHBand="0" w:evenHBand="0" w:firstRowFirstColumn="0" w:firstRowLastColumn="0" w:lastRowFirstColumn="0" w:lastRowLastColumn="0"/>
             <w:tcW w:w="2268" w:type="dxa"/>
+            <w:tcBorders>
+              <w:top w:val="none" w:sz="0" w:space="0" w:color="auto"/>
+              <w:left w:val="none" w:sz="0" w:space="0" w:color="auto"/>
+              <w:bottom w:val="none" w:sz="0" w:space="0" w:color="auto"/>
+              <w:right w:val="none" w:sz="0" w:space="0" w:color="auto"/>
+            </w:tcBorders>
             <w:vAlign w:val="center"/>
           </w:tcPr>
           <w:p>
+            <w:pPr>
+              <w:rPr>
+                <w:rFonts w:ascii="Arial" w:hAnsi="Arial" w:cs="Arial"/>
+              </w:rPr>
+            </w:pPr>
             <w:r>
               <w:rPr>
+                <w:rFonts w:ascii="Arial" w:hAnsi="Arial" w:cs="Arial"/>
                 <w:sz w:val="20"/>
               </w:rPr>
+              <w:lastRenderedPageBreak/>
               <w:t>Model B</w:t>
             </w:r>
           </w:p>
@@ -1234,14 +2236,24 @@
         <w:tc>
           <w:tcPr>
             <w:tcW w:w="3402" w:type="dxa"/>
+            <w:tcBorders>
+              <w:top w:val="none" w:sz="0" w:space="0" w:color="auto"/>
+              <w:left w:val="none" w:sz="0" w:space="0" w:color="auto"/>
+              <w:bottom w:val="none" w:sz="0" w:space="0" w:color="auto"/>
+              <w:right w:val="none" w:sz="0" w:space="0" w:color="auto"/>
+            </w:tcBorders>
             <w:vAlign w:val="center"/>
           </w:tcPr>
           <w:p>
             <w:pPr>
               <w:cnfStyle w:val="000000010000" w:firstRow="0" w:lastRow="0" w:firstColumn="0" w:lastColumn="0" w:oddVBand="0" w:evenVBand="0" w:oddHBand="0" w:evenHBand="1" w:firstRowFirstColumn="0" w:firstRowLastColumn="0" w:lastRowFirstColumn="0" w:lastRowLastColumn="0"/>
+              <w:rPr>
+                <w:rFonts w:ascii="Arial" w:hAnsi="Arial" w:cs="Arial"/>
+              </w:rPr>
             </w:pPr>
             <w:r>
               <w:rPr>
+                <w:rFonts w:ascii="Arial" w:hAnsi="Arial" w:cs="Arial"/>
                 <w:sz w:val="20"/>
               </w:rPr>
               <w:t>0.409</w:t>
@@ -1251,14 +2263,24 @@
         <w:tc>
           <w:tcPr>
             <w:tcW w:w="2268" w:type="dxa"/>
+            <w:tcBorders>
+              <w:top w:val="none" w:sz="0" w:space="0" w:color="auto"/>
+              <w:left w:val="none" w:sz="0" w:space="0" w:color="auto"/>
+              <w:bottom w:val="none" w:sz="0" w:space="0" w:color="auto"/>
+              <w:right w:val="none" w:sz="0" w:space="0" w:color="auto"/>
+            </w:tcBorders>
             <w:vAlign w:val="center"/>
           </w:tcPr>
           <w:p>
             <w:pPr>
               <w:cnfStyle w:val="000000010000" w:firstRow="0" w:lastRow="0" w:firstColumn="0" w:lastColumn="0" w:oddVBand="0" w:evenVBand="0" w:oddHBand="0" w:evenHBand="1" w:firstRowFirstColumn="0" w:firstRowLastColumn="0" w:lastRowFirstColumn="0" w:lastRowLastColumn="0"/>
+              <w:rPr>
+                <w:rFonts w:ascii="Arial" w:hAnsi="Arial" w:cs="Arial"/>
+              </w:rPr>
             </w:pPr>
             <w:r>
               <w:rPr>
+                <w:rFonts w:ascii="Arial" w:hAnsi="Arial" w:cs="Arial"/>
                 <w:sz w:val="20"/>
               </w:rPr>
               <w:t>0.0056</w:t>
@@ -1268,7 +2290,15 @@
       </w:tr>
     </w:tbl>
     <w:p>
+      <w:pPr>
+        <w:rPr>
+          <w:rFonts w:ascii="Arial" w:hAnsi="Arial" w:cs="Arial"/>
+        </w:rPr>
+      </w:pPr>
       <w:r>
+        <w:rPr>
+          <w:rFonts w:ascii="Arial" w:hAnsi="Arial" w:cs="Arial"/>
+        </w:rPr>
         <w:t>Naive probability-space averaging would be dominated by Model B's inflated scale. To remove the scale mismatch, predictions are first converted to percentile ranks in [0, 1], then averaged:</w:t>
       </w:r>
     </w:p>
@@ -1276,25 +2306,44 @@
       <w:pPr>
         <w:spacing w:after="40"/>
         <w:ind w:left="340"/>
+        <w:rPr>
+          <w:rFonts w:ascii="Arial" w:hAnsi="Arial" w:cs="Arial"/>
+        </w:rPr>
       </w:pPr>
       <w:r>
         <w:rPr>
-          <w:rFonts w:ascii="Consolas" w:hAnsi="Consolas"/>
+          <w:rFonts w:ascii="Arial" w:hAnsi="Arial" w:cs="Arial"/>
           <w:sz w:val="20"/>
         </w:rPr>
         <w:t>final_score(pair) = 0.8 × rank_A(pair) + 0.2 × rank_B(pair)</w:t>
       </w:r>
     </w:p>
     <w:p>
+      <w:pPr>
+        <w:rPr>
+          <w:rFonts w:ascii="Arial" w:hAnsi="Arial" w:cs="Arial"/>
+        </w:rPr>
+      </w:pPr>
       <w:r>
+        <w:rPr>
+          <w:rFonts w:ascii="Arial" w:hAnsi="Arial" w:cs="Arial"/>
+        </w:rPr>
         <w:t>The weight 0.8 was selected by probing four candidates (50/50, 70/30, 80/20, 90/10) on the public leaderboard; 80/20 gave the highest score (see Section 3). Because rank-AUC is a step function of the blend weight (it changes only at points where two pairs swap rank order), the curve is not smooth and the optimum has to be found empirically.</w:t>
       </w:r>
     </w:p>
     <w:p>
       <w:pPr>
         <w:pStyle w:val="Heading1"/>
+        <w:rPr>
+          <w:rFonts w:ascii="Arial" w:hAnsi="Arial" w:cs="Arial"/>
+          <w:color w:val="auto"/>
+        </w:rPr>
       </w:pPr>
       <w:r>
+        <w:rPr>
+          <w:rFonts w:ascii="Arial" w:hAnsi="Arial" w:cs="Arial"/>
+          <w:color w:val="auto"/>
+        </w:rPr>
         <w:t>3. Results</w:t>
       </w:r>
     </w:p>
@@ -1322,8 +2371,14 @@
             <w:vAlign w:val="center"/>
           </w:tcPr>
           <w:p>
+            <w:pPr>
+              <w:rPr>
+                <w:rFonts w:ascii="Arial" w:hAnsi="Arial" w:cs="Arial"/>
+              </w:rPr>
+            </w:pPr>
             <w:r>
               <w:rPr>
+                <w:rFonts w:ascii="Arial" w:hAnsi="Arial" w:cs="Arial"/>
                 <w:color w:val="FFFFFF"/>
                 <w:sz w:val="20"/>
               </w:rPr>
@@ -1340,9 +2395,13 @@
           <w:p>
             <w:pPr>
               <w:cnfStyle w:val="100000000000" w:firstRow="1" w:lastRow="0" w:firstColumn="0" w:lastColumn="0" w:oddVBand="0" w:evenVBand="0" w:oddHBand="0" w:evenHBand="0" w:firstRowFirstColumn="0" w:firstRowLastColumn="0" w:lastRowFirstColumn="0" w:lastRowLastColumn="0"/>
+              <w:rPr>
+                <w:rFonts w:ascii="Arial" w:hAnsi="Arial" w:cs="Arial"/>
+              </w:rPr>
             </w:pPr>
             <w:r>
               <w:rPr>
+                <w:rFonts w:ascii="Arial" w:hAnsi="Arial" w:cs="Arial"/>
                 <w:color w:val="FFFFFF"/>
                 <w:sz w:val="20"/>
               </w:rPr>
@@ -1359,9 +2418,13 @@
           <w:p>
             <w:pPr>
               <w:cnfStyle w:val="100000000000" w:firstRow="1" w:lastRow="0" w:firstColumn="0" w:lastColumn="0" w:oddVBand="0" w:evenVBand="0" w:oddHBand="0" w:evenHBand="0" w:firstRowFirstColumn="0" w:firstRowLastColumn="0" w:lastRowFirstColumn="0" w:lastRowLastColumn="0"/>
+              <w:rPr>
+                <w:rFonts w:ascii="Arial" w:hAnsi="Arial" w:cs="Arial"/>
+              </w:rPr>
             </w:pPr>
             <w:r>
               <w:rPr>
+                <w:rFonts w:ascii="Arial" w:hAnsi="Arial" w:cs="Arial"/>
                 <w:color w:val="FFFFFF"/>
                 <w:sz w:val="20"/>
               </w:rPr>
@@ -1381,8 +2444,14 @@
             <w:vAlign w:val="center"/>
           </w:tcPr>
           <w:p>
+            <w:pPr>
+              <w:rPr>
+                <w:rFonts w:ascii="Arial" w:hAnsi="Arial" w:cs="Arial"/>
+              </w:rPr>
+            </w:pPr>
             <w:r>
               <w:rPr>
+                <w:rFonts w:ascii="Arial" w:hAnsi="Arial" w:cs="Arial"/>
                 <w:sz w:val="20"/>
               </w:rPr>
               <w:t>Model A (main_1.py)</w:t>
@@ -1397,9 +2466,13 @@
           <w:p>
             <w:pPr>
               <w:cnfStyle w:val="000000100000" w:firstRow="0" w:lastRow="0" w:firstColumn="0" w:lastColumn="0" w:oddVBand="0" w:evenVBand="0" w:oddHBand="1" w:evenHBand="0" w:firstRowFirstColumn="0" w:firstRowLastColumn="0" w:lastRowFirstColumn="0" w:lastRowLastColumn="0"/>
+              <w:rPr>
+                <w:rFonts w:ascii="Arial" w:hAnsi="Arial" w:cs="Arial"/>
+              </w:rPr>
             </w:pPr>
             <w:r>
               <w:rPr>
+                <w:rFonts w:ascii="Arial" w:hAnsi="Arial" w:cs="Arial"/>
                 <w:sz w:val="20"/>
               </w:rPr>
               <w:t>0.99997</w:t>
@@ -1414,9 +2487,13 @@
           <w:p>
             <w:pPr>
               <w:cnfStyle w:val="000000100000" w:firstRow="0" w:lastRow="0" w:firstColumn="0" w:lastColumn="0" w:oddVBand="0" w:evenVBand="0" w:oddHBand="1" w:evenHBand="0" w:firstRowFirstColumn="0" w:firstRowLastColumn="0" w:lastRowFirstColumn="0" w:lastRowLastColumn="0"/>
+              <w:rPr>
+                <w:rFonts w:ascii="Arial" w:hAnsi="Arial" w:cs="Arial"/>
+              </w:rPr>
             </w:pPr>
             <w:r>
               <w:rPr>
+                <w:rFonts w:ascii="Arial" w:hAnsi="Arial" w:cs="Arial"/>
                 <w:sz w:val="20"/>
               </w:rPr>
               <w:t>0.85428</w:t>
@@ -1435,8 +2512,14 @@
             <w:vAlign w:val="center"/>
           </w:tcPr>
           <w:p>
+            <w:pPr>
+              <w:rPr>
+                <w:rFonts w:ascii="Arial" w:hAnsi="Arial" w:cs="Arial"/>
+              </w:rPr>
+            </w:pPr>
             <w:r>
               <w:rPr>
+                <w:rFonts w:ascii="Arial" w:hAnsi="Arial" w:cs="Arial"/>
                 <w:sz w:val="20"/>
               </w:rPr>
               <w:t>Model B (main_2.py)</w:t>
@@ -1451,9 +2534,13 @@
           <w:p>
             <w:pPr>
               <w:cnfStyle w:val="000000010000" w:firstRow="0" w:lastRow="0" w:firstColumn="0" w:lastColumn="0" w:oddVBand="0" w:evenVBand="0" w:oddHBand="0" w:evenHBand="1" w:firstRowFirstColumn="0" w:firstRowLastColumn="0" w:lastRowFirstColumn="0" w:lastRowLastColumn="0"/>
+              <w:rPr>
+                <w:rFonts w:ascii="Arial" w:hAnsi="Arial" w:cs="Arial"/>
+              </w:rPr>
             </w:pPr>
             <w:r>
               <w:rPr>
+                <w:rFonts w:ascii="Arial" w:hAnsi="Arial" w:cs="Arial"/>
                 <w:sz w:val="20"/>
               </w:rPr>
               <w:t>0.99940</w:t>
@@ -1468,9 +2555,13 @@
           <w:p>
             <w:pPr>
               <w:cnfStyle w:val="000000010000" w:firstRow="0" w:lastRow="0" w:firstColumn="0" w:lastColumn="0" w:oddVBand="0" w:evenVBand="0" w:oddHBand="0" w:evenHBand="1" w:firstRowFirstColumn="0" w:firstRowLastColumn="0" w:lastRowFirstColumn="0" w:lastRowLastColumn="0"/>
+              <w:rPr>
+                <w:rFonts w:ascii="Arial" w:hAnsi="Arial" w:cs="Arial"/>
+              </w:rPr>
             </w:pPr>
             <w:r>
               <w:rPr>
+                <w:rFonts w:ascii="Arial" w:hAnsi="Arial" w:cs="Arial"/>
                 <w:sz w:val="20"/>
               </w:rPr>
               <w:t>0.78773</w:t>
@@ -1489,8 +2580,14 @@
             <w:vAlign w:val="center"/>
           </w:tcPr>
           <w:p>
+            <w:pPr>
+              <w:rPr>
+                <w:rFonts w:ascii="Arial" w:hAnsi="Arial" w:cs="Arial"/>
+              </w:rPr>
+            </w:pPr>
             <w:r>
               <w:rPr>
+                <w:rFonts w:ascii="Arial" w:hAnsi="Arial" w:cs="Arial"/>
                 <w:sz w:val="20"/>
               </w:rPr>
               <w:t>Rank blend 50/50</w:t>
@@ -1505,12 +2602,16 @@
           <w:p>
             <w:pPr>
               <w:cnfStyle w:val="000000100000" w:firstRow="0" w:lastRow="0" w:firstColumn="0" w:lastColumn="0" w:oddVBand="0" w:evenVBand="0" w:oddHBand="1" w:evenHBand="0" w:firstRowFirstColumn="0" w:firstRowLastColumn="0" w:lastRowFirstColumn="0" w:lastRowLastColumn="0"/>
+              <w:rPr>
+                <w:rFonts w:ascii="Arial" w:hAnsi="Arial" w:cs="Arial"/>
+              </w:rPr>
             </w:pPr>
             <w:r>
               <w:rPr>
+                <w:rFonts w:ascii="Arial" w:hAnsi="Arial" w:cs="Arial"/>
                 <w:sz w:val="20"/>
               </w:rPr>
-              <w:t>—</w:t>
+              <w:t>-</w:t>
             </w:r>
           </w:p>
         </w:tc>
@@ -1522,9 +2623,13 @@
           <w:p>
             <w:pPr>
               <w:cnfStyle w:val="000000100000" w:firstRow="0" w:lastRow="0" w:firstColumn="0" w:lastColumn="0" w:oddVBand="0" w:evenVBand="0" w:oddHBand="1" w:evenHBand="0" w:firstRowFirstColumn="0" w:firstRowLastColumn="0" w:lastRowFirstColumn="0" w:lastRowLastColumn="0"/>
+              <w:rPr>
+                <w:rFonts w:ascii="Arial" w:hAnsi="Arial" w:cs="Arial"/>
+              </w:rPr>
             </w:pPr>
             <w:r>
               <w:rPr>
+                <w:rFonts w:ascii="Arial" w:hAnsi="Arial" w:cs="Arial"/>
                 <w:sz w:val="20"/>
               </w:rPr>
               <w:t>0.84212</w:t>
@@ -1543,8 +2648,14 @@
             <w:vAlign w:val="center"/>
           </w:tcPr>
           <w:p>
+            <w:pPr>
+              <w:rPr>
+                <w:rFonts w:ascii="Arial" w:hAnsi="Arial" w:cs="Arial"/>
+              </w:rPr>
+            </w:pPr>
             <w:r>
               <w:rPr>
+                <w:rFonts w:ascii="Arial" w:hAnsi="Arial" w:cs="Arial"/>
                 <w:sz w:val="20"/>
               </w:rPr>
               <w:t>Rank blend 70/30</w:t>
@@ -1559,12 +2670,16 @@
           <w:p>
             <w:pPr>
               <w:cnfStyle w:val="000000010000" w:firstRow="0" w:lastRow="0" w:firstColumn="0" w:lastColumn="0" w:oddVBand="0" w:evenVBand="0" w:oddHBand="0" w:evenHBand="1" w:firstRowFirstColumn="0" w:firstRowLastColumn="0" w:lastRowFirstColumn="0" w:lastRowLastColumn="0"/>
+              <w:rPr>
+                <w:rFonts w:ascii="Arial" w:hAnsi="Arial" w:cs="Arial"/>
+              </w:rPr>
             </w:pPr>
             <w:r>
               <w:rPr>
+                <w:rFonts w:ascii="Arial" w:hAnsi="Arial" w:cs="Arial"/>
                 <w:sz w:val="20"/>
               </w:rPr>
-              <w:t>—</w:t>
+              <w:t>-</w:t>
             </w:r>
           </w:p>
         </w:tc>
@@ -1576,9 +2691,13 @@
           <w:p>
             <w:pPr>
               <w:cnfStyle w:val="000000010000" w:firstRow="0" w:lastRow="0" w:firstColumn="0" w:lastColumn="0" w:oddVBand="0" w:evenVBand="0" w:oddHBand="0" w:evenHBand="1" w:firstRowFirstColumn="0" w:firstRowLastColumn="0" w:lastRowFirstColumn="0" w:lastRowLastColumn="0"/>
+              <w:rPr>
+                <w:rFonts w:ascii="Arial" w:hAnsi="Arial" w:cs="Arial"/>
+              </w:rPr>
             </w:pPr>
             <w:r>
               <w:rPr>
+                <w:rFonts w:ascii="Arial" w:hAnsi="Arial" w:cs="Arial"/>
                 <w:sz w:val="20"/>
               </w:rPr>
               <w:t>0.85292</w:t>
@@ -1597,8 +2716,14 @@
             <w:vAlign w:val="center"/>
           </w:tcPr>
           <w:p>
+            <w:pPr>
+              <w:rPr>
+                <w:rFonts w:ascii="Arial" w:hAnsi="Arial" w:cs="Arial"/>
+              </w:rPr>
+            </w:pPr>
             <w:r>
               <w:rPr>
+                <w:rFonts w:ascii="Arial" w:hAnsi="Arial" w:cs="Arial"/>
                 <w:sz w:val="20"/>
               </w:rPr>
               <w:t>Rank blend 90/10</w:t>
@@ -1613,12 +2738,16 @@
           <w:p>
             <w:pPr>
               <w:cnfStyle w:val="000000100000" w:firstRow="0" w:lastRow="0" w:firstColumn="0" w:lastColumn="0" w:oddVBand="0" w:evenVBand="0" w:oddHBand="1" w:evenHBand="0" w:firstRowFirstColumn="0" w:firstRowLastColumn="0" w:lastRowFirstColumn="0" w:lastRowLastColumn="0"/>
+              <w:rPr>
+                <w:rFonts w:ascii="Arial" w:hAnsi="Arial" w:cs="Arial"/>
+              </w:rPr>
             </w:pPr>
             <w:r>
               <w:rPr>
+                <w:rFonts w:ascii="Arial" w:hAnsi="Arial" w:cs="Arial"/>
                 <w:sz w:val="20"/>
               </w:rPr>
-              <w:t>—</w:t>
+              <w:t>-</w:t>
             </w:r>
           </w:p>
         </w:tc>
@@ -1630,9 +2759,13 @@
           <w:p>
             <w:pPr>
               <w:cnfStyle w:val="000000100000" w:firstRow="0" w:lastRow="0" w:firstColumn="0" w:lastColumn="0" w:oddVBand="0" w:evenVBand="0" w:oddHBand="1" w:evenHBand="0" w:firstRowFirstColumn="0" w:firstRowLastColumn="0" w:lastRowFirstColumn="0" w:lastRowLastColumn="0"/>
+              <w:rPr>
+                <w:rFonts w:ascii="Arial" w:hAnsi="Arial" w:cs="Arial"/>
+              </w:rPr>
             </w:pPr>
             <w:r>
               <w:rPr>
+                <w:rFonts w:ascii="Arial" w:hAnsi="Arial" w:cs="Arial"/>
                 <w:sz w:val="20"/>
               </w:rPr>
               <w:t>0.85062</w:t>
@@ -1651,8 +2784,14 @@
             <w:vAlign w:val="center"/>
           </w:tcPr>
           <w:p>
+            <w:pPr>
+              <w:rPr>
+                <w:rFonts w:ascii="Arial" w:hAnsi="Arial" w:cs="Arial"/>
+              </w:rPr>
+            </w:pPr>
             <w:r>
               <w:rPr>
+                <w:rFonts w:ascii="Arial" w:hAnsi="Arial" w:cs="Arial"/>
                 <w:sz w:val="20"/>
               </w:rPr>
               <w:t>Rank blend 80/20  (final pick #1)</w:t>
@@ -1667,12 +2806,16 @@
           <w:p>
             <w:pPr>
               <w:cnfStyle w:val="000000010000" w:firstRow="0" w:lastRow="0" w:firstColumn="0" w:lastColumn="0" w:oddVBand="0" w:evenVBand="0" w:oddHBand="0" w:evenHBand="1" w:firstRowFirstColumn="0" w:firstRowLastColumn="0" w:lastRowFirstColumn="0" w:lastRowLastColumn="0"/>
+              <w:rPr>
+                <w:rFonts w:ascii="Arial" w:hAnsi="Arial" w:cs="Arial"/>
+              </w:rPr>
             </w:pPr>
             <w:r>
               <w:rPr>
+                <w:rFonts w:ascii="Arial" w:hAnsi="Arial" w:cs="Arial"/>
                 <w:sz w:val="20"/>
               </w:rPr>
-              <w:t>—</w:t>
+              <w:t>-</w:t>
             </w:r>
           </w:p>
         </w:tc>
@@ -1684,9 +2827,13 @@
           <w:p>
             <w:pPr>
               <w:cnfStyle w:val="000000010000" w:firstRow="0" w:lastRow="0" w:firstColumn="0" w:lastColumn="0" w:oddVBand="0" w:evenVBand="0" w:oddHBand="0" w:evenHBand="1" w:firstRowFirstColumn="0" w:firstRowLastColumn="0" w:lastRowFirstColumn="0" w:lastRowLastColumn="0"/>
+              <w:rPr>
+                <w:rFonts w:ascii="Arial" w:hAnsi="Arial" w:cs="Arial"/>
+              </w:rPr>
             </w:pPr>
             <w:r>
               <w:rPr>
+                <w:rFonts w:ascii="Arial" w:hAnsi="Arial" w:cs="Arial"/>
                 <w:sz w:val="20"/>
               </w:rPr>
               <w:t>0.85505</w:t>
@@ -1705,8 +2852,14 @@
             <w:vAlign w:val="center"/>
           </w:tcPr>
           <w:p>
+            <w:pPr>
+              <w:rPr>
+                <w:rFonts w:ascii="Arial" w:hAnsi="Arial" w:cs="Arial"/>
+              </w:rPr>
+            </w:pPr>
             <w:r>
               <w:rPr>
+                <w:rFonts w:ascii="Arial" w:hAnsi="Arial" w:cs="Arial"/>
                 <w:sz w:val="20"/>
               </w:rPr>
               <w:t>Model A standalone (final pick #2)</w:t>
@@ -1721,12 +2874,16 @@
           <w:p>
             <w:pPr>
               <w:cnfStyle w:val="000000100000" w:firstRow="0" w:lastRow="0" w:firstColumn="0" w:lastColumn="0" w:oddVBand="0" w:evenVBand="0" w:oddHBand="1" w:evenHBand="0" w:firstRowFirstColumn="0" w:firstRowLastColumn="0" w:lastRowFirstColumn="0" w:lastRowLastColumn="0"/>
+              <w:rPr>
+                <w:rFonts w:ascii="Arial" w:hAnsi="Arial" w:cs="Arial"/>
+              </w:rPr>
             </w:pPr>
             <w:r>
               <w:rPr>
+                <w:rFonts w:ascii="Arial" w:hAnsi="Arial" w:cs="Arial"/>
                 <w:sz w:val="20"/>
               </w:rPr>
-              <w:t>—</w:t>
+              <w:t>-</w:t>
             </w:r>
           </w:p>
         </w:tc>
@@ -1738,9 +2895,13 @@
           <w:p>
             <w:pPr>
               <w:cnfStyle w:val="000000100000" w:firstRow="0" w:lastRow="0" w:firstColumn="0" w:lastColumn="0" w:oddVBand="0" w:evenVBand="0" w:oddHBand="1" w:evenHBand="0" w:firstRowFirstColumn="0" w:firstRowLastColumn="0" w:lastRowFirstColumn="0" w:lastRowLastColumn="0"/>
+              <w:rPr>
+                <w:rFonts w:ascii="Arial" w:hAnsi="Arial" w:cs="Arial"/>
+              </w:rPr>
             </w:pPr>
             <w:r>
               <w:rPr>
+                <w:rFonts w:ascii="Arial" w:hAnsi="Arial" w:cs="Arial"/>
                 <w:sz w:val="20"/>
               </w:rPr>
               <w:t>0.85428</w:t>
@@ -1750,63 +2911,148 @@
       </w:tr>
     </w:tbl>
     <w:p>
+      <w:pPr>
+        <w:rPr>
+          <w:rFonts w:ascii="Arial" w:hAnsi="Arial" w:cs="Arial"/>
+        </w:rPr>
+      </w:pPr>
       <w:r>
+        <w:rPr>
+          <w:rFonts w:ascii="Arial" w:hAnsi="Arial" w:cs="Arial"/>
+        </w:rPr>
         <w:t>Final submissions. The two final picks were chosen for diversity. The 80/20 rank blend captures both models' signals and gives the highest public-LB score. Pure Model A acts as an anchor in case the blend overfits the public leaderboard.</w:t>
       </w:r>
     </w:p>
     <w:p>
+      <w:pPr>
+        <w:rPr>
+          <w:rFonts w:ascii="Arial" w:hAnsi="Arial" w:cs="Arial"/>
+        </w:rPr>
+      </w:pPr>
       <w:r>
         <w:rPr>
+          <w:rFonts w:ascii="Arial" w:hAnsi="Arial" w:cs="Arial"/>
           <w:b/>
         </w:rPr>
-        <w:t xml:space="preserve">Note on the CV–LB gap. </w:t>
+        <w:t>Note on the CV</w:t>
       </w:r>
       <w:r>
-        <w:t>Both models scored near 1.0 in cross-validation but markedly lower on the leaderboard. The cause is the negative-sampling distribution mismatch: random non-edges are easy to distinguish from real edges, while the actual hidden edges lie in much harder regions of the graph (plausible non-observed connections). Model A's simpler feature set generalizes better than Model B's richer one (smaller CV–LB gap), which is why Model A dominates the blend.</w:t>
+        <w:rPr>
+          <w:rFonts w:ascii="Arial" w:hAnsi="Arial" w:cs="Arial"/>
+          <w:b/>
+        </w:rPr>
+        <w:t>-</w:t>
+      </w:r>
+      <w:r>
+        <w:rPr>
+          <w:rFonts w:ascii="Arial" w:hAnsi="Arial" w:cs="Arial"/>
+          <w:b/>
+        </w:rPr>
+        <w:t xml:space="preserve">LB gap. </w:t>
+      </w:r>
+      <w:r>
+        <w:rPr>
+          <w:rFonts w:ascii="Arial" w:hAnsi="Arial" w:cs="Arial"/>
+        </w:rPr>
+        <w:t>Both models scored near 1.0 in cross-validation but markedly lower on the leaderboard. The cause is the negative-sampling distribution mismatch: random non-edges are easy to distinguish from real edges, while the actual hidden edges lie in much harder regions of the graph (plausible non-observed connections). Model A's simpler feature set generalizes better than Model B's richer one (smaller CV</w:t>
+      </w:r>
+      <w:r>
+        <w:rPr>
+          <w:rFonts w:ascii="Arial" w:hAnsi="Arial" w:cs="Arial"/>
+        </w:rPr>
+        <w:t>-</w:t>
+      </w:r>
+      <w:r>
+        <w:rPr>
+          <w:rFonts w:ascii="Arial" w:hAnsi="Arial" w:cs="Arial"/>
+        </w:rPr>
+        <w:t>LB gap), which is why Model A dominates the blend.</w:t>
       </w:r>
     </w:p>
     <w:p>
       <w:pPr>
         <w:pStyle w:val="Heading1"/>
+        <w:rPr>
+          <w:rFonts w:ascii="Arial" w:hAnsi="Arial" w:cs="Arial"/>
+          <w:color w:val="auto"/>
+        </w:rPr>
       </w:pPr>
       <w:r>
+        <w:rPr>
+          <w:rFonts w:ascii="Arial" w:hAnsi="Arial" w:cs="Arial"/>
+          <w:color w:val="auto"/>
+        </w:rPr>
         <w:t>4. How to Run</w:t>
       </w:r>
     </w:p>
     <w:p>
       <w:pPr>
         <w:pStyle w:val="Heading2"/>
+        <w:rPr>
+          <w:rFonts w:ascii="Arial" w:hAnsi="Arial" w:cs="Arial"/>
+          <w:color w:val="auto"/>
+        </w:rPr>
       </w:pPr>
       <w:r>
+        <w:rPr>
+          <w:rFonts w:ascii="Arial" w:hAnsi="Arial" w:cs="Arial"/>
+          <w:color w:val="auto"/>
+        </w:rPr>
         <w:t>4.1 Requirements</w:t>
       </w:r>
     </w:p>
     <w:p>
       <w:pPr>
         <w:pStyle w:val="ListBullet"/>
+        <w:rPr>
+          <w:rFonts w:ascii="Arial" w:hAnsi="Arial" w:cs="Arial"/>
+        </w:rPr>
       </w:pPr>
       <w:r>
+        <w:rPr>
+          <w:rFonts w:ascii="Arial" w:hAnsi="Arial" w:cs="Arial"/>
+        </w:rPr>
         <w:t>Python ≥ 3.12</w:t>
       </w:r>
     </w:p>
     <w:p>
       <w:pPr>
         <w:pStyle w:val="ListBullet"/>
+        <w:rPr>
+          <w:rFonts w:ascii="Arial" w:hAnsi="Arial" w:cs="Arial"/>
+        </w:rPr>
       </w:pPr>
       <w:r>
+        <w:rPr>
+          <w:rFonts w:ascii="Arial" w:hAnsi="Arial" w:cs="Arial"/>
+        </w:rPr>
         <w:t>Package manager: uv  (https://docs.astral.sh/uv/)</w:t>
       </w:r>
     </w:p>
     <w:p>
       <w:pPr>
         <w:pStyle w:val="ListBullet"/>
+        <w:rPr>
+          <w:rFonts w:ascii="Arial" w:hAnsi="Arial" w:cs="Arial"/>
+        </w:rPr>
       </w:pPr>
       <w:r>
+        <w:rPr>
+          <w:rFonts w:ascii="Arial" w:hAnsi="Arial" w:cs="Arial"/>
+        </w:rPr>
         <w:t>Dependencies (declared in pyproject.toml): lightgbm, networkx, numpy, pandas, scikit-learn, scipy, tqdm</w:t>
       </w:r>
     </w:p>
     <w:p>
+      <w:pPr>
+        <w:rPr>
+          <w:rFonts w:ascii="Arial" w:hAnsi="Arial" w:cs="Arial"/>
+        </w:rPr>
+      </w:pPr>
       <w:r>
+        <w:rPr>
+          <w:rFonts w:ascii="Arial" w:hAnsi="Arial" w:cs="Arial"/>
+        </w:rPr>
         <w:t>Install dependencies:</w:t>
       </w:r>
     </w:p>
@@ -1814,10 +3060,13 @@
       <w:pPr>
         <w:spacing w:after="40"/>
         <w:ind w:left="340"/>
+        <w:rPr>
+          <w:rFonts w:ascii="Arial" w:hAnsi="Arial" w:cs="Arial"/>
+        </w:rPr>
       </w:pPr>
       <w:r>
         <w:rPr>
-          <w:rFonts w:ascii="Consolas" w:hAnsi="Consolas"/>
+          <w:rFonts w:ascii="Arial" w:hAnsi="Arial" w:cs="Arial"/>
           <w:sz w:val="20"/>
         </w:rPr>
         <w:t>uv sync</w:t>
@@ -1826,51 +3075,151 @@
     <w:p>
       <w:pPr>
         <w:pStyle w:val="Heading2"/>
+        <w:rPr>
+          <w:rFonts w:ascii="Arial" w:hAnsi="Arial" w:cs="Arial"/>
+          <w:color w:val="auto"/>
+        </w:rPr>
       </w:pPr>
       <w:r>
-        <w:lastRenderedPageBreak/>
+        <w:rPr>
+          <w:rFonts w:ascii="Arial" w:hAnsi="Arial" w:cs="Arial"/>
+          <w:color w:val="auto"/>
+        </w:rPr>
         <w:t>4.2 Input Data</w:t>
       </w:r>
     </w:p>
     <w:p>
+      <w:pPr>
+        <w:rPr>
+          <w:rFonts w:ascii="Arial" w:hAnsi="Arial" w:cs="Arial"/>
+        </w:rPr>
+      </w:pPr>
       <w:r>
+        <w:rPr>
+          <w:rFonts w:ascii="Arial" w:hAnsi="Arial" w:cs="Arial"/>
+        </w:rPr>
         <w:t>Place the following files in the working directory:</w:t>
       </w:r>
     </w:p>
     <w:p>
       <w:pPr>
         <w:pStyle w:val="ListBullet"/>
+        <w:rPr>
+          <w:rFonts w:ascii="Arial" w:hAnsi="Arial" w:cs="Arial"/>
+        </w:rPr>
       </w:pPr>
       <w:r>
-        <w:t>train.csv — known edges  (columns: Node1, Node2)</w:t>
+        <w:rPr>
+          <w:rFonts w:ascii="Arial" w:hAnsi="Arial" w:cs="Arial"/>
+        </w:rPr>
+        <w:lastRenderedPageBreak/>
+        <w:t xml:space="preserve">train.csv </w:t>
+      </w:r>
+      <w:r>
+        <w:rPr>
+          <w:rFonts w:ascii="Arial" w:hAnsi="Arial" w:cs="Arial"/>
+        </w:rPr>
+        <w:t>-</w:t>
+      </w:r>
+      <w:r>
+        <w:rPr>
+          <w:rFonts w:ascii="Arial" w:hAnsi="Arial" w:cs="Arial"/>
+        </w:rPr>
+        <w:t xml:space="preserve"> known edges  (columns: Node1, Node2)</w:t>
       </w:r>
     </w:p>
     <w:p>
       <w:pPr>
         <w:pStyle w:val="ListBullet"/>
+        <w:rPr>
+          <w:rFonts w:ascii="Arial" w:hAnsi="Arial" w:cs="Arial"/>
+        </w:rPr>
       </w:pPr>
       <w:r>
-        <w:t>test.csv — candidate pairs to score  (columns: ID, Node1, Node2)</w:t>
+        <w:rPr>
+          <w:rFonts w:ascii="Arial" w:hAnsi="Arial" w:cs="Arial"/>
+        </w:rPr>
+        <w:t xml:space="preserve">test.csv </w:t>
+      </w:r>
+      <w:r>
+        <w:rPr>
+          <w:rFonts w:ascii="Arial" w:hAnsi="Arial" w:cs="Arial"/>
+        </w:rPr>
+        <w:t>-</w:t>
+      </w:r>
+      <w:r>
+        <w:rPr>
+          <w:rFonts w:ascii="Arial" w:hAnsi="Arial" w:cs="Arial"/>
+        </w:rPr>
+        <w:t xml:space="preserve"> candidate pairs to score  (columns: ID, Node1, Node2)</w:t>
       </w:r>
     </w:p>
     <w:p>
       <w:pPr>
         <w:pStyle w:val="ListBullet"/>
+        <w:rPr>
+          <w:rFonts w:ascii="Arial" w:hAnsi="Arial" w:cs="Arial"/>
+        </w:rPr>
       </w:pPr>
       <w:r>
-        <w:t>sample_submission.csv — submission template  (columns: ID, Label)</w:t>
+        <w:rPr>
+          <w:rFonts w:ascii="Arial" w:hAnsi="Arial" w:cs="Arial"/>
+        </w:rPr>
+        <w:t xml:space="preserve">sample_submission.csv </w:t>
+      </w:r>
+      <w:r>
+        <w:rPr>
+          <w:rFonts w:ascii="Arial" w:hAnsi="Arial" w:cs="Arial"/>
+        </w:rPr>
+        <w:t>-</w:t>
+      </w:r>
+      <w:r>
+        <w:rPr>
+          <w:rFonts w:ascii="Arial" w:hAnsi="Arial" w:cs="Arial"/>
+        </w:rPr>
+        <w:t xml:space="preserve"> submission template  (columns: ID, Label)</w:t>
       </w:r>
     </w:p>
     <w:p>
       <w:pPr>
         <w:pStyle w:val="Heading2"/>
+        <w:rPr>
+          <w:rFonts w:ascii="Arial" w:hAnsi="Arial" w:cs="Arial"/>
+          <w:color w:val="auto"/>
+        </w:rPr>
       </w:pPr>
       <w:r>
-        <w:t>4.3 Step 1 — Train Model A</w:t>
+        <w:rPr>
+          <w:rFonts w:ascii="Arial" w:hAnsi="Arial" w:cs="Arial"/>
+          <w:color w:val="auto"/>
+        </w:rPr>
+        <w:t xml:space="preserve">4.3 Step 1 </w:t>
+      </w:r>
+      <w:r>
+        <w:rPr>
+          <w:rFonts w:ascii="Arial" w:hAnsi="Arial" w:cs="Arial"/>
+          <w:color w:val="auto"/>
+        </w:rPr>
+        <w:t>-</w:t>
+      </w:r>
+      <w:r>
+        <w:rPr>
+          <w:rFonts w:ascii="Arial" w:hAnsi="Arial" w:cs="Arial"/>
+          <w:color w:val="auto"/>
+        </w:rPr>
+        <w:t xml:space="preserve"> Train Model A</w:t>
       </w:r>
     </w:p>
     <w:p>
+      <w:pPr>
+        <w:rPr>
+          <w:rFonts w:ascii="Arial" w:hAnsi="Arial" w:cs="Arial"/>
+        </w:rPr>
+      </w:pPr>
       <w:r>
+        <w:rPr>
+          <w:rFonts w:ascii="Arial" w:hAnsi="Arial" w:cs="Arial"/>
+        </w:rPr>
         <w:t>Run the Model A pipeline. It produces submission.csv, which is renamed to keep separate from the Model B output:</w:t>
       </w:r>
     </w:p>
@@ -1878,38 +3227,100 @@
       <w:pPr>
         <w:spacing w:after="40"/>
         <w:ind w:left="340"/>
+        <w:rPr>
+          <w:rFonts w:ascii="Arial" w:hAnsi="Arial" w:cs="Arial"/>
+          <w:b/>
+          <w:bCs/>
+        </w:rPr>
       </w:pPr>
       <w:r>
         <w:rPr>
-          <w:rFonts w:ascii="Consolas" w:hAnsi="Consolas"/>
+          <w:rFonts w:ascii="Arial" w:hAnsi="Arial" w:cs="Arial"/>
+          <w:b/>
+          <w:bCs/>
           <w:sz w:val="20"/>
         </w:rPr>
-        <w:t>uv run python main_1.py</w:t>
+        <w:t>uv run main_1.py</w:t>
       </w:r>
     </w:p>
     <w:p>
       <w:pPr>
         <w:spacing w:after="40"/>
         <w:ind w:left="340"/>
+        <w:rPr>
+          <w:rFonts w:ascii="Arial" w:hAnsi="Arial" w:cs="Arial"/>
+          <w:b/>
+          <w:bCs/>
+        </w:rPr>
       </w:pPr>
       <w:r>
         <w:rPr>
-          <w:rFonts w:ascii="Consolas" w:hAnsi="Consolas"/>
+          <w:rFonts w:ascii="Arial" w:hAnsi="Arial" w:cs="Arial"/>
+          <w:b/>
+          <w:bCs/>
           <w:sz w:val="20"/>
         </w:rPr>
-        <w:t>mv submission.csv  M11415803_Le_Trung_Kien.csv</w:t>
+        <w:t>mv submission.csv  M11415803_Le_Trung_Kien</w:t>
+      </w:r>
+      <w:r>
+        <w:rPr>
+          <w:rFonts w:ascii="Arial" w:hAnsi="Arial" w:cs="Arial"/>
+          <w:b/>
+          <w:bCs/>
+          <w:sz w:val="20"/>
+        </w:rPr>
+        <w:t>_A</w:t>
+      </w:r>
+      <w:r>
+        <w:rPr>
+          <w:rFonts w:ascii="Arial" w:hAnsi="Arial" w:cs="Arial"/>
+          <w:b/>
+          <w:bCs/>
+          <w:sz w:val="20"/>
+        </w:rPr>
+        <w:t>.csv</w:t>
       </w:r>
     </w:p>
     <w:p>
       <w:pPr>
         <w:pStyle w:val="Heading2"/>
+        <w:rPr>
+          <w:rFonts w:ascii="Arial" w:hAnsi="Arial" w:cs="Arial"/>
+          <w:color w:val="auto"/>
+        </w:rPr>
       </w:pPr>
       <w:r>
-        <w:t>4.4 Step 2 — Train Model B</w:t>
+        <w:rPr>
+          <w:rFonts w:ascii="Arial" w:hAnsi="Arial" w:cs="Arial"/>
+          <w:color w:val="auto"/>
+        </w:rPr>
+        <w:t xml:space="preserve">4.4 Step 2 </w:t>
+      </w:r>
+      <w:r>
+        <w:rPr>
+          <w:rFonts w:ascii="Arial" w:hAnsi="Arial" w:cs="Arial"/>
+          <w:color w:val="auto"/>
+        </w:rPr>
+        <w:t>-</w:t>
+      </w:r>
+      <w:r>
+        <w:rPr>
+          <w:rFonts w:ascii="Arial" w:hAnsi="Arial" w:cs="Arial"/>
+          <w:color w:val="auto"/>
+        </w:rPr>
+        <w:t xml:space="preserve"> Train Model B</w:t>
       </w:r>
     </w:p>
     <w:p>
+      <w:pPr>
+        <w:rPr>
+          <w:rFonts w:ascii="Arial" w:hAnsi="Arial" w:cs="Arial"/>
+        </w:rPr>
+      </w:pPr>
       <w:r>
+        <w:rPr>
+          <w:rFonts w:ascii="Arial" w:hAnsi="Arial" w:cs="Arial"/>
+        </w:rPr>
         <w:t>Run the Model B pipeline and rename the output:</w:t>
       </w:r>
     </w:p>
@@ -1917,38 +3328,99 @@
       <w:pPr>
         <w:spacing w:after="40"/>
         <w:ind w:left="340"/>
+        <w:rPr>
+          <w:rFonts w:ascii="Arial" w:hAnsi="Arial" w:cs="Arial"/>
+          <w:b/>
+          <w:bCs/>
+        </w:rPr>
       </w:pPr>
       <w:r>
         <w:rPr>
-          <w:rFonts w:ascii="Consolas" w:hAnsi="Consolas"/>
+          <w:rFonts w:ascii="Arial" w:hAnsi="Arial" w:cs="Arial"/>
+          <w:b/>
+          <w:bCs/>
           <w:sz w:val="20"/>
         </w:rPr>
-        <w:t>uv run python main_2.py</w:t>
+        <w:t>uv run main_2.py</w:t>
       </w:r>
     </w:p>
     <w:p>
       <w:pPr>
         <w:spacing w:after="40"/>
         <w:ind w:left="340"/>
+        <w:rPr>
+          <w:rFonts w:ascii="Arial" w:hAnsi="Arial" w:cs="Arial"/>
+          <w:b/>
+          <w:bCs/>
+        </w:rPr>
       </w:pPr>
       <w:r>
         <w:rPr>
-          <w:rFonts w:ascii="Consolas" w:hAnsi="Consolas"/>
+          <w:rFonts w:ascii="Arial" w:hAnsi="Arial" w:cs="Arial"/>
+          <w:b/>
+          <w:bCs/>
           <w:sz w:val="20"/>
         </w:rPr>
-        <w:t>mv submission.csv  M11415803_Le_Trung_Kien_0505_opus5fold.csv</w:t>
+        <w:t>mv submission.csv  M11415803_Le_Trung_Kien_</w:t>
+      </w:r>
+      <w:r>
+        <w:rPr>
+          <w:rFonts w:ascii="Arial" w:hAnsi="Arial" w:cs="Arial"/>
+          <w:b/>
+          <w:bCs/>
+          <w:sz w:val="20"/>
+        </w:rPr>
+        <w:t>B</w:t>
+      </w:r>
+      <w:r>
+        <w:rPr>
+          <w:rFonts w:ascii="Arial" w:hAnsi="Arial" w:cs="Arial"/>
+          <w:b/>
+          <w:bCs/>
+          <w:sz w:val="20"/>
+        </w:rPr>
+        <w:t>.csv</w:t>
       </w:r>
     </w:p>
     <w:p>
       <w:pPr>
         <w:pStyle w:val="Heading2"/>
+        <w:rPr>
+          <w:rFonts w:ascii="Arial" w:hAnsi="Arial" w:cs="Arial"/>
+        </w:rPr>
       </w:pPr>
       <w:r>
-        <w:t>4.5 Step 3 — Generate the Rank-Space Blend</w:t>
+        <w:rPr>
+          <w:rFonts w:ascii="Arial" w:hAnsi="Arial" w:cs="Arial"/>
+          <w:color w:val="auto"/>
+        </w:rPr>
+        <w:t xml:space="preserve">4.5 Step 3 </w:t>
+      </w:r>
+      <w:r>
+        <w:rPr>
+          <w:rFonts w:ascii="Arial" w:hAnsi="Arial" w:cs="Arial"/>
+          <w:color w:val="auto"/>
+        </w:rPr>
+        <w:t>-</w:t>
+      </w:r>
+      <w:r>
+        <w:rPr>
+          <w:rFonts w:ascii="Arial" w:hAnsi="Arial" w:cs="Arial"/>
+          <w:color w:val="auto"/>
+        </w:rPr>
+        <w:t xml:space="preserve"> Generate the Rank-Space Blend</w:t>
       </w:r>
     </w:p>
     <w:p>
+      <w:pPr>
+        <w:rPr>
+          <w:rFonts w:ascii="Arial" w:hAnsi="Arial" w:cs="Arial"/>
+        </w:rPr>
+      </w:pPr>
       <w:r>
+        <w:rPr>
+          <w:rFonts w:ascii="Arial" w:hAnsi="Arial" w:cs="Arial"/>
+        </w:rPr>
         <w:t>Reads the two CSVs above and writes all blend variants:</w:t>
       </w:r>
     </w:p>
@@ -1956,612 +3428,140 @@
       <w:pPr>
         <w:spacing w:after="40"/>
         <w:ind w:left="340"/>
+        <w:rPr>
+          <w:rFonts w:ascii="Arial" w:hAnsi="Arial" w:cs="Arial"/>
+          <w:b/>
+          <w:bCs/>
+        </w:rPr>
       </w:pPr>
       <w:r>
         <w:rPr>
-          <w:rFonts w:ascii="Consolas" w:hAnsi="Consolas"/>
+          <w:rFonts w:ascii="Arial" w:hAnsi="Arial" w:cs="Arial"/>
+          <w:b/>
+          <w:bCs/>
           <w:sz w:val="20"/>
         </w:rPr>
-        <w:t>uv run python make_blends.py</w:t>
+        <w:t>uv run make_blends.py</w:t>
       </w:r>
     </w:p>
     <w:p>
+      <w:pPr>
+        <w:rPr>
+          <w:rFonts w:ascii="Arial" w:hAnsi="Arial" w:cs="Arial"/>
+        </w:rPr>
+      </w:pPr>
       <w:r>
-        <w:t>The selected final file is M11415803_Le_Trung_Kien_blend_rank_80_20.csv.</w:t>
+        <w:rPr>
+          <w:rFonts w:ascii="Arial" w:hAnsi="Arial" w:cs="Arial"/>
+        </w:rPr>
+        <w:t xml:space="preserve">The selected final file is </w:t>
+      </w:r>
+      <w:r>
+        <w:rPr>
+          <w:rFonts w:ascii="Arial" w:hAnsi="Arial" w:cs="Arial"/>
+          <w:b/>
+          <w:bCs/>
+        </w:rPr>
+        <w:t>M11415803_Le_Trung_Kien_blend_rank_80_20.csv</w:t>
+      </w:r>
+      <w:r>
+        <w:rPr>
+          <w:rFonts w:ascii="Arial" w:hAnsi="Arial" w:cs="Arial"/>
+        </w:rPr>
+        <w:t>.</w:t>
       </w:r>
     </w:p>
     <w:p>
       <w:pPr>
         <w:pStyle w:val="Heading2"/>
+        <w:rPr>
+          <w:rFonts w:ascii="Arial" w:hAnsi="Arial" w:cs="Arial"/>
+          <w:color w:val="auto"/>
+        </w:rPr>
       </w:pPr>
       <w:r>
+        <w:rPr>
+          <w:rFonts w:ascii="Arial" w:hAnsi="Arial" w:cs="Arial"/>
+          <w:color w:val="auto"/>
+        </w:rPr>
         <w:t>4.6 Reproducibility Notes</w:t>
       </w:r>
     </w:p>
     <w:p>
       <w:pPr>
         <w:pStyle w:val="ListBullet"/>
+        <w:rPr>
+          <w:rFonts w:ascii="Arial" w:hAnsi="Arial" w:cs="Arial"/>
+        </w:rPr>
       </w:pPr>
       <w:r>
+        <w:rPr>
+          <w:rFonts w:ascii="Arial" w:hAnsi="Arial" w:cs="Arial"/>
+        </w:rPr>
         <w:t>All RNG seeds are fixed (random_state = 42 in LightGBM, seeded numpy and random for negative sampling).</w:t>
       </w:r>
     </w:p>
     <w:p>
       <w:pPr>
         <w:pStyle w:val="ListBullet"/>
+        <w:rPr>
+          <w:rFonts w:ascii="Arial" w:hAnsi="Arial" w:cs="Arial"/>
+        </w:rPr>
       </w:pPr>
       <w:r>
-        <w:t>scipy.sparse.linalg.svds does not expose a deterministic seed for its ARPACK initialization, so Model B's outputs may differ by approximately 10⁻⁴ in absolute probability across runs. Rank order, and therefore AUC, is essentially unaffected.</w:t>
+        <w:rPr>
+          <w:rFonts w:ascii="Arial" w:hAnsi="Arial" w:cs="Arial"/>
+        </w:rPr>
+        <w:t>scipy.sparse.linalg.svds does not expose a deterministic seed for its ARPACK initialization, so Model B's outputs may differ by approximately 10</w:t>
+      </w:r>
+      <w:r>
+        <w:rPr>
+          <w:rFonts w:ascii="Cambria Math" w:hAnsi="Cambria Math" w:cs="Cambria Math"/>
+        </w:rPr>
+        <w:t>⁻</w:t>
+      </w:r>
+      <w:r>
+        <w:rPr>
+          <w:rFonts w:ascii="Arial" w:hAnsi="Arial" w:cs="Arial"/>
+        </w:rPr>
+        <w:t>⁴ in absolute probability across runs. Rank order, and therefore AUC, is essentially unaffected.</w:t>
       </w:r>
     </w:p>
     <w:p>
       <w:pPr>
         <w:pStyle w:val="Heading1"/>
+        <w:rPr>
+          <w:rFonts w:ascii="Arial" w:hAnsi="Arial" w:cs="Arial"/>
+          <w:color w:val="auto"/>
+        </w:rPr>
       </w:pPr>
       <w:r>
-        <w:t>5. Future Improvements</w:t>
+        <w:rPr>
+          <w:rFonts w:ascii="Arial" w:hAnsi="Arial" w:cs="Arial"/>
+          <w:color w:val="auto"/>
+        </w:rPr>
+        <w:t>5</w:t>
       </w:r>
-    </w:p>
-    <w:p>
       <w:r>
-        <w:t>The current pipeline has clear weaknesses, observed during model development. The following improvements are ordered by expected impact on private-leaderboard performance.</w:t>
-      </w:r>
-    </w:p>
-    <w:p>
-      <w:pPr>
-        <w:pStyle w:val="Heading2"/>
-      </w:pPr>
-      <w:r>
-        <w:t>5.1 Hard Negative Sampling (Highest Priority)</w:t>
-      </w:r>
-    </w:p>
-    <w:p>
-      <w:r>
-        <w:t>The dominant root cause of the large CV–LB gap (~0.15 AUC for both models) is random negative sampling. Random non-edges in a sparse social network are trivially distinguishable from real edges (very low degree, few common neighbours), while the actual hidden test edges are plausible non-observed connections.</w:t>
-      </w:r>
-    </w:p>
-    <w:p>
-      <w:r>
-        <w:lastRenderedPageBreak/>
-        <w:t>Replace the sample_random_negatives function with at least one of:</w:t>
-      </w:r>
-    </w:p>
-    <w:p>
-      <w:pPr>
-        <w:pStyle w:val="ListBullet"/>
-      </w:pPr>
-      <w:r>
-        <w:t>2-hop sampling: pairs (u, v) where v is reachable from u in exactly 2 hops but no direct edge exists.</w:t>
-      </w:r>
-    </w:p>
-    <w:p>
-      <w:pPr>
-        <w:pStyle w:val="ListBullet"/>
-      </w:pPr>
-      <w:r>
-        <w:t>Preferential-attachment-weighted sampling: draw u and v with probability proportional to their degrees.</w:t>
-      </w:r>
-    </w:p>
-    <w:p>
-      <w:pPr>
-        <w:pStyle w:val="ListBullet"/>
-      </w:pPr>
-      <w:r>
-        <w:t>Within-community sampling: draw pairs from the same Louvain community (homophily-aware negatives).</w:t>
-      </w:r>
-    </w:p>
-    <w:p>
-      <w:r>
-        <w:t>Expected impact: lower CV AUC (closer to LB) and higher absolute LB AUC, plausibly +0.02 to +0.05.</w:t>
-      </w:r>
-    </w:p>
-    <w:p>
-      <w:pPr>
-        <w:pStyle w:val="Heading2"/>
-      </w:pPr>
-      <w:r>
-        <w:t>5.2 Better Embedding Methods</w:t>
-      </w:r>
-    </w:p>
-    <w:p>
-      <w:r>
-        <w:t>Truncated SVD on the adjacency matrix encodes "what is already connected", which biases the model toward visible structure. Stronger alternatives:</w:t>
-      </w:r>
-    </w:p>
-    <w:p>
-      <w:pPr>
-        <w:pStyle w:val="ListBullet"/>
-      </w:pPr>
-      <w:r>
-        <w:t>Node2vec or DeepWalk: random-walk-based embeddings that capture both local and global structure.</w:t>
-      </w:r>
-    </w:p>
-    <w:p>
-      <w:pPr>
-        <w:pStyle w:val="ListBullet"/>
-      </w:pPr>
-      <w:r>
-        <w:t>LINE: optimised specifically for first- and second-order proximity.</w:t>
-      </w:r>
-    </w:p>
-    <w:p>
-      <w:pPr>
-        <w:pStyle w:val="ListBullet"/>
-      </w:pPr>
-      <w:r>
-        <w:t>Graph autoencoders (GAE / VGAE): trained directly with a link-prediction objective.</w:t>
-      </w:r>
-    </w:p>
-    <w:p>
-      <w:pPr>
-        <w:pStyle w:val="ListBullet"/>
-      </w:pPr>
-      <w:r>
-        <w:t>GraphSAGE or other GNNs: learn an asymmetric scoring function for (u, v) pairs end-to-end.</w:t>
-      </w:r>
-    </w:p>
-    <w:p>
-      <w:pPr>
-        <w:pStyle w:val="Heading2"/>
-      </w:pPr>
-      <w:r>
-        <w:t>5.3 Probability Calibration</w:t>
-      </w:r>
-    </w:p>
-    <w:p>
-      <w:r>
-        <w:t>Model A and Model B differ in calibration by approximately 4× in mean predicted probability. Fitting isotonic regression on a held-out fold for each model would make probability-space averaging viable, removing the need for the rank-space workaround and potentially enabling further blends with additional models.</w:t>
-      </w:r>
-    </w:p>
-    <w:p>
-      <w:pPr>
-        <w:pStyle w:val="Heading2"/>
-      </w:pPr>
-      <w:r>
-        <w:t>5.4 Stacking</w:t>
-      </w:r>
-    </w:p>
-    <w:p>
-      <w:r>
-        <w:t>The two models could feed their out-of-fold predictions into a meta-learner (e.g. logistic regression or a small LightGBM) along with a few hand-picked graph statistics, instead of being averaged with a fixed weight. This typically gives a small but reliable improvement (+0.002 to +0.005 AUC in similar problems).</w:t>
-      </w:r>
-    </w:p>
-    <w:p>
-      <w:pPr>
-        <w:pStyle w:val="Heading2"/>
-      </w:pPr>
-      <w:r>
-        <w:t>5.5 Hyperparameter Tuning</w:t>
-      </w:r>
-    </w:p>
-    <w:p>
-      <w:r>
-        <w:t>Both models use intuitively-chosen hyperparameters. Bayesian optimisation (Optuna or similar) over a CV objective with hard negatives would likely yield further gains, particularly around the larger num_leaves in Model B and the regularisation coefficients.</w:t>
-      </w:r>
-    </w:p>
-    <w:p>
-      <w:pPr>
-        <w:pStyle w:val="Heading2"/>
-      </w:pPr>
-      <w:r>
-        <w:t>5.6 Cost–Benefit Summary</w:t>
+        <w:rPr>
+          <w:rFonts w:ascii="Arial" w:hAnsi="Arial" w:cs="Arial"/>
+          <w:color w:val="auto"/>
+        </w:rPr>
+        <w:t>. File Manifest</w:t>
       </w:r>
     </w:p>
     <w:tbl>
       <w:tblPr>
         <w:tblStyle w:val="LightGrid-Accent1"/>
         <w:tblW w:w="0" w:type="auto"/>
-        <w:tblLayout w:type="fixed"/>
-        <w:tblLook w:val="04A0" w:firstRow="1" w:lastRow="0" w:firstColumn="1" w:lastColumn="0" w:noHBand="0" w:noVBand="1"/>
-      </w:tblPr>
-      <w:tblGrid>
-        <w:gridCol w:w="3402"/>
-        <w:gridCol w:w="3118"/>
-        <w:gridCol w:w="2551"/>
-      </w:tblGrid>
-      <w:tr>
-        <w:trPr>
-          <w:cnfStyle w:val="100000000000" w:firstRow="1" w:lastRow="0" w:firstColumn="0" w:lastColumn="0" w:oddVBand="0" w:evenVBand="0" w:oddHBand="0" w:evenHBand="0" w:firstRowFirstColumn="0" w:firstRowLastColumn="0" w:lastRowFirstColumn="0" w:lastRowLastColumn="0"/>
-        </w:trPr>
-        <w:tc>
-          <w:tcPr>
-            <w:cnfStyle w:val="001000000000" w:firstRow="0" w:lastRow="0" w:firstColumn="1" w:lastColumn="0" w:oddVBand="0" w:evenVBand="0" w:oddHBand="0" w:evenHBand="0" w:firstRowFirstColumn="0" w:firstRowLastColumn="0" w:lastRowFirstColumn="0" w:lastRowLastColumn="0"/>
-            <w:tcW w:w="3402" w:type="dxa"/>
-            <w:shd w:val="clear" w:color="auto" w:fill="2F5496"/>
-            <w:vAlign w:val="center"/>
-          </w:tcPr>
-          <w:p>
-            <w:r>
-              <w:rPr>
-                <w:color w:val="FFFFFF"/>
-                <w:sz w:val="20"/>
-              </w:rPr>
-              <w:t>Improvement</w:t>
-            </w:r>
-          </w:p>
-        </w:tc>
-        <w:tc>
-          <w:tcPr>
-            <w:tcW w:w="3118" w:type="dxa"/>
-            <w:shd w:val="clear" w:color="auto" w:fill="2F5496"/>
-            <w:vAlign w:val="center"/>
-          </w:tcPr>
-          <w:p>
-            <w:pPr>
-              <w:cnfStyle w:val="100000000000" w:firstRow="1" w:lastRow="0" w:firstColumn="0" w:lastColumn="0" w:oddVBand="0" w:evenVBand="0" w:oddHBand="0" w:evenHBand="0" w:firstRowFirstColumn="0" w:firstRowLastColumn="0" w:lastRowFirstColumn="0" w:lastRowLastColumn="0"/>
-            </w:pPr>
-            <w:r>
-              <w:rPr>
-                <w:color w:val="FFFFFF"/>
-                <w:sz w:val="20"/>
-              </w:rPr>
-              <w:t>Code effort</w:t>
-            </w:r>
-          </w:p>
-        </w:tc>
-        <w:tc>
-          <w:tcPr>
-            <w:tcW w:w="2551" w:type="dxa"/>
-            <w:shd w:val="clear" w:color="auto" w:fill="2F5496"/>
-            <w:vAlign w:val="center"/>
-          </w:tcPr>
-          <w:p>
-            <w:pPr>
-              <w:cnfStyle w:val="100000000000" w:firstRow="1" w:lastRow="0" w:firstColumn="0" w:lastColumn="0" w:oddVBand="0" w:evenVBand="0" w:oddHBand="0" w:evenHBand="0" w:firstRowFirstColumn="0" w:firstRowLastColumn="0" w:lastRowFirstColumn="0" w:lastRowLastColumn="0"/>
-            </w:pPr>
-            <w:r>
-              <w:rPr>
-                <w:color w:val="FFFFFF"/>
-                <w:sz w:val="20"/>
-              </w:rPr>
-              <w:t>Expected gain (LB AUC)</w:t>
-            </w:r>
-          </w:p>
-        </w:tc>
-      </w:tr>
-      <w:tr>
-        <w:trPr>
-          <w:cnfStyle w:val="000000100000" w:firstRow="0" w:lastRow="0" w:firstColumn="0" w:lastColumn="0" w:oddVBand="0" w:evenVBand="0" w:oddHBand="1" w:evenHBand="0" w:firstRowFirstColumn="0" w:firstRowLastColumn="0" w:lastRowFirstColumn="0" w:lastRowLastColumn="0"/>
-        </w:trPr>
-        <w:tc>
-          <w:tcPr>
-            <w:cnfStyle w:val="001000000000" w:firstRow="0" w:lastRow="0" w:firstColumn="1" w:lastColumn="0" w:oddVBand="0" w:evenVBand="0" w:oddHBand="0" w:evenHBand="0" w:firstRowFirstColumn="0" w:firstRowLastColumn="0" w:lastRowFirstColumn="0" w:lastRowLastColumn="0"/>
-            <w:tcW w:w="3402" w:type="dxa"/>
-            <w:vAlign w:val="center"/>
-          </w:tcPr>
-          <w:p>
-            <w:r>
-              <w:rPr>
-                <w:sz w:val="20"/>
-              </w:rPr>
-              <w:t>Hard negative sampling</w:t>
-            </w:r>
-          </w:p>
-        </w:tc>
-        <w:tc>
-          <w:tcPr>
-            <w:tcW w:w="3118" w:type="dxa"/>
-            <w:vAlign w:val="center"/>
-          </w:tcPr>
-          <w:p>
-            <w:pPr>
-              <w:cnfStyle w:val="000000100000" w:firstRow="0" w:lastRow="0" w:firstColumn="0" w:lastColumn="0" w:oddVBand="0" w:evenVBand="0" w:oddHBand="1" w:evenHBand="0" w:firstRowFirstColumn="0" w:firstRowLastColumn="0" w:lastRowFirstColumn="0" w:lastRowLastColumn="0"/>
-            </w:pPr>
-            <w:r>
-              <w:rPr>
-                <w:sz w:val="20"/>
-              </w:rPr>
-              <w:t>10–30 lines</w:t>
-            </w:r>
-          </w:p>
-        </w:tc>
-        <w:tc>
-          <w:tcPr>
-            <w:tcW w:w="2551" w:type="dxa"/>
-            <w:vAlign w:val="center"/>
-          </w:tcPr>
-          <w:p>
-            <w:pPr>
-              <w:cnfStyle w:val="000000100000" w:firstRow="0" w:lastRow="0" w:firstColumn="0" w:lastColumn="0" w:oddVBand="0" w:evenVBand="0" w:oddHBand="1" w:evenHBand="0" w:firstRowFirstColumn="0" w:firstRowLastColumn="0" w:lastRowFirstColumn="0" w:lastRowLastColumn="0"/>
-            </w:pPr>
-            <w:r>
-              <w:rPr>
-                <w:sz w:val="20"/>
-              </w:rPr>
-              <w:t>+0.02 to +0.05</w:t>
-            </w:r>
-          </w:p>
-        </w:tc>
-      </w:tr>
-      <w:tr>
-        <w:trPr>
-          <w:cnfStyle w:val="000000010000" w:firstRow="0" w:lastRow="0" w:firstColumn="0" w:lastColumn="0" w:oddVBand="0" w:evenVBand="0" w:oddHBand="0" w:evenHBand="1" w:firstRowFirstColumn="0" w:firstRowLastColumn="0" w:lastRowFirstColumn="0" w:lastRowLastColumn="0"/>
-        </w:trPr>
-        <w:tc>
-          <w:tcPr>
-            <w:cnfStyle w:val="001000000000" w:firstRow="0" w:lastRow="0" w:firstColumn="1" w:lastColumn="0" w:oddVBand="0" w:evenVBand="0" w:oddHBand="0" w:evenHBand="0" w:firstRowFirstColumn="0" w:firstRowLastColumn="0" w:lastRowFirstColumn="0" w:lastRowLastColumn="0"/>
-            <w:tcW w:w="3402" w:type="dxa"/>
-            <w:vAlign w:val="center"/>
-          </w:tcPr>
-          <w:p>
-            <w:r>
-              <w:rPr>
-                <w:sz w:val="20"/>
-              </w:rPr>
-              <w:t>Probability calibration</w:t>
-            </w:r>
-          </w:p>
-        </w:tc>
-        <w:tc>
-          <w:tcPr>
-            <w:tcW w:w="3118" w:type="dxa"/>
-            <w:vAlign w:val="center"/>
-          </w:tcPr>
-          <w:p>
-            <w:pPr>
-              <w:cnfStyle w:val="000000010000" w:firstRow="0" w:lastRow="0" w:firstColumn="0" w:lastColumn="0" w:oddVBand="0" w:evenVBand="0" w:oddHBand="0" w:evenHBand="1" w:firstRowFirstColumn="0" w:firstRowLastColumn="0" w:lastRowFirstColumn="0" w:lastRowLastColumn="0"/>
-            </w:pPr>
-            <w:r>
-              <w:rPr>
-                <w:sz w:val="20"/>
-              </w:rPr>
-              <w:t>20–40 lines</w:t>
-            </w:r>
-          </w:p>
-        </w:tc>
-        <w:tc>
-          <w:tcPr>
-            <w:tcW w:w="2551" w:type="dxa"/>
-            <w:vAlign w:val="center"/>
-          </w:tcPr>
-          <w:p>
-            <w:pPr>
-              <w:cnfStyle w:val="000000010000" w:firstRow="0" w:lastRow="0" w:firstColumn="0" w:lastColumn="0" w:oddVBand="0" w:evenVBand="0" w:oddHBand="0" w:evenHBand="1" w:firstRowFirstColumn="0" w:firstRowLastColumn="0" w:lastRowFirstColumn="0" w:lastRowLastColumn="0"/>
-            </w:pPr>
-            <w:r>
-              <w:rPr>
-                <w:sz w:val="20"/>
-              </w:rPr>
-              <w:t>+0.001 to +0.005</w:t>
-            </w:r>
-          </w:p>
-        </w:tc>
-      </w:tr>
-      <w:tr>
-        <w:trPr>
-          <w:cnfStyle w:val="000000100000" w:firstRow="0" w:lastRow="0" w:firstColumn="0" w:lastColumn="0" w:oddVBand="0" w:evenVBand="0" w:oddHBand="1" w:evenHBand="0" w:firstRowFirstColumn="0" w:firstRowLastColumn="0" w:lastRowFirstColumn="0" w:lastRowLastColumn="0"/>
-        </w:trPr>
-        <w:tc>
-          <w:tcPr>
-            <w:cnfStyle w:val="001000000000" w:firstRow="0" w:lastRow="0" w:firstColumn="1" w:lastColumn="0" w:oddVBand="0" w:evenVBand="0" w:oddHBand="0" w:evenHBand="0" w:firstRowFirstColumn="0" w:firstRowLastColumn="0" w:lastRowFirstColumn="0" w:lastRowLastColumn="0"/>
-            <w:tcW w:w="3402" w:type="dxa"/>
-            <w:vAlign w:val="center"/>
-          </w:tcPr>
-          <w:p>
-            <w:r>
-              <w:rPr>
-                <w:sz w:val="20"/>
-              </w:rPr>
-              <w:t>Stacking meta-learner</w:t>
-            </w:r>
-          </w:p>
-        </w:tc>
-        <w:tc>
-          <w:tcPr>
-            <w:tcW w:w="3118" w:type="dxa"/>
-            <w:vAlign w:val="center"/>
-          </w:tcPr>
-          <w:p>
-            <w:pPr>
-              <w:cnfStyle w:val="000000100000" w:firstRow="0" w:lastRow="0" w:firstColumn="0" w:lastColumn="0" w:oddVBand="0" w:evenVBand="0" w:oddHBand="1" w:evenHBand="0" w:firstRowFirstColumn="0" w:firstRowLastColumn="0" w:lastRowFirstColumn="0" w:lastRowLastColumn="0"/>
-            </w:pPr>
-            <w:r>
-              <w:rPr>
-                <w:sz w:val="20"/>
-              </w:rPr>
-              <w:t>50–100 lines</w:t>
-            </w:r>
-          </w:p>
-        </w:tc>
-        <w:tc>
-          <w:tcPr>
-            <w:tcW w:w="2551" w:type="dxa"/>
-            <w:vAlign w:val="center"/>
-          </w:tcPr>
-          <w:p>
-            <w:pPr>
-              <w:cnfStyle w:val="000000100000" w:firstRow="0" w:lastRow="0" w:firstColumn="0" w:lastColumn="0" w:oddVBand="0" w:evenVBand="0" w:oddHBand="1" w:evenHBand="0" w:firstRowFirstColumn="0" w:firstRowLastColumn="0" w:lastRowFirstColumn="0" w:lastRowLastColumn="0"/>
-            </w:pPr>
-            <w:r>
-              <w:rPr>
-                <w:sz w:val="20"/>
-              </w:rPr>
-              <w:t>+0.002 to +0.005</w:t>
-            </w:r>
-          </w:p>
-        </w:tc>
-      </w:tr>
-      <w:tr>
-        <w:trPr>
-          <w:cnfStyle w:val="000000010000" w:firstRow="0" w:lastRow="0" w:firstColumn="0" w:lastColumn="0" w:oddVBand="0" w:evenVBand="0" w:oddHBand="0" w:evenHBand="1" w:firstRowFirstColumn="0" w:firstRowLastColumn="0" w:lastRowFirstColumn="0" w:lastRowLastColumn="0"/>
-        </w:trPr>
-        <w:tc>
-          <w:tcPr>
-            <w:cnfStyle w:val="001000000000" w:firstRow="0" w:lastRow="0" w:firstColumn="1" w:lastColumn="0" w:oddVBand="0" w:evenVBand="0" w:oddHBand="0" w:evenHBand="0" w:firstRowFirstColumn="0" w:firstRowLastColumn="0" w:lastRowFirstColumn="0" w:lastRowLastColumn="0"/>
-            <w:tcW w:w="3402" w:type="dxa"/>
-            <w:vAlign w:val="center"/>
-          </w:tcPr>
-          <w:p>
-            <w:r>
-              <w:rPr>
-                <w:sz w:val="20"/>
-              </w:rPr>
-              <w:t>Hyperparameter tuning (Optuna)</w:t>
-            </w:r>
-          </w:p>
-        </w:tc>
-        <w:tc>
-          <w:tcPr>
-            <w:tcW w:w="3118" w:type="dxa"/>
-            <w:vAlign w:val="center"/>
-          </w:tcPr>
-          <w:p>
-            <w:pPr>
-              <w:cnfStyle w:val="000000010000" w:firstRow="0" w:lastRow="0" w:firstColumn="0" w:lastColumn="0" w:oddVBand="0" w:evenVBand="0" w:oddHBand="0" w:evenHBand="1" w:firstRowFirstColumn="0" w:firstRowLastColumn="0" w:lastRowFirstColumn="0" w:lastRowLastColumn="0"/>
-            </w:pPr>
-            <w:r>
-              <w:rPr>
-                <w:sz w:val="20"/>
-              </w:rPr>
-              <w:t>30–50 lines, several CPU hours</w:t>
-            </w:r>
-          </w:p>
-        </w:tc>
-        <w:tc>
-          <w:tcPr>
-            <w:tcW w:w="2551" w:type="dxa"/>
-            <w:vAlign w:val="center"/>
-          </w:tcPr>
-          <w:p>
-            <w:pPr>
-              <w:cnfStyle w:val="000000010000" w:firstRow="0" w:lastRow="0" w:firstColumn="0" w:lastColumn="0" w:oddVBand="0" w:evenVBand="0" w:oddHBand="0" w:evenHBand="1" w:firstRowFirstColumn="0" w:firstRowLastColumn="0" w:lastRowFirstColumn="0" w:lastRowLastColumn="0"/>
-            </w:pPr>
-            <w:r>
-              <w:rPr>
-                <w:sz w:val="20"/>
-              </w:rPr>
-              <w:t>+0.001 to +0.01</w:t>
-            </w:r>
-          </w:p>
-        </w:tc>
-      </w:tr>
-      <w:tr>
-        <w:trPr>
-          <w:cnfStyle w:val="000000100000" w:firstRow="0" w:lastRow="0" w:firstColumn="0" w:lastColumn="0" w:oddVBand="0" w:evenVBand="0" w:oddHBand="1" w:evenHBand="0" w:firstRowFirstColumn="0" w:firstRowLastColumn="0" w:lastRowFirstColumn="0" w:lastRowLastColumn="0"/>
-        </w:trPr>
-        <w:tc>
-          <w:tcPr>
-            <w:cnfStyle w:val="001000000000" w:firstRow="0" w:lastRow="0" w:firstColumn="1" w:lastColumn="0" w:oddVBand="0" w:evenVBand="0" w:oddHBand="0" w:evenHBand="0" w:firstRowFirstColumn="0" w:firstRowLastColumn="0" w:lastRowFirstColumn="0" w:lastRowLastColumn="0"/>
-            <w:tcW w:w="3402" w:type="dxa"/>
-            <w:vAlign w:val="center"/>
-          </w:tcPr>
-          <w:p>
-            <w:r>
-              <w:rPr>
-                <w:sz w:val="20"/>
-              </w:rPr>
-              <w:t>Node2vec / DeepWalk embeddings</w:t>
-            </w:r>
-          </w:p>
-        </w:tc>
-        <w:tc>
-          <w:tcPr>
-            <w:tcW w:w="3118" w:type="dxa"/>
-            <w:vAlign w:val="center"/>
-          </w:tcPr>
-          <w:p>
-            <w:pPr>
-              <w:cnfStyle w:val="000000100000" w:firstRow="0" w:lastRow="0" w:firstColumn="0" w:lastColumn="0" w:oddVBand="0" w:evenVBand="0" w:oddHBand="1" w:evenHBand="0" w:firstRowFirstColumn="0" w:firstRowLastColumn="0" w:lastRowFirstColumn="0" w:lastRowLastColumn="0"/>
-            </w:pPr>
-            <w:r>
-              <w:rPr>
-                <w:sz w:val="20"/>
-              </w:rPr>
-              <w:t>Library call, ~1 hour CPU</w:t>
-            </w:r>
-          </w:p>
-        </w:tc>
-        <w:tc>
-          <w:tcPr>
-            <w:tcW w:w="2551" w:type="dxa"/>
-            <w:vAlign w:val="center"/>
-          </w:tcPr>
-          <w:p>
-            <w:pPr>
-              <w:cnfStyle w:val="000000100000" w:firstRow="0" w:lastRow="0" w:firstColumn="0" w:lastColumn="0" w:oddVBand="0" w:evenVBand="0" w:oddHBand="1" w:evenHBand="0" w:firstRowFirstColumn="0" w:firstRowLastColumn="0" w:lastRowFirstColumn="0" w:lastRowLastColumn="0"/>
-            </w:pPr>
-            <w:r>
-              <w:rPr>
-                <w:sz w:val="20"/>
-              </w:rPr>
-              <w:t>+0.005 to +0.02</w:t>
-            </w:r>
-          </w:p>
-        </w:tc>
-      </w:tr>
-      <w:tr>
-        <w:trPr>
-          <w:cnfStyle w:val="000000010000" w:firstRow="0" w:lastRow="0" w:firstColumn="0" w:lastColumn="0" w:oddVBand="0" w:evenVBand="0" w:oddHBand="0" w:evenHBand="1" w:firstRowFirstColumn="0" w:firstRowLastColumn="0" w:lastRowFirstColumn="0" w:lastRowLastColumn="0"/>
-        </w:trPr>
-        <w:tc>
-          <w:tcPr>
-            <w:cnfStyle w:val="001000000000" w:firstRow="0" w:lastRow="0" w:firstColumn="1" w:lastColumn="0" w:oddVBand="0" w:evenVBand="0" w:oddHBand="0" w:evenHBand="0" w:firstRowFirstColumn="0" w:firstRowLastColumn="0" w:lastRowFirstColumn="0" w:lastRowLastColumn="0"/>
-            <w:tcW w:w="3402" w:type="dxa"/>
-            <w:vAlign w:val="center"/>
-          </w:tcPr>
-          <w:p>
-            <w:r>
-              <w:rPr>
-                <w:sz w:val="20"/>
-              </w:rPr>
-              <w:t>GraphSAGE / GAE</w:t>
-            </w:r>
-          </w:p>
-        </w:tc>
-        <w:tc>
-          <w:tcPr>
-            <w:tcW w:w="3118" w:type="dxa"/>
-            <w:vAlign w:val="center"/>
-          </w:tcPr>
-          <w:p>
-            <w:pPr>
-              <w:cnfStyle w:val="000000010000" w:firstRow="0" w:lastRow="0" w:firstColumn="0" w:lastColumn="0" w:oddVBand="0" w:evenVBand="0" w:oddHBand="0" w:evenHBand="1" w:firstRowFirstColumn="0" w:firstRowLastColumn="0" w:lastRowFirstColumn="0" w:lastRowLastColumn="0"/>
-            </w:pPr>
-            <w:r>
-              <w:rPr>
-                <w:sz w:val="20"/>
-              </w:rPr>
-              <w:t>100+ lines, 1–2 hours GPU</w:t>
-            </w:r>
-          </w:p>
-        </w:tc>
-        <w:tc>
-          <w:tcPr>
-            <w:tcW w:w="2551" w:type="dxa"/>
-            <w:vAlign w:val="center"/>
-          </w:tcPr>
-          <w:p>
-            <w:pPr>
-              <w:cnfStyle w:val="000000010000" w:firstRow="0" w:lastRow="0" w:firstColumn="0" w:lastColumn="0" w:oddVBand="0" w:evenVBand="0" w:oddHBand="0" w:evenHBand="1" w:firstRowFirstColumn="0" w:firstRowLastColumn="0" w:lastRowFirstColumn="0" w:lastRowLastColumn="0"/>
-            </w:pPr>
-            <w:r>
-              <w:rPr>
-                <w:sz w:val="20"/>
-              </w:rPr>
-              <w:t>+0.01 to +0.03</w:t>
-            </w:r>
-          </w:p>
-        </w:tc>
-      </w:tr>
-    </w:tbl>
-    <w:p>
-      <w:r>
-        <w:lastRenderedPageBreak/>
-        <w:t>Hard-negative sampling alone is the highest-impact, lowest-effort change and should be attempted first in any future iteration.</w:t>
-      </w:r>
-    </w:p>
-    <w:p>
-      <w:pPr>
-        <w:pStyle w:val="Heading1"/>
-      </w:pPr>
-      <w:r>
-        <w:t>6. File Manifest</w:t>
-      </w:r>
-    </w:p>
-    <w:tbl>
-      <w:tblPr>
-        <w:tblStyle w:val="LightGrid-Accent1"/>
-        <w:tblW w:w="0" w:type="auto"/>
+        <w:tblBorders>
+          <w:top w:val="single" w:sz="8" w:space="0" w:color="000000" w:themeColor="text1"/>
+          <w:left w:val="single" w:sz="8" w:space="0" w:color="000000" w:themeColor="text1"/>
+          <w:bottom w:val="single" w:sz="8" w:space="0" w:color="000000" w:themeColor="text1"/>
+          <w:right w:val="single" w:sz="8" w:space="0" w:color="000000" w:themeColor="text1"/>
+          <w:insideH w:val="single" w:sz="8" w:space="0" w:color="000000" w:themeColor="text1"/>
+          <w:insideV w:val="single" w:sz="8" w:space="0" w:color="000000" w:themeColor="text1"/>
+        </w:tblBorders>
         <w:tblLayout w:type="fixed"/>
         <w:tblLook w:val="04A0" w:firstRow="1" w:lastRow="0" w:firstColumn="1" w:lastColumn="0" w:noHBand="0" w:noVBand="1"/>
       </w:tblPr>
@@ -2577,13 +3577,23 @@
           <w:tcPr>
             <w:cnfStyle w:val="001000000000" w:firstRow="0" w:lastRow="0" w:firstColumn="1" w:lastColumn="0" w:oddVBand="0" w:evenVBand="0" w:oddHBand="0" w:evenHBand="0" w:firstRowFirstColumn="0" w:firstRowLastColumn="0" w:lastRowFirstColumn="0" w:lastRowLastColumn="0"/>
             <w:tcW w:w="4252" w:type="dxa"/>
-            <w:shd w:val="clear" w:color="auto" w:fill="2F5496"/>
+            <w:tcBorders>
+              <w:top w:val="none" w:sz="0" w:space="0" w:color="auto"/>
+              <w:left w:val="none" w:sz="0" w:space="0" w:color="auto"/>
+              <w:bottom w:val="none" w:sz="0" w:space="0" w:color="auto"/>
+              <w:right w:val="none" w:sz="0" w:space="0" w:color="auto"/>
+            </w:tcBorders>
             <w:vAlign w:val="center"/>
           </w:tcPr>
           <w:p>
+            <w:pPr>
+              <w:rPr>
+                <w:rFonts w:ascii="Arial" w:hAnsi="Arial" w:cs="Arial"/>
+              </w:rPr>
+            </w:pPr>
             <w:r>
               <w:rPr>
-                <w:color w:val="FFFFFF"/>
+                <w:rFonts w:ascii="Arial" w:hAnsi="Arial" w:cs="Arial"/>
                 <w:sz w:val="20"/>
               </w:rPr>
               <w:t>File</w:t>
@@ -2593,16 +3603,24 @@
         <w:tc>
           <w:tcPr>
             <w:tcW w:w="4819" w:type="dxa"/>
-            <w:shd w:val="clear" w:color="auto" w:fill="2F5496"/>
+            <w:tcBorders>
+              <w:top w:val="none" w:sz="0" w:space="0" w:color="auto"/>
+              <w:left w:val="none" w:sz="0" w:space="0" w:color="auto"/>
+              <w:bottom w:val="none" w:sz="0" w:space="0" w:color="auto"/>
+              <w:right w:val="none" w:sz="0" w:space="0" w:color="auto"/>
+            </w:tcBorders>
             <w:vAlign w:val="center"/>
           </w:tcPr>
           <w:p>
             <w:pPr>
               <w:cnfStyle w:val="100000000000" w:firstRow="1" w:lastRow="0" w:firstColumn="0" w:lastColumn="0" w:oddVBand="0" w:evenVBand="0" w:oddHBand="0" w:evenHBand="0" w:firstRowFirstColumn="0" w:firstRowLastColumn="0" w:lastRowFirstColumn="0" w:lastRowLastColumn="0"/>
+              <w:rPr>
+                <w:rFonts w:ascii="Arial" w:hAnsi="Arial" w:cs="Arial"/>
+              </w:rPr>
             </w:pPr>
             <w:r>
               <w:rPr>
-                <w:color w:val="FFFFFF"/>
+                <w:rFonts w:ascii="Arial" w:hAnsi="Arial" w:cs="Arial"/>
                 <w:sz w:val="20"/>
               </w:rPr>
               <w:t>Description</w:t>
@@ -2618,11 +3636,24 @@
           <w:tcPr>
             <w:cnfStyle w:val="001000000000" w:firstRow="0" w:lastRow="0" w:firstColumn="1" w:lastColumn="0" w:oddVBand="0" w:evenVBand="0" w:oddHBand="0" w:evenHBand="0" w:firstRowFirstColumn="0" w:firstRowLastColumn="0" w:lastRowFirstColumn="0" w:lastRowLastColumn="0"/>
             <w:tcW w:w="4252" w:type="dxa"/>
+            <w:tcBorders>
+              <w:top w:val="none" w:sz="0" w:space="0" w:color="auto"/>
+              <w:left w:val="none" w:sz="0" w:space="0" w:color="auto"/>
+              <w:bottom w:val="none" w:sz="0" w:space="0" w:color="auto"/>
+              <w:right w:val="none" w:sz="0" w:space="0" w:color="auto"/>
+            </w:tcBorders>
+            <w:shd w:val="clear" w:color="auto" w:fill="auto"/>
             <w:vAlign w:val="center"/>
           </w:tcPr>
           <w:p>
+            <w:pPr>
+              <w:rPr>
+                <w:rFonts w:ascii="Arial" w:hAnsi="Arial" w:cs="Arial"/>
+              </w:rPr>
+            </w:pPr>
             <w:r>
               <w:rPr>
+                <w:rFonts w:ascii="Arial" w:hAnsi="Arial" w:cs="Arial"/>
                 <w:sz w:val="20"/>
               </w:rPr>
               <w:t>main_1.py</w:t>
@@ -2632,14 +3663,25 @@
         <w:tc>
           <w:tcPr>
             <w:tcW w:w="4819" w:type="dxa"/>
+            <w:tcBorders>
+              <w:top w:val="none" w:sz="0" w:space="0" w:color="auto"/>
+              <w:left w:val="none" w:sz="0" w:space="0" w:color="auto"/>
+              <w:bottom w:val="none" w:sz="0" w:space="0" w:color="auto"/>
+              <w:right w:val="none" w:sz="0" w:space="0" w:color="auto"/>
+            </w:tcBorders>
+            <w:shd w:val="clear" w:color="auto" w:fill="auto"/>
             <w:vAlign w:val="center"/>
           </w:tcPr>
           <w:p>
             <w:pPr>
               <w:cnfStyle w:val="000000100000" w:firstRow="0" w:lastRow="0" w:firstColumn="0" w:lastColumn="0" w:oddVBand="0" w:evenVBand="0" w:oddHBand="1" w:evenHBand="0" w:firstRowFirstColumn="0" w:firstRowLastColumn="0" w:lastRowFirstColumn="0" w:lastRowLastColumn="0"/>
+              <w:rPr>
+                <w:rFonts w:ascii="Arial" w:hAnsi="Arial" w:cs="Arial"/>
+              </w:rPr>
             </w:pPr>
             <w:r>
               <w:rPr>
+                <w:rFonts w:ascii="Arial" w:hAnsi="Arial" w:cs="Arial"/>
                 <w:sz w:val="20"/>
               </w:rPr>
               <w:t>Model A pipeline (features + 5-fold LightGBM).</w:t>
@@ -2655,11 +3697,23 @@
           <w:tcPr>
             <w:cnfStyle w:val="001000000000" w:firstRow="0" w:lastRow="0" w:firstColumn="1" w:lastColumn="0" w:oddVBand="0" w:evenVBand="0" w:oddHBand="0" w:evenHBand="0" w:firstRowFirstColumn="0" w:firstRowLastColumn="0" w:lastRowFirstColumn="0" w:lastRowLastColumn="0"/>
             <w:tcW w:w="4252" w:type="dxa"/>
+            <w:tcBorders>
+              <w:top w:val="none" w:sz="0" w:space="0" w:color="auto"/>
+              <w:left w:val="none" w:sz="0" w:space="0" w:color="auto"/>
+              <w:bottom w:val="none" w:sz="0" w:space="0" w:color="auto"/>
+              <w:right w:val="none" w:sz="0" w:space="0" w:color="auto"/>
+            </w:tcBorders>
             <w:vAlign w:val="center"/>
           </w:tcPr>
           <w:p>
+            <w:pPr>
+              <w:rPr>
+                <w:rFonts w:ascii="Arial" w:hAnsi="Arial" w:cs="Arial"/>
+              </w:rPr>
+            </w:pPr>
             <w:r>
               <w:rPr>
+                <w:rFonts w:ascii="Arial" w:hAnsi="Arial" w:cs="Arial"/>
                 <w:sz w:val="20"/>
               </w:rPr>
               <w:t>main_2.py</w:t>
@@ -2669,17 +3723,41 @@
         <w:tc>
           <w:tcPr>
             <w:tcW w:w="4819" w:type="dxa"/>
+            <w:tcBorders>
+              <w:top w:val="none" w:sz="0" w:space="0" w:color="auto"/>
+              <w:left w:val="none" w:sz="0" w:space="0" w:color="auto"/>
+              <w:bottom w:val="none" w:sz="0" w:space="0" w:color="auto"/>
+              <w:right w:val="none" w:sz="0" w:space="0" w:color="auto"/>
+            </w:tcBorders>
             <w:vAlign w:val="center"/>
           </w:tcPr>
           <w:p>
             <w:pPr>
               <w:cnfStyle w:val="000000010000" w:firstRow="0" w:lastRow="0" w:firstColumn="0" w:lastColumn="0" w:oddVBand="0" w:evenVBand="0" w:oddHBand="0" w:evenHBand="1" w:firstRowFirstColumn="0" w:firstRowLastColumn="0" w:lastRowFirstColumn="0" w:lastRowLastColumn="0"/>
+              <w:rPr>
+                <w:rFonts w:ascii="Arial" w:hAnsi="Arial" w:cs="Arial"/>
+              </w:rPr>
             </w:pPr>
             <w:r>
               <w:rPr>
+                <w:rFonts w:ascii="Arial" w:hAnsi="Arial" w:cs="Arial"/>
                 <w:sz w:val="20"/>
               </w:rPr>
-              <w:t>Model B pipeline (features + SVD + LightGBM).</w:t>
+              <w:t xml:space="preserve">Model B pipeline (features + SVD + </w:t>
+            </w:r>
+            <w:r>
+              <w:rPr>
+                <w:rFonts w:ascii="Arial" w:hAnsi="Arial" w:cs="Arial"/>
+                <w:sz w:val="20"/>
+              </w:rPr>
+              <w:t xml:space="preserve">5-fold </w:t>
+            </w:r>
+            <w:r>
+              <w:rPr>
+                <w:rFonts w:ascii="Arial" w:hAnsi="Arial" w:cs="Arial"/>
+                <w:sz w:val="20"/>
+              </w:rPr>
+              <w:t>LightGBM).</w:t>
             </w:r>
           </w:p>
         </w:tc>
@@ -2692,11 +3770,24 @@
           <w:tcPr>
             <w:cnfStyle w:val="001000000000" w:firstRow="0" w:lastRow="0" w:firstColumn="1" w:lastColumn="0" w:oddVBand="0" w:evenVBand="0" w:oddHBand="0" w:evenHBand="0" w:firstRowFirstColumn="0" w:firstRowLastColumn="0" w:lastRowFirstColumn="0" w:lastRowLastColumn="0"/>
             <w:tcW w:w="4252" w:type="dxa"/>
+            <w:tcBorders>
+              <w:top w:val="none" w:sz="0" w:space="0" w:color="auto"/>
+              <w:left w:val="none" w:sz="0" w:space="0" w:color="auto"/>
+              <w:bottom w:val="none" w:sz="0" w:space="0" w:color="auto"/>
+              <w:right w:val="none" w:sz="0" w:space="0" w:color="auto"/>
+            </w:tcBorders>
+            <w:shd w:val="clear" w:color="auto" w:fill="auto"/>
             <w:vAlign w:val="center"/>
           </w:tcPr>
           <w:p>
+            <w:pPr>
+              <w:rPr>
+                <w:rFonts w:ascii="Arial" w:hAnsi="Arial" w:cs="Arial"/>
+              </w:rPr>
+            </w:pPr>
             <w:r>
               <w:rPr>
+                <w:rFonts w:ascii="Arial" w:hAnsi="Arial" w:cs="Arial"/>
                 <w:sz w:val="20"/>
               </w:rPr>
               <w:t>make_blends.py</w:t>
@@ -2706,14 +3797,25 @@
         <w:tc>
           <w:tcPr>
             <w:tcW w:w="4819" w:type="dxa"/>
+            <w:tcBorders>
+              <w:top w:val="none" w:sz="0" w:space="0" w:color="auto"/>
+              <w:left w:val="none" w:sz="0" w:space="0" w:color="auto"/>
+              <w:bottom w:val="none" w:sz="0" w:space="0" w:color="auto"/>
+              <w:right w:val="none" w:sz="0" w:space="0" w:color="auto"/>
+            </w:tcBorders>
+            <w:shd w:val="clear" w:color="auto" w:fill="auto"/>
             <w:vAlign w:val="center"/>
           </w:tcPr>
           <w:p>
             <w:pPr>
               <w:cnfStyle w:val="000000100000" w:firstRow="0" w:lastRow="0" w:firstColumn="0" w:lastColumn="0" w:oddVBand="0" w:evenVBand="0" w:oddHBand="1" w:evenHBand="0" w:firstRowFirstColumn="0" w:firstRowLastColumn="0" w:lastRowFirstColumn="0" w:lastRowLastColumn="0"/>
+              <w:rPr>
+                <w:rFonts w:ascii="Arial" w:hAnsi="Arial" w:cs="Arial"/>
+              </w:rPr>
             </w:pPr>
             <w:r>
               <w:rPr>
+                <w:rFonts w:ascii="Arial" w:hAnsi="Arial" w:cs="Arial"/>
                 <w:sz w:val="20"/>
               </w:rPr>
               <w:t>Computes rank-space and probability-space blends.</w:t>
@@ -2729,31 +3831,81 @@
           <w:tcPr>
             <w:cnfStyle w:val="001000000000" w:firstRow="0" w:lastRow="0" w:firstColumn="1" w:lastColumn="0" w:oddVBand="0" w:evenVBand="0" w:oddHBand="0" w:evenHBand="0" w:firstRowFirstColumn="0" w:firstRowLastColumn="0" w:lastRowFirstColumn="0" w:lastRowLastColumn="0"/>
             <w:tcW w:w="4252" w:type="dxa"/>
+            <w:tcBorders>
+              <w:top w:val="none" w:sz="0" w:space="0" w:color="auto"/>
+              <w:left w:val="none" w:sz="0" w:space="0" w:color="auto"/>
+              <w:bottom w:val="none" w:sz="0" w:space="0" w:color="auto"/>
+              <w:right w:val="none" w:sz="0" w:space="0" w:color="auto"/>
+            </w:tcBorders>
             <w:vAlign w:val="center"/>
           </w:tcPr>
           <w:p>
+            <w:pPr>
+              <w:rPr>
+                <w:rFonts w:ascii="Arial" w:hAnsi="Arial" w:cs="Arial"/>
+              </w:rPr>
+            </w:pPr>
             <w:r>
               <w:rPr>
+                <w:rFonts w:ascii="Arial" w:hAnsi="Arial" w:cs="Arial"/>
                 <w:sz w:val="20"/>
               </w:rPr>
-              <w:t>M11415803_Le_Trung_Kien.csv</w:t>
+              <w:t>M11415803_Le_Trung_Kien</w:t>
+            </w:r>
+            <w:r>
+              <w:rPr>
+                <w:rFonts w:ascii="Arial" w:hAnsi="Arial" w:cs="Arial"/>
+                <w:sz w:val="20"/>
+              </w:rPr>
+              <w:t>_A</w:t>
+            </w:r>
+            <w:r>
+              <w:rPr>
+                <w:rFonts w:ascii="Arial" w:hAnsi="Arial" w:cs="Arial"/>
+                <w:sz w:val="20"/>
+              </w:rPr>
+              <w:t>.csv</w:t>
             </w:r>
           </w:p>
         </w:tc>
         <w:tc>
           <w:tcPr>
             <w:tcW w:w="4819" w:type="dxa"/>
+            <w:tcBorders>
+              <w:top w:val="none" w:sz="0" w:space="0" w:color="auto"/>
+              <w:left w:val="none" w:sz="0" w:space="0" w:color="auto"/>
+              <w:bottom w:val="none" w:sz="0" w:space="0" w:color="auto"/>
+              <w:right w:val="none" w:sz="0" w:space="0" w:color="auto"/>
+            </w:tcBorders>
             <w:vAlign w:val="center"/>
           </w:tcPr>
           <w:p>
             <w:pPr>
               <w:cnfStyle w:val="000000010000" w:firstRow="0" w:lastRow="0" w:firstColumn="0" w:lastColumn="0" w:oddVBand="0" w:evenVBand="0" w:oddHBand="0" w:evenHBand="1" w:firstRowFirstColumn="0" w:firstRowLastColumn="0" w:lastRowFirstColumn="0" w:lastRowLastColumn="0"/>
+              <w:rPr>
+                <w:rFonts w:ascii="Arial" w:hAnsi="Arial" w:cs="Arial"/>
+              </w:rPr>
             </w:pPr>
             <w:r>
               <w:rPr>
+                <w:rFonts w:ascii="Arial" w:hAnsi="Arial" w:cs="Arial"/>
                 <w:sz w:val="20"/>
               </w:rPr>
-              <w:t>Model A submission — final pick #2.</w:t>
+              <w:t xml:space="preserve">Model A submission </w:t>
+            </w:r>
+            <w:r>
+              <w:rPr>
+                <w:rFonts w:ascii="Arial" w:hAnsi="Arial" w:cs="Arial"/>
+                <w:sz w:val="20"/>
+              </w:rPr>
+              <w:t>-</w:t>
+            </w:r>
+            <w:r>
+              <w:rPr>
+                <w:rFonts w:ascii="Arial" w:hAnsi="Arial" w:cs="Arial"/>
+                <w:sz w:val="20"/>
+              </w:rPr>
+              <w:t xml:space="preserve"> final pick #2.</w:t>
             </w:r>
           </w:p>
         </w:tc>
@@ -2766,11 +3918,24 @@
           <w:tcPr>
             <w:cnfStyle w:val="001000000000" w:firstRow="0" w:lastRow="0" w:firstColumn="1" w:lastColumn="0" w:oddVBand="0" w:evenVBand="0" w:oddHBand="0" w:evenHBand="0" w:firstRowFirstColumn="0" w:firstRowLastColumn="0" w:lastRowFirstColumn="0" w:lastRowLastColumn="0"/>
             <w:tcW w:w="4252" w:type="dxa"/>
+            <w:tcBorders>
+              <w:top w:val="none" w:sz="0" w:space="0" w:color="auto"/>
+              <w:left w:val="none" w:sz="0" w:space="0" w:color="auto"/>
+              <w:bottom w:val="none" w:sz="0" w:space="0" w:color="auto"/>
+              <w:right w:val="none" w:sz="0" w:space="0" w:color="auto"/>
+            </w:tcBorders>
+            <w:shd w:val="clear" w:color="auto" w:fill="auto"/>
             <w:vAlign w:val="center"/>
           </w:tcPr>
           <w:p>
+            <w:pPr>
+              <w:rPr>
+                <w:rFonts w:ascii="Arial" w:hAnsi="Arial" w:cs="Arial"/>
+              </w:rPr>
+            </w:pPr>
             <w:r>
               <w:rPr>
+                <w:rFonts w:ascii="Arial" w:hAnsi="Arial" w:cs="Arial"/>
                 <w:sz w:val="20"/>
               </w:rPr>
               <w:t>M11415803_Le_Trung_Kien_blend_rank_80_20.csv</w:t>
@@ -2780,17 +3945,42 @@
         <w:tc>
           <w:tcPr>
             <w:tcW w:w="4819" w:type="dxa"/>
+            <w:tcBorders>
+              <w:top w:val="none" w:sz="0" w:space="0" w:color="auto"/>
+              <w:left w:val="none" w:sz="0" w:space="0" w:color="auto"/>
+              <w:bottom w:val="none" w:sz="0" w:space="0" w:color="auto"/>
+              <w:right w:val="none" w:sz="0" w:space="0" w:color="auto"/>
+            </w:tcBorders>
+            <w:shd w:val="clear" w:color="auto" w:fill="auto"/>
             <w:vAlign w:val="center"/>
           </w:tcPr>
           <w:p>
             <w:pPr>
               <w:cnfStyle w:val="000000100000" w:firstRow="0" w:lastRow="0" w:firstColumn="0" w:lastColumn="0" w:oddVBand="0" w:evenVBand="0" w:oddHBand="1" w:evenHBand="0" w:firstRowFirstColumn="0" w:firstRowLastColumn="0" w:lastRowFirstColumn="0" w:lastRowLastColumn="0"/>
+              <w:rPr>
+                <w:rFonts w:ascii="Arial" w:hAnsi="Arial" w:cs="Arial"/>
+              </w:rPr>
             </w:pPr>
             <w:r>
               <w:rPr>
+                <w:rFonts w:ascii="Arial" w:hAnsi="Arial" w:cs="Arial"/>
                 <w:sz w:val="20"/>
               </w:rPr>
-              <w:t>Final blend — final pick #1.</w:t>
+              <w:t xml:space="preserve">Final blend </w:t>
+            </w:r>
+            <w:r>
+              <w:rPr>
+                <w:rFonts w:ascii="Arial" w:hAnsi="Arial" w:cs="Arial"/>
+                <w:sz w:val="20"/>
+              </w:rPr>
+              <w:t>-</w:t>
+            </w:r>
+            <w:r>
+              <w:rPr>
+                <w:rFonts w:ascii="Arial" w:hAnsi="Arial" w:cs="Arial"/>
+                <w:sz w:val="20"/>
+              </w:rPr>
+              <w:t xml:space="preserve"> final pick #1.</w:t>
             </w:r>
           </w:p>
         </w:tc>
@@ -2803,11 +3993,23 @@
           <w:tcPr>
             <w:cnfStyle w:val="001000000000" w:firstRow="0" w:lastRow="0" w:firstColumn="1" w:lastColumn="0" w:oddVBand="0" w:evenVBand="0" w:oddHBand="0" w:evenHBand="0" w:firstRowFirstColumn="0" w:firstRowLastColumn="0" w:lastRowFirstColumn="0" w:lastRowLastColumn="0"/>
             <w:tcW w:w="4252" w:type="dxa"/>
+            <w:tcBorders>
+              <w:top w:val="none" w:sz="0" w:space="0" w:color="auto"/>
+              <w:left w:val="none" w:sz="0" w:space="0" w:color="auto"/>
+              <w:bottom w:val="none" w:sz="0" w:space="0" w:color="auto"/>
+              <w:right w:val="none" w:sz="0" w:space="0" w:color="auto"/>
+            </w:tcBorders>
             <w:vAlign w:val="center"/>
           </w:tcPr>
           <w:p>
+            <w:pPr>
+              <w:rPr>
+                <w:rFonts w:ascii="Arial" w:hAnsi="Arial" w:cs="Arial"/>
+              </w:rPr>
+            </w:pPr>
             <w:r>
               <w:rPr>
+                <w:rFonts w:ascii="Arial" w:hAnsi="Arial" w:cs="Arial"/>
                 <w:sz w:val="20"/>
               </w:rPr>
               <w:t>M11415803_Le_Trung_Kien_report.docx</w:t>
@@ -2817,14 +4019,24 @@
         <w:tc>
           <w:tcPr>
             <w:tcW w:w="4819" w:type="dxa"/>
+            <w:tcBorders>
+              <w:top w:val="none" w:sz="0" w:space="0" w:color="auto"/>
+              <w:left w:val="none" w:sz="0" w:space="0" w:color="auto"/>
+              <w:bottom w:val="none" w:sz="0" w:space="0" w:color="auto"/>
+              <w:right w:val="none" w:sz="0" w:space="0" w:color="auto"/>
+            </w:tcBorders>
             <w:vAlign w:val="center"/>
           </w:tcPr>
           <w:p>
             <w:pPr>
               <w:cnfStyle w:val="000000010000" w:firstRow="0" w:lastRow="0" w:firstColumn="0" w:lastColumn="0" w:oddVBand="0" w:evenVBand="0" w:oddHBand="0" w:evenHBand="1" w:firstRowFirstColumn="0" w:firstRowLastColumn="0" w:lastRowFirstColumn="0" w:lastRowLastColumn="0"/>
+              <w:rPr>
+                <w:rFonts w:ascii="Arial" w:hAnsi="Arial" w:cs="Arial"/>
+              </w:rPr>
             </w:pPr>
             <w:r>
               <w:rPr>
+                <w:rFonts w:ascii="Arial" w:hAnsi="Arial" w:cs="Arial"/>
                 <w:sz w:val="20"/>
               </w:rPr>
               <w:t>This report.</w:t>
@@ -2833,7 +4045,13 @@
         </w:tc>
       </w:tr>
     </w:tbl>
-    <w:p/>
+    <w:p>
+      <w:pPr>
+        <w:rPr>
+          <w:rFonts w:ascii="Arial" w:hAnsi="Arial" w:cs="Arial"/>
+        </w:rPr>
+      </w:pPr>
+    </w:p>
     <w:sectPr>
       <w:pgSz w:w="12240" w:h="15840"/>
       <w:pgMar w:top="1417" w:right="1417" w:bottom="1417" w:left="1417" w:header="720" w:footer="720" w:gutter="0"/>
@@ -3017,31 +4235,31 @@
       </w:rPr>
     </w:lvl>
   </w:abstractNum>
-  <w:num w:numId="1" w16cid:durableId="1076630507">
+  <w:num w:numId="1" w16cid:durableId="1640525890">
     <w:abstractNumId w:val="8"/>
   </w:num>
-  <w:num w:numId="2" w16cid:durableId="359278928">
+  <w:num w:numId="2" w16cid:durableId="245311825">
     <w:abstractNumId w:val="6"/>
   </w:num>
-  <w:num w:numId="3" w16cid:durableId="2015261820">
+  <w:num w:numId="3" w16cid:durableId="898706336">
     <w:abstractNumId w:val="5"/>
   </w:num>
-  <w:num w:numId="4" w16cid:durableId="1828978862">
+  <w:num w:numId="4" w16cid:durableId="323944990">
     <w:abstractNumId w:val="4"/>
   </w:num>
-  <w:num w:numId="5" w16cid:durableId="1734236148">
+  <w:num w:numId="5" w16cid:durableId="1641688212">
     <w:abstractNumId w:val="7"/>
   </w:num>
-  <w:num w:numId="6" w16cid:durableId="233273692">
+  <w:num w:numId="6" w16cid:durableId="347801352">
     <w:abstractNumId w:val="3"/>
   </w:num>
-  <w:num w:numId="7" w16cid:durableId="1678000869">
+  <w:num w:numId="7" w16cid:durableId="211844746">
     <w:abstractNumId w:val="2"/>
   </w:num>
-  <w:num w:numId="8" w16cid:durableId="1498420463">
+  <w:num w:numId="8" w16cid:durableId="52511332">
     <w:abstractNumId w:val="1"/>
   </w:num>
-  <w:num w:numId="9" w16cid:durableId="93940144">
+  <w:num w:numId="9" w16cid:durableId="266887422">
     <w:abstractNumId w:val="0"/>
   </w:num>
 </w:numbering>

--- a/M11415803_Le_Trung_Kien_report.docx
+++ b/M11415803_Le_Trung_Kien_report.docx
@@ -259,7 +259,35 @@
                 <w:rFonts w:ascii="Arial" w:hAnsi="Arial" w:cs="Arial"/>
                 <w:sz w:val="20"/>
               </w:rPr>
-              <w:t>Model A (main_1.py)</w:t>
+              <w:t>Model A (m</w:t>
+            </w:r>
+            <w:r>
+              <w:rPr>
+                <w:rFonts w:ascii="Arial" w:hAnsi="Arial" w:cs="Arial"/>
+                <w:sz w:val="20"/>
+              </w:rPr>
+              <w:t>odel</w:t>
+            </w:r>
+            <w:r>
+              <w:rPr>
+                <w:rFonts w:ascii="Arial" w:hAnsi="Arial" w:cs="Arial"/>
+                <w:sz w:val="20"/>
+              </w:rPr>
+              <w:t>_</w:t>
+            </w:r>
+            <w:r>
+              <w:rPr>
+                <w:rFonts w:ascii="Arial" w:hAnsi="Arial" w:cs="Arial"/>
+                <w:sz w:val="20"/>
+              </w:rPr>
+              <w:t>A</w:t>
+            </w:r>
+            <w:r>
+              <w:rPr>
+                <w:rFonts w:ascii="Arial" w:hAnsi="Arial" w:cs="Arial"/>
+                <w:sz w:val="20"/>
+              </w:rPr>
+              <w:t>.py)</w:t>
             </w:r>
           </w:p>
         </w:tc>
@@ -319,7 +347,35 @@
                 <w:rFonts w:ascii="Arial" w:hAnsi="Arial" w:cs="Arial"/>
                 <w:sz w:val="20"/>
               </w:rPr>
-              <w:t>Model B (main_2.py)</w:t>
+              <w:t>Model B (m</w:t>
+            </w:r>
+            <w:r>
+              <w:rPr>
+                <w:rFonts w:ascii="Arial" w:hAnsi="Arial" w:cs="Arial"/>
+                <w:sz w:val="20"/>
+              </w:rPr>
+              <w:t>odel</w:t>
+            </w:r>
+            <w:r>
+              <w:rPr>
+                <w:rFonts w:ascii="Arial" w:hAnsi="Arial" w:cs="Arial"/>
+                <w:sz w:val="20"/>
+              </w:rPr>
+              <w:t>_</w:t>
+            </w:r>
+            <w:r>
+              <w:rPr>
+                <w:rFonts w:ascii="Arial" w:hAnsi="Arial" w:cs="Arial"/>
+                <w:sz w:val="20"/>
+              </w:rPr>
+              <w:t>B</w:t>
+            </w:r>
+            <w:r>
+              <w:rPr>
+                <w:rFonts w:ascii="Arial" w:hAnsi="Arial" w:cs="Arial"/>
+                <w:sz w:val="20"/>
+              </w:rPr>
+              <w:t>.py)</w:t>
             </w:r>
           </w:p>
         </w:tc>
@@ -761,7 +817,14 @@
                 <w:rFonts w:ascii="Arial" w:hAnsi="Arial" w:cs="Arial"/>
                 <w:sz w:val="20"/>
               </w:rPr>
-              <w:t>Random non-existent edges are sampled in equal count to the positive edges, producing balanced training data. Reason: link prediction has only positive labels; a discriminative classifier needs negatives. Random sampling is the standard baseline. Limitation: random negatives are easy to separate from positives, which inflates CV AUC; harder alternatives are discussed in Section 5.1.</w:t>
+              <w:t>Random non-existent edges are sampled in equal count to the positive edges, producing balanced training data. Reason: link prediction has only positive labels; a discriminative classifier needs negatives. Random sampling is the standard baseline. Limitation: random negatives are easy to separate from positives, which inflates CV AUC</w:t>
+            </w:r>
+            <w:r>
+              <w:rPr>
+                <w:rFonts w:ascii="Arial" w:hAnsi="Arial" w:cs="Arial"/>
+                <w:sz w:val="20"/>
+              </w:rPr>
+              <w:t>.</w:t>
             </w:r>
           </w:p>
         </w:tc>
@@ -2351,6 +2414,14 @@
       <w:tblPr>
         <w:tblStyle w:val="LightGrid-Accent1"/>
         <w:tblW w:w="0" w:type="auto"/>
+        <w:tblBorders>
+          <w:top w:val="single" w:sz="4" w:space="0" w:color="auto"/>
+          <w:left w:val="single" w:sz="4" w:space="0" w:color="auto"/>
+          <w:bottom w:val="single" w:sz="4" w:space="0" w:color="auto"/>
+          <w:right w:val="single" w:sz="4" w:space="0" w:color="auto"/>
+          <w:insideH w:val="single" w:sz="4" w:space="0" w:color="auto"/>
+          <w:insideV w:val="single" w:sz="4" w:space="0" w:color="auto"/>
+        </w:tblBorders>
         <w:tblLayout w:type="fixed"/>
         <w:tblLook w:val="04A0" w:firstRow="1" w:lastRow="0" w:firstColumn="1" w:lastColumn="0" w:noHBand="0" w:noVBand="1"/>
       </w:tblPr>
@@ -2367,19 +2438,25 @@
           <w:tcPr>
             <w:cnfStyle w:val="001000000000" w:firstRow="0" w:lastRow="0" w:firstColumn="1" w:lastColumn="0" w:oddVBand="0" w:evenVBand="0" w:oddHBand="0" w:evenHBand="0" w:firstRowFirstColumn="0" w:firstRowLastColumn="0" w:lastRowFirstColumn="0" w:lastRowLastColumn="0"/>
             <w:tcW w:w="4535" w:type="dxa"/>
-            <w:shd w:val="clear" w:color="auto" w:fill="2F5496"/>
+            <w:tcBorders>
+              <w:top w:val="none" w:sz="0" w:space="0" w:color="auto"/>
+              <w:left w:val="none" w:sz="0" w:space="0" w:color="auto"/>
+              <w:bottom w:val="none" w:sz="0" w:space="0" w:color="auto"/>
+              <w:right w:val="none" w:sz="0" w:space="0" w:color="auto"/>
+            </w:tcBorders>
             <w:vAlign w:val="center"/>
           </w:tcPr>
           <w:p>
             <w:pPr>
               <w:rPr>
                 <w:rFonts w:ascii="Arial" w:hAnsi="Arial" w:cs="Arial"/>
+                <w:color w:val="000000" w:themeColor="text1"/>
               </w:rPr>
             </w:pPr>
             <w:r>
               <w:rPr>
                 <w:rFonts w:ascii="Arial" w:hAnsi="Arial" w:cs="Arial"/>
-                <w:color w:val="FFFFFF"/>
+                <w:color w:val="000000" w:themeColor="text1"/>
                 <w:sz w:val="20"/>
               </w:rPr>
               <w:t>Submission</w:t>
@@ -2389,7 +2466,12 @@
         <w:tc>
           <w:tcPr>
             <w:tcW w:w="2268" w:type="dxa"/>
-            <w:shd w:val="clear" w:color="auto" w:fill="2F5496"/>
+            <w:tcBorders>
+              <w:top w:val="none" w:sz="0" w:space="0" w:color="auto"/>
+              <w:left w:val="none" w:sz="0" w:space="0" w:color="auto"/>
+              <w:bottom w:val="none" w:sz="0" w:space="0" w:color="auto"/>
+              <w:right w:val="none" w:sz="0" w:space="0" w:color="auto"/>
+            </w:tcBorders>
             <w:vAlign w:val="center"/>
           </w:tcPr>
           <w:p>
@@ -2397,12 +2479,13 @@
               <w:cnfStyle w:val="100000000000" w:firstRow="1" w:lastRow="0" w:firstColumn="0" w:lastColumn="0" w:oddVBand="0" w:evenVBand="0" w:oddHBand="0" w:evenHBand="0" w:firstRowFirstColumn="0" w:firstRowLastColumn="0" w:lastRowFirstColumn="0" w:lastRowLastColumn="0"/>
               <w:rPr>
                 <w:rFonts w:ascii="Arial" w:hAnsi="Arial" w:cs="Arial"/>
+                <w:color w:val="000000" w:themeColor="text1"/>
               </w:rPr>
             </w:pPr>
             <w:r>
               <w:rPr>
                 <w:rFonts w:ascii="Arial" w:hAnsi="Arial" w:cs="Arial"/>
-                <w:color w:val="FFFFFF"/>
+                <w:color w:val="000000" w:themeColor="text1"/>
                 <w:sz w:val="20"/>
               </w:rPr>
               <w:t>CV AUC</w:t>
@@ -2412,7 +2495,12 @@
         <w:tc>
           <w:tcPr>
             <w:tcW w:w="2268" w:type="dxa"/>
-            <w:shd w:val="clear" w:color="auto" w:fill="2F5496"/>
+            <w:tcBorders>
+              <w:top w:val="none" w:sz="0" w:space="0" w:color="auto"/>
+              <w:left w:val="none" w:sz="0" w:space="0" w:color="auto"/>
+              <w:bottom w:val="none" w:sz="0" w:space="0" w:color="auto"/>
+              <w:right w:val="none" w:sz="0" w:space="0" w:color="auto"/>
+            </w:tcBorders>
             <w:vAlign w:val="center"/>
           </w:tcPr>
           <w:p>
@@ -2420,12 +2508,13 @@
               <w:cnfStyle w:val="100000000000" w:firstRow="1" w:lastRow="0" w:firstColumn="0" w:lastColumn="0" w:oddVBand="0" w:evenVBand="0" w:oddHBand="0" w:evenHBand="0" w:firstRowFirstColumn="0" w:firstRowLastColumn="0" w:lastRowFirstColumn="0" w:lastRowLastColumn="0"/>
               <w:rPr>
                 <w:rFonts w:ascii="Arial" w:hAnsi="Arial" w:cs="Arial"/>
+                <w:color w:val="000000" w:themeColor="text1"/>
               </w:rPr>
             </w:pPr>
             <w:r>
               <w:rPr>
                 <w:rFonts w:ascii="Arial" w:hAnsi="Arial" w:cs="Arial"/>
-                <w:color w:val="FFFFFF"/>
+                <w:color w:val="000000" w:themeColor="text1"/>
                 <w:sz w:val="20"/>
               </w:rPr>
               <w:t>Public LB AUC</w:t>
@@ -2441,26 +2530,74 @@
           <w:tcPr>
             <w:cnfStyle w:val="001000000000" w:firstRow="0" w:lastRow="0" w:firstColumn="1" w:lastColumn="0" w:oddVBand="0" w:evenVBand="0" w:oddHBand="0" w:evenHBand="0" w:firstRowFirstColumn="0" w:firstRowLastColumn="0" w:lastRowFirstColumn="0" w:lastRowLastColumn="0"/>
             <w:tcW w:w="4535" w:type="dxa"/>
+            <w:tcBorders>
+              <w:top w:val="none" w:sz="0" w:space="0" w:color="auto"/>
+              <w:left w:val="none" w:sz="0" w:space="0" w:color="auto"/>
+              <w:bottom w:val="none" w:sz="0" w:space="0" w:color="auto"/>
+              <w:right w:val="none" w:sz="0" w:space="0" w:color="auto"/>
+            </w:tcBorders>
+            <w:shd w:val="clear" w:color="auto" w:fill="auto"/>
             <w:vAlign w:val="center"/>
           </w:tcPr>
           <w:p>
             <w:pPr>
               <w:rPr>
                 <w:rFonts w:ascii="Arial" w:hAnsi="Arial" w:cs="Arial"/>
+                <w:color w:val="000000" w:themeColor="text1"/>
               </w:rPr>
             </w:pPr>
             <w:r>
               <w:rPr>
                 <w:rFonts w:ascii="Arial" w:hAnsi="Arial" w:cs="Arial"/>
+                <w:color w:val="000000" w:themeColor="text1"/>
                 <w:sz w:val="20"/>
               </w:rPr>
-              <w:t>Model A (main_1.py)</w:t>
+              <w:t>Model A (m</w:t>
+            </w:r>
+            <w:r>
+              <w:rPr>
+                <w:rFonts w:ascii="Arial" w:hAnsi="Arial" w:cs="Arial"/>
+                <w:color w:val="000000" w:themeColor="text1"/>
+                <w:sz w:val="20"/>
+              </w:rPr>
+              <w:t>odel</w:t>
+            </w:r>
+            <w:r>
+              <w:rPr>
+                <w:rFonts w:ascii="Arial" w:hAnsi="Arial" w:cs="Arial"/>
+                <w:color w:val="000000" w:themeColor="text1"/>
+                <w:sz w:val="20"/>
+              </w:rPr>
+              <w:t>_</w:t>
+            </w:r>
+            <w:r>
+              <w:rPr>
+                <w:rFonts w:ascii="Arial" w:hAnsi="Arial" w:cs="Arial"/>
+                <w:color w:val="000000" w:themeColor="text1"/>
+                <w:sz w:val="20"/>
+              </w:rPr>
+              <w:t>A</w:t>
+            </w:r>
+            <w:r>
+              <w:rPr>
+                <w:rFonts w:ascii="Arial" w:hAnsi="Arial" w:cs="Arial"/>
+                <w:color w:val="000000" w:themeColor="text1"/>
+                <w:sz w:val="20"/>
+              </w:rPr>
+              <w:t>.py)</w:t>
             </w:r>
           </w:p>
         </w:tc>
         <w:tc>
           <w:tcPr>
             <w:tcW w:w="2268" w:type="dxa"/>
+            <w:tcBorders>
+              <w:top w:val="none" w:sz="0" w:space="0" w:color="auto"/>
+              <w:left w:val="none" w:sz="0" w:space="0" w:color="auto"/>
+              <w:bottom w:val="none" w:sz="0" w:space="0" w:color="auto"/>
+              <w:right w:val="none" w:sz="0" w:space="0" w:color="auto"/>
+            </w:tcBorders>
+            <w:shd w:val="clear" w:color="auto" w:fill="auto"/>
             <w:vAlign w:val="center"/>
           </w:tcPr>
           <w:p>
@@ -2468,11 +2605,13 @@
               <w:cnfStyle w:val="000000100000" w:firstRow="0" w:lastRow="0" w:firstColumn="0" w:lastColumn="0" w:oddVBand="0" w:evenVBand="0" w:oddHBand="1" w:evenHBand="0" w:firstRowFirstColumn="0" w:firstRowLastColumn="0" w:lastRowFirstColumn="0" w:lastRowLastColumn="0"/>
               <w:rPr>
                 <w:rFonts w:ascii="Arial" w:hAnsi="Arial" w:cs="Arial"/>
+                <w:color w:val="000000" w:themeColor="text1"/>
               </w:rPr>
             </w:pPr>
             <w:r>
               <w:rPr>
                 <w:rFonts w:ascii="Arial" w:hAnsi="Arial" w:cs="Arial"/>
+                <w:color w:val="000000" w:themeColor="text1"/>
                 <w:sz w:val="20"/>
               </w:rPr>
               <w:t>0.99997</w:t>
@@ -2482,6 +2621,13 @@
         <w:tc>
           <w:tcPr>
             <w:tcW w:w="2268" w:type="dxa"/>
+            <w:tcBorders>
+              <w:top w:val="none" w:sz="0" w:space="0" w:color="auto"/>
+              <w:left w:val="none" w:sz="0" w:space="0" w:color="auto"/>
+              <w:bottom w:val="none" w:sz="0" w:space="0" w:color="auto"/>
+              <w:right w:val="none" w:sz="0" w:space="0" w:color="auto"/>
+            </w:tcBorders>
+            <w:shd w:val="clear" w:color="auto" w:fill="auto"/>
             <w:vAlign w:val="center"/>
           </w:tcPr>
           <w:p>
@@ -2489,11 +2635,13 @@
               <w:cnfStyle w:val="000000100000" w:firstRow="0" w:lastRow="0" w:firstColumn="0" w:lastColumn="0" w:oddVBand="0" w:evenVBand="0" w:oddHBand="1" w:evenHBand="0" w:firstRowFirstColumn="0" w:firstRowLastColumn="0" w:lastRowFirstColumn="0" w:lastRowLastColumn="0"/>
               <w:rPr>
                 <w:rFonts w:ascii="Arial" w:hAnsi="Arial" w:cs="Arial"/>
+                <w:color w:val="000000" w:themeColor="text1"/>
               </w:rPr>
             </w:pPr>
             <w:r>
               <w:rPr>
                 <w:rFonts w:ascii="Arial" w:hAnsi="Arial" w:cs="Arial"/>
+                <w:color w:val="000000" w:themeColor="text1"/>
                 <w:sz w:val="20"/>
               </w:rPr>
               <w:t>0.85428</w:t>
@@ -2509,26 +2657,72 @@
           <w:tcPr>
             <w:cnfStyle w:val="001000000000" w:firstRow="0" w:lastRow="0" w:firstColumn="1" w:lastColumn="0" w:oddVBand="0" w:evenVBand="0" w:oddHBand="0" w:evenHBand="0" w:firstRowFirstColumn="0" w:firstRowLastColumn="0" w:lastRowFirstColumn="0" w:lastRowLastColumn="0"/>
             <w:tcW w:w="4535" w:type="dxa"/>
+            <w:tcBorders>
+              <w:top w:val="none" w:sz="0" w:space="0" w:color="auto"/>
+              <w:left w:val="none" w:sz="0" w:space="0" w:color="auto"/>
+              <w:bottom w:val="none" w:sz="0" w:space="0" w:color="auto"/>
+              <w:right w:val="none" w:sz="0" w:space="0" w:color="auto"/>
+            </w:tcBorders>
             <w:vAlign w:val="center"/>
           </w:tcPr>
           <w:p>
             <w:pPr>
               <w:rPr>
                 <w:rFonts w:ascii="Arial" w:hAnsi="Arial" w:cs="Arial"/>
+                <w:color w:val="000000" w:themeColor="text1"/>
               </w:rPr>
             </w:pPr>
             <w:r>
               <w:rPr>
                 <w:rFonts w:ascii="Arial" w:hAnsi="Arial" w:cs="Arial"/>
+                <w:color w:val="000000" w:themeColor="text1"/>
                 <w:sz w:val="20"/>
               </w:rPr>
-              <w:t>Model B (main_2.py)</w:t>
+              <w:t>Model B (m</w:t>
+            </w:r>
+            <w:r>
+              <w:rPr>
+                <w:rFonts w:ascii="Arial" w:hAnsi="Arial" w:cs="Arial"/>
+                <w:color w:val="000000" w:themeColor="text1"/>
+                <w:sz w:val="20"/>
+              </w:rPr>
+              <w:t>odel</w:t>
+            </w:r>
+            <w:r>
+              <w:rPr>
+                <w:rFonts w:ascii="Arial" w:hAnsi="Arial" w:cs="Arial"/>
+                <w:color w:val="000000" w:themeColor="text1"/>
+                <w:sz w:val="20"/>
+              </w:rPr>
+              <w:t>_</w:t>
+            </w:r>
+            <w:r>
+              <w:rPr>
+                <w:rFonts w:ascii="Arial" w:hAnsi="Arial" w:cs="Arial"/>
+                <w:color w:val="000000" w:themeColor="text1"/>
+                <w:sz w:val="20"/>
+              </w:rPr>
+              <w:t>B</w:t>
+            </w:r>
+            <w:r>
+              <w:rPr>
+                <w:rFonts w:ascii="Arial" w:hAnsi="Arial" w:cs="Arial"/>
+                <w:color w:val="000000" w:themeColor="text1"/>
+                <w:sz w:val="20"/>
+              </w:rPr>
+              <w:t>.py)</w:t>
             </w:r>
           </w:p>
         </w:tc>
         <w:tc>
           <w:tcPr>
             <w:tcW w:w="2268" w:type="dxa"/>
+            <w:tcBorders>
+              <w:top w:val="none" w:sz="0" w:space="0" w:color="auto"/>
+              <w:left w:val="none" w:sz="0" w:space="0" w:color="auto"/>
+              <w:bottom w:val="none" w:sz="0" w:space="0" w:color="auto"/>
+              <w:right w:val="none" w:sz="0" w:space="0" w:color="auto"/>
+            </w:tcBorders>
             <w:vAlign w:val="center"/>
           </w:tcPr>
           <w:p>
@@ -2536,11 +2730,13 @@
               <w:cnfStyle w:val="000000010000" w:firstRow="0" w:lastRow="0" w:firstColumn="0" w:lastColumn="0" w:oddVBand="0" w:evenVBand="0" w:oddHBand="0" w:evenHBand="1" w:firstRowFirstColumn="0" w:firstRowLastColumn="0" w:lastRowFirstColumn="0" w:lastRowLastColumn="0"/>
               <w:rPr>
                 <w:rFonts w:ascii="Arial" w:hAnsi="Arial" w:cs="Arial"/>
+                <w:color w:val="000000" w:themeColor="text1"/>
               </w:rPr>
             </w:pPr>
             <w:r>
               <w:rPr>
                 <w:rFonts w:ascii="Arial" w:hAnsi="Arial" w:cs="Arial"/>
+                <w:color w:val="000000" w:themeColor="text1"/>
                 <w:sz w:val="20"/>
               </w:rPr>
               <w:t>0.99940</w:t>
@@ -2550,6 +2746,12 @@
         <w:tc>
           <w:tcPr>
             <w:tcW w:w="2268" w:type="dxa"/>
+            <w:tcBorders>
+              <w:top w:val="none" w:sz="0" w:space="0" w:color="auto"/>
+              <w:left w:val="none" w:sz="0" w:space="0" w:color="auto"/>
+              <w:bottom w:val="none" w:sz="0" w:space="0" w:color="auto"/>
+              <w:right w:val="none" w:sz="0" w:space="0" w:color="auto"/>
+            </w:tcBorders>
             <w:vAlign w:val="center"/>
           </w:tcPr>
           <w:p>
@@ -2557,11 +2759,13 @@
               <w:cnfStyle w:val="000000010000" w:firstRow="0" w:lastRow="0" w:firstColumn="0" w:lastColumn="0" w:oddVBand="0" w:evenVBand="0" w:oddHBand="0" w:evenHBand="1" w:firstRowFirstColumn="0" w:firstRowLastColumn="0" w:lastRowFirstColumn="0" w:lastRowLastColumn="0"/>
               <w:rPr>
                 <w:rFonts w:ascii="Arial" w:hAnsi="Arial" w:cs="Arial"/>
+                <w:color w:val="000000" w:themeColor="text1"/>
               </w:rPr>
             </w:pPr>
             <w:r>
               <w:rPr>
                 <w:rFonts w:ascii="Arial" w:hAnsi="Arial" w:cs="Arial"/>
+                <w:color w:val="000000" w:themeColor="text1"/>
                 <w:sz w:val="20"/>
               </w:rPr>
               <w:t>0.78773</w:t>
@@ -2577,17 +2781,26 @@
           <w:tcPr>
             <w:cnfStyle w:val="001000000000" w:firstRow="0" w:lastRow="0" w:firstColumn="1" w:lastColumn="0" w:oddVBand="0" w:evenVBand="0" w:oddHBand="0" w:evenHBand="0" w:firstRowFirstColumn="0" w:firstRowLastColumn="0" w:lastRowFirstColumn="0" w:lastRowLastColumn="0"/>
             <w:tcW w:w="4535" w:type="dxa"/>
+            <w:tcBorders>
+              <w:top w:val="none" w:sz="0" w:space="0" w:color="auto"/>
+              <w:left w:val="none" w:sz="0" w:space="0" w:color="auto"/>
+              <w:bottom w:val="none" w:sz="0" w:space="0" w:color="auto"/>
+              <w:right w:val="none" w:sz="0" w:space="0" w:color="auto"/>
+            </w:tcBorders>
+            <w:shd w:val="clear" w:color="auto" w:fill="auto"/>
             <w:vAlign w:val="center"/>
           </w:tcPr>
           <w:p>
             <w:pPr>
               <w:rPr>
                 <w:rFonts w:ascii="Arial" w:hAnsi="Arial" w:cs="Arial"/>
+                <w:color w:val="000000" w:themeColor="text1"/>
               </w:rPr>
             </w:pPr>
             <w:r>
               <w:rPr>
                 <w:rFonts w:ascii="Arial" w:hAnsi="Arial" w:cs="Arial"/>
+                <w:color w:val="000000" w:themeColor="text1"/>
                 <w:sz w:val="20"/>
               </w:rPr>
               <w:t>Rank blend 50/50</w:t>
@@ -2597,6 +2810,13 @@
         <w:tc>
           <w:tcPr>
             <w:tcW w:w="2268" w:type="dxa"/>
+            <w:tcBorders>
+              <w:top w:val="none" w:sz="0" w:space="0" w:color="auto"/>
+              <w:left w:val="none" w:sz="0" w:space="0" w:color="auto"/>
+              <w:bottom w:val="none" w:sz="0" w:space="0" w:color="auto"/>
+              <w:right w:val="none" w:sz="0" w:space="0" w:color="auto"/>
+            </w:tcBorders>
+            <w:shd w:val="clear" w:color="auto" w:fill="auto"/>
             <w:vAlign w:val="center"/>
           </w:tcPr>
           <w:p>
@@ -2604,11 +2824,13 @@
               <w:cnfStyle w:val="000000100000" w:firstRow="0" w:lastRow="0" w:firstColumn="0" w:lastColumn="0" w:oddVBand="0" w:evenVBand="0" w:oddHBand="1" w:evenHBand="0" w:firstRowFirstColumn="0" w:firstRowLastColumn="0" w:lastRowFirstColumn="0" w:lastRowLastColumn="0"/>
               <w:rPr>
                 <w:rFonts w:ascii="Arial" w:hAnsi="Arial" w:cs="Arial"/>
+                <w:color w:val="000000" w:themeColor="text1"/>
               </w:rPr>
             </w:pPr>
             <w:r>
               <w:rPr>
                 <w:rFonts w:ascii="Arial" w:hAnsi="Arial" w:cs="Arial"/>
+                <w:color w:val="000000" w:themeColor="text1"/>
                 <w:sz w:val="20"/>
               </w:rPr>
               <w:t>-</w:t>
@@ -2618,6 +2840,13 @@
         <w:tc>
           <w:tcPr>
             <w:tcW w:w="2268" w:type="dxa"/>
+            <w:tcBorders>
+              <w:top w:val="none" w:sz="0" w:space="0" w:color="auto"/>
+              <w:left w:val="none" w:sz="0" w:space="0" w:color="auto"/>
+              <w:bottom w:val="none" w:sz="0" w:space="0" w:color="auto"/>
+              <w:right w:val="none" w:sz="0" w:space="0" w:color="auto"/>
+            </w:tcBorders>
+            <w:shd w:val="clear" w:color="auto" w:fill="auto"/>
             <w:vAlign w:val="center"/>
           </w:tcPr>
           <w:p>
@@ -2625,11 +2854,13 @@
               <w:cnfStyle w:val="000000100000" w:firstRow="0" w:lastRow="0" w:firstColumn="0" w:lastColumn="0" w:oddVBand="0" w:evenVBand="0" w:oddHBand="1" w:evenHBand="0" w:firstRowFirstColumn="0" w:firstRowLastColumn="0" w:lastRowFirstColumn="0" w:lastRowLastColumn="0"/>
               <w:rPr>
                 <w:rFonts w:ascii="Arial" w:hAnsi="Arial" w:cs="Arial"/>
+                <w:color w:val="000000" w:themeColor="text1"/>
               </w:rPr>
             </w:pPr>
             <w:r>
               <w:rPr>
                 <w:rFonts w:ascii="Arial" w:hAnsi="Arial" w:cs="Arial"/>
+                <w:color w:val="000000" w:themeColor="text1"/>
                 <w:sz w:val="20"/>
               </w:rPr>
               <w:t>0.84212</w:t>
@@ -2645,17 +2876,25 @@
           <w:tcPr>
             <w:cnfStyle w:val="001000000000" w:firstRow="0" w:lastRow="0" w:firstColumn="1" w:lastColumn="0" w:oddVBand="0" w:evenVBand="0" w:oddHBand="0" w:evenHBand="0" w:firstRowFirstColumn="0" w:firstRowLastColumn="0" w:lastRowFirstColumn="0" w:lastRowLastColumn="0"/>
             <w:tcW w:w="4535" w:type="dxa"/>
+            <w:tcBorders>
+              <w:top w:val="none" w:sz="0" w:space="0" w:color="auto"/>
+              <w:left w:val="none" w:sz="0" w:space="0" w:color="auto"/>
+              <w:bottom w:val="none" w:sz="0" w:space="0" w:color="auto"/>
+              <w:right w:val="none" w:sz="0" w:space="0" w:color="auto"/>
+            </w:tcBorders>
             <w:vAlign w:val="center"/>
           </w:tcPr>
           <w:p>
             <w:pPr>
               <w:rPr>
                 <w:rFonts w:ascii="Arial" w:hAnsi="Arial" w:cs="Arial"/>
+                <w:color w:val="000000" w:themeColor="text1"/>
               </w:rPr>
             </w:pPr>
             <w:r>
               <w:rPr>
                 <w:rFonts w:ascii="Arial" w:hAnsi="Arial" w:cs="Arial"/>
+                <w:color w:val="000000" w:themeColor="text1"/>
                 <w:sz w:val="20"/>
               </w:rPr>
               <w:t>Rank blend 70/30</w:t>
@@ -2665,6 +2904,12 @@
         <w:tc>
           <w:tcPr>
             <w:tcW w:w="2268" w:type="dxa"/>
+            <w:tcBorders>
+              <w:top w:val="none" w:sz="0" w:space="0" w:color="auto"/>
+              <w:left w:val="none" w:sz="0" w:space="0" w:color="auto"/>
+              <w:bottom w:val="none" w:sz="0" w:space="0" w:color="auto"/>
+              <w:right w:val="none" w:sz="0" w:space="0" w:color="auto"/>
+            </w:tcBorders>
             <w:vAlign w:val="center"/>
           </w:tcPr>
           <w:p>
@@ -2672,11 +2917,13 @@
               <w:cnfStyle w:val="000000010000" w:firstRow="0" w:lastRow="0" w:firstColumn="0" w:lastColumn="0" w:oddVBand="0" w:evenVBand="0" w:oddHBand="0" w:evenHBand="1" w:firstRowFirstColumn="0" w:firstRowLastColumn="0" w:lastRowFirstColumn="0" w:lastRowLastColumn="0"/>
               <w:rPr>
                 <w:rFonts w:ascii="Arial" w:hAnsi="Arial" w:cs="Arial"/>
+                <w:color w:val="000000" w:themeColor="text1"/>
               </w:rPr>
             </w:pPr>
             <w:r>
               <w:rPr>
                 <w:rFonts w:ascii="Arial" w:hAnsi="Arial" w:cs="Arial"/>
+                <w:color w:val="000000" w:themeColor="text1"/>
                 <w:sz w:val="20"/>
               </w:rPr>
               <w:t>-</w:t>
@@ -2686,6 +2933,12 @@
         <w:tc>
           <w:tcPr>
             <w:tcW w:w="2268" w:type="dxa"/>
+            <w:tcBorders>
+              <w:top w:val="none" w:sz="0" w:space="0" w:color="auto"/>
+              <w:left w:val="none" w:sz="0" w:space="0" w:color="auto"/>
+              <w:bottom w:val="none" w:sz="0" w:space="0" w:color="auto"/>
+              <w:right w:val="none" w:sz="0" w:space="0" w:color="auto"/>
+            </w:tcBorders>
             <w:vAlign w:val="center"/>
           </w:tcPr>
           <w:p>
@@ -2693,11 +2946,13 @@
               <w:cnfStyle w:val="000000010000" w:firstRow="0" w:lastRow="0" w:firstColumn="0" w:lastColumn="0" w:oddVBand="0" w:evenVBand="0" w:oddHBand="0" w:evenHBand="1" w:firstRowFirstColumn="0" w:firstRowLastColumn="0" w:lastRowFirstColumn="0" w:lastRowLastColumn="0"/>
               <w:rPr>
                 <w:rFonts w:ascii="Arial" w:hAnsi="Arial" w:cs="Arial"/>
+                <w:color w:val="000000" w:themeColor="text1"/>
               </w:rPr>
             </w:pPr>
             <w:r>
               <w:rPr>
                 <w:rFonts w:ascii="Arial" w:hAnsi="Arial" w:cs="Arial"/>
+                <w:color w:val="000000" w:themeColor="text1"/>
                 <w:sz w:val="20"/>
               </w:rPr>
               <w:t>0.85292</w:t>
@@ -2713,17 +2968,26 @@
           <w:tcPr>
             <w:cnfStyle w:val="001000000000" w:firstRow="0" w:lastRow="0" w:firstColumn="1" w:lastColumn="0" w:oddVBand="0" w:evenVBand="0" w:oddHBand="0" w:evenHBand="0" w:firstRowFirstColumn="0" w:firstRowLastColumn="0" w:lastRowFirstColumn="0" w:lastRowLastColumn="0"/>
             <w:tcW w:w="4535" w:type="dxa"/>
+            <w:tcBorders>
+              <w:top w:val="none" w:sz="0" w:space="0" w:color="auto"/>
+              <w:left w:val="none" w:sz="0" w:space="0" w:color="auto"/>
+              <w:bottom w:val="none" w:sz="0" w:space="0" w:color="auto"/>
+              <w:right w:val="none" w:sz="0" w:space="0" w:color="auto"/>
+            </w:tcBorders>
+            <w:shd w:val="clear" w:color="auto" w:fill="auto"/>
             <w:vAlign w:val="center"/>
           </w:tcPr>
           <w:p>
             <w:pPr>
               <w:rPr>
                 <w:rFonts w:ascii="Arial" w:hAnsi="Arial" w:cs="Arial"/>
+                <w:color w:val="000000" w:themeColor="text1"/>
               </w:rPr>
             </w:pPr>
             <w:r>
               <w:rPr>
                 <w:rFonts w:ascii="Arial" w:hAnsi="Arial" w:cs="Arial"/>
+                <w:color w:val="000000" w:themeColor="text1"/>
                 <w:sz w:val="20"/>
               </w:rPr>
               <w:t>Rank blend 90/10</w:t>
@@ -2733,6 +2997,13 @@
         <w:tc>
           <w:tcPr>
             <w:tcW w:w="2268" w:type="dxa"/>
+            <w:tcBorders>
+              <w:top w:val="none" w:sz="0" w:space="0" w:color="auto"/>
+              <w:left w:val="none" w:sz="0" w:space="0" w:color="auto"/>
+              <w:bottom w:val="none" w:sz="0" w:space="0" w:color="auto"/>
+              <w:right w:val="none" w:sz="0" w:space="0" w:color="auto"/>
+            </w:tcBorders>
+            <w:shd w:val="clear" w:color="auto" w:fill="auto"/>
             <w:vAlign w:val="center"/>
           </w:tcPr>
           <w:p>
@@ -2740,11 +3011,13 @@
               <w:cnfStyle w:val="000000100000" w:firstRow="0" w:lastRow="0" w:firstColumn="0" w:lastColumn="0" w:oddVBand="0" w:evenVBand="0" w:oddHBand="1" w:evenHBand="0" w:firstRowFirstColumn="0" w:firstRowLastColumn="0" w:lastRowFirstColumn="0" w:lastRowLastColumn="0"/>
               <w:rPr>
                 <w:rFonts w:ascii="Arial" w:hAnsi="Arial" w:cs="Arial"/>
+                <w:color w:val="000000" w:themeColor="text1"/>
               </w:rPr>
             </w:pPr>
             <w:r>
               <w:rPr>
                 <w:rFonts w:ascii="Arial" w:hAnsi="Arial" w:cs="Arial"/>
+                <w:color w:val="000000" w:themeColor="text1"/>
                 <w:sz w:val="20"/>
               </w:rPr>
               <w:t>-</w:t>
@@ -2754,6 +3027,13 @@
         <w:tc>
           <w:tcPr>
             <w:tcW w:w="2268" w:type="dxa"/>
+            <w:tcBorders>
+              <w:top w:val="none" w:sz="0" w:space="0" w:color="auto"/>
+              <w:left w:val="none" w:sz="0" w:space="0" w:color="auto"/>
+              <w:bottom w:val="none" w:sz="0" w:space="0" w:color="auto"/>
+              <w:right w:val="none" w:sz="0" w:space="0" w:color="auto"/>
+            </w:tcBorders>
+            <w:shd w:val="clear" w:color="auto" w:fill="auto"/>
             <w:vAlign w:val="center"/>
           </w:tcPr>
           <w:p>
@@ -2761,11 +3041,13 @@
               <w:cnfStyle w:val="000000100000" w:firstRow="0" w:lastRow="0" w:firstColumn="0" w:lastColumn="0" w:oddVBand="0" w:evenVBand="0" w:oddHBand="1" w:evenHBand="0" w:firstRowFirstColumn="0" w:firstRowLastColumn="0" w:lastRowFirstColumn="0" w:lastRowLastColumn="0"/>
               <w:rPr>
                 <w:rFonts w:ascii="Arial" w:hAnsi="Arial" w:cs="Arial"/>
+                <w:color w:val="000000" w:themeColor="text1"/>
               </w:rPr>
             </w:pPr>
             <w:r>
               <w:rPr>
                 <w:rFonts w:ascii="Arial" w:hAnsi="Arial" w:cs="Arial"/>
+                <w:color w:val="000000" w:themeColor="text1"/>
                 <w:sz w:val="20"/>
               </w:rPr>
               <w:t>0.85062</w:t>
@@ -2781,17 +3063,25 @@
           <w:tcPr>
             <w:cnfStyle w:val="001000000000" w:firstRow="0" w:lastRow="0" w:firstColumn="1" w:lastColumn="0" w:oddVBand="0" w:evenVBand="0" w:oddHBand="0" w:evenHBand="0" w:firstRowFirstColumn="0" w:firstRowLastColumn="0" w:lastRowFirstColumn="0" w:lastRowLastColumn="0"/>
             <w:tcW w:w="4535" w:type="dxa"/>
+            <w:tcBorders>
+              <w:top w:val="none" w:sz="0" w:space="0" w:color="auto"/>
+              <w:left w:val="none" w:sz="0" w:space="0" w:color="auto"/>
+              <w:bottom w:val="none" w:sz="0" w:space="0" w:color="auto"/>
+              <w:right w:val="none" w:sz="0" w:space="0" w:color="auto"/>
+            </w:tcBorders>
             <w:vAlign w:val="center"/>
           </w:tcPr>
           <w:p>
             <w:pPr>
               <w:rPr>
                 <w:rFonts w:ascii="Arial" w:hAnsi="Arial" w:cs="Arial"/>
+                <w:color w:val="000000" w:themeColor="text1"/>
               </w:rPr>
             </w:pPr>
             <w:r>
               <w:rPr>
                 <w:rFonts w:ascii="Arial" w:hAnsi="Arial" w:cs="Arial"/>
+                <w:color w:val="000000" w:themeColor="text1"/>
                 <w:sz w:val="20"/>
               </w:rPr>
               <w:t>Rank blend 80/20  (final pick #1)</w:t>
@@ -2801,6 +3091,12 @@
         <w:tc>
           <w:tcPr>
             <w:tcW w:w="2268" w:type="dxa"/>
+            <w:tcBorders>
+              <w:top w:val="none" w:sz="0" w:space="0" w:color="auto"/>
+              <w:left w:val="none" w:sz="0" w:space="0" w:color="auto"/>
+              <w:bottom w:val="none" w:sz="0" w:space="0" w:color="auto"/>
+              <w:right w:val="none" w:sz="0" w:space="0" w:color="auto"/>
+            </w:tcBorders>
             <w:vAlign w:val="center"/>
           </w:tcPr>
           <w:p>
@@ -2808,11 +3104,13 @@
               <w:cnfStyle w:val="000000010000" w:firstRow="0" w:lastRow="0" w:firstColumn="0" w:lastColumn="0" w:oddVBand="0" w:evenVBand="0" w:oddHBand="0" w:evenHBand="1" w:firstRowFirstColumn="0" w:firstRowLastColumn="0" w:lastRowFirstColumn="0" w:lastRowLastColumn="0"/>
               <w:rPr>
                 <w:rFonts w:ascii="Arial" w:hAnsi="Arial" w:cs="Arial"/>
+                <w:color w:val="000000" w:themeColor="text1"/>
               </w:rPr>
             </w:pPr>
             <w:r>
               <w:rPr>
                 <w:rFonts w:ascii="Arial" w:hAnsi="Arial" w:cs="Arial"/>
+                <w:color w:val="000000" w:themeColor="text1"/>
                 <w:sz w:val="20"/>
               </w:rPr>
               <w:t>-</w:t>
@@ -2822,6 +3120,12 @@
         <w:tc>
           <w:tcPr>
             <w:tcW w:w="2268" w:type="dxa"/>
+            <w:tcBorders>
+              <w:top w:val="none" w:sz="0" w:space="0" w:color="auto"/>
+              <w:left w:val="none" w:sz="0" w:space="0" w:color="auto"/>
+              <w:bottom w:val="none" w:sz="0" w:space="0" w:color="auto"/>
+              <w:right w:val="none" w:sz="0" w:space="0" w:color="auto"/>
+            </w:tcBorders>
             <w:vAlign w:val="center"/>
           </w:tcPr>
           <w:p>
@@ -2829,11 +3133,13 @@
               <w:cnfStyle w:val="000000010000" w:firstRow="0" w:lastRow="0" w:firstColumn="0" w:lastColumn="0" w:oddVBand="0" w:evenVBand="0" w:oddHBand="0" w:evenHBand="1" w:firstRowFirstColumn="0" w:firstRowLastColumn="0" w:lastRowFirstColumn="0" w:lastRowLastColumn="0"/>
               <w:rPr>
                 <w:rFonts w:ascii="Arial" w:hAnsi="Arial" w:cs="Arial"/>
+                <w:color w:val="000000" w:themeColor="text1"/>
               </w:rPr>
             </w:pPr>
             <w:r>
               <w:rPr>
                 <w:rFonts w:ascii="Arial" w:hAnsi="Arial" w:cs="Arial"/>
+                <w:color w:val="000000" w:themeColor="text1"/>
                 <w:sz w:val="20"/>
               </w:rPr>
               <w:t>0.85505</w:t>
@@ -2849,17 +3155,26 @@
           <w:tcPr>
             <w:cnfStyle w:val="001000000000" w:firstRow="0" w:lastRow="0" w:firstColumn="1" w:lastColumn="0" w:oddVBand="0" w:evenVBand="0" w:oddHBand="0" w:evenHBand="0" w:firstRowFirstColumn="0" w:firstRowLastColumn="0" w:lastRowFirstColumn="0" w:lastRowLastColumn="0"/>
             <w:tcW w:w="4535" w:type="dxa"/>
+            <w:tcBorders>
+              <w:top w:val="none" w:sz="0" w:space="0" w:color="auto"/>
+              <w:left w:val="none" w:sz="0" w:space="0" w:color="auto"/>
+              <w:bottom w:val="none" w:sz="0" w:space="0" w:color="auto"/>
+              <w:right w:val="none" w:sz="0" w:space="0" w:color="auto"/>
+            </w:tcBorders>
+            <w:shd w:val="clear" w:color="auto" w:fill="auto"/>
             <w:vAlign w:val="center"/>
           </w:tcPr>
           <w:p>
             <w:pPr>
               <w:rPr>
                 <w:rFonts w:ascii="Arial" w:hAnsi="Arial" w:cs="Arial"/>
+                <w:color w:val="000000" w:themeColor="text1"/>
               </w:rPr>
             </w:pPr>
             <w:r>
               <w:rPr>
                 <w:rFonts w:ascii="Arial" w:hAnsi="Arial" w:cs="Arial"/>
+                <w:color w:val="000000" w:themeColor="text1"/>
                 <w:sz w:val="20"/>
               </w:rPr>
               <w:t>Model A standalone (final pick #2)</w:t>
@@ -2869,6 +3184,13 @@
         <w:tc>
           <w:tcPr>
             <w:tcW w:w="2268" w:type="dxa"/>
+            <w:tcBorders>
+              <w:top w:val="none" w:sz="0" w:space="0" w:color="auto"/>
+              <w:left w:val="none" w:sz="0" w:space="0" w:color="auto"/>
+              <w:bottom w:val="none" w:sz="0" w:space="0" w:color="auto"/>
+              <w:right w:val="none" w:sz="0" w:space="0" w:color="auto"/>
+            </w:tcBorders>
+            <w:shd w:val="clear" w:color="auto" w:fill="auto"/>
             <w:vAlign w:val="center"/>
           </w:tcPr>
           <w:p>
@@ -2876,11 +3198,13 @@
               <w:cnfStyle w:val="000000100000" w:firstRow="0" w:lastRow="0" w:firstColumn="0" w:lastColumn="0" w:oddVBand="0" w:evenVBand="0" w:oddHBand="1" w:evenHBand="0" w:firstRowFirstColumn="0" w:firstRowLastColumn="0" w:lastRowFirstColumn="0" w:lastRowLastColumn="0"/>
               <w:rPr>
                 <w:rFonts w:ascii="Arial" w:hAnsi="Arial" w:cs="Arial"/>
+                <w:color w:val="000000" w:themeColor="text1"/>
               </w:rPr>
             </w:pPr>
             <w:r>
               <w:rPr>
                 <w:rFonts w:ascii="Arial" w:hAnsi="Arial" w:cs="Arial"/>
+                <w:color w:val="000000" w:themeColor="text1"/>
                 <w:sz w:val="20"/>
               </w:rPr>
               <w:t>-</w:t>
@@ -2890,6 +3214,13 @@
         <w:tc>
           <w:tcPr>
             <w:tcW w:w="2268" w:type="dxa"/>
+            <w:tcBorders>
+              <w:top w:val="none" w:sz="0" w:space="0" w:color="auto"/>
+              <w:left w:val="none" w:sz="0" w:space="0" w:color="auto"/>
+              <w:bottom w:val="none" w:sz="0" w:space="0" w:color="auto"/>
+              <w:right w:val="none" w:sz="0" w:space="0" w:color="auto"/>
+            </w:tcBorders>
+            <w:shd w:val="clear" w:color="auto" w:fill="auto"/>
             <w:vAlign w:val="center"/>
           </w:tcPr>
           <w:p>
@@ -2897,11 +3228,13 @@
               <w:cnfStyle w:val="000000100000" w:firstRow="0" w:lastRow="0" w:firstColumn="0" w:lastColumn="0" w:oddVBand="0" w:evenVBand="0" w:oddHBand="1" w:evenHBand="0" w:firstRowFirstColumn="0" w:firstRowLastColumn="0" w:lastRowFirstColumn="0" w:lastRowLastColumn="0"/>
               <w:rPr>
                 <w:rFonts w:ascii="Arial" w:hAnsi="Arial" w:cs="Arial"/>
+                <w:color w:val="000000" w:themeColor="text1"/>
               </w:rPr>
             </w:pPr>
             <w:r>
               <w:rPr>
                 <w:rFonts w:ascii="Arial" w:hAnsi="Arial" w:cs="Arial"/>
+                <w:color w:val="000000" w:themeColor="text1"/>
                 <w:sz w:val="20"/>
               </w:rPr>
               <w:t>0.85428</w:t>
@@ -3045,6 +3378,24 @@
     </w:p>
     <w:p>
       <w:pPr>
+        <w:pStyle w:val="ListBullet"/>
+        <w:numPr>
+          <w:ilvl w:val="0"/>
+          <w:numId w:val="0"/>
+        </w:numPr>
+        <w:ind w:left="360"/>
+        <w:rPr>
+          <w:rFonts w:ascii="Arial" w:hAnsi="Arial" w:cs="Arial"/>
+        </w:rPr>
+      </w:pPr>
+    </w:p>
+    <w:p>
+      <w:pPr>
+        <w:pStyle w:val="ListBullet"/>
+        <w:numPr>
+          <w:ilvl w:val="0"/>
+          <w:numId w:val="0"/>
+        </w:numPr>
         <w:rPr>
           <w:rFonts w:ascii="Arial" w:hAnsi="Arial" w:cs="Arial"/>
         </w:rPr>
@@ -3053,7 +3404,249 @@
         <w:rPr>
           <w:rFonts w:ascii="Arial" w:hAnsi="Arial" w:cs="Arial"/>
         </w:rPr>
-        <w:t>Install dependencies:</w:t>
+        <w:t>I</w:t>
+      </w:r>
+      <w:r>
+        <w:rPr>
+          <w:rFonts w:ascii="Arial" w:hAnsi="Arial" w:cs="Arial"/>
+        </w:rPr>
+        <w:t>nit project</w:t>
+      </w:r>
+      <w:r>
+        <w:rPr>
+          <w:rFonts w:ascii="Arial" w:hAnsi="Arial" w:cs="Arial"/>
+        </w:rPr>
+        <w:t>:</w:t>
+      </w:r>
+    </w:p>
+    <w:p>
+      <w:pPr>
+        <w:pStyle w:val="ListBullet"/>
+        <w:numPr>
+          <w:ilvl w:val="0"/>
+          <w:numId w:val="0"/>
+        </w:numPr>
+        <w:ind w:left="360"/>
+        <w:rPr>
+          <w:rFonts w:ascii="Arial" w:hAnsi="Arial" w:cs="Arial"/>
+          <w:b/>
+          <w:bCs/>
+        </w:rPr>
+      </w:pPr>
+      <w:r>
+        <w:rPr>
+          <w:rFonts w:ascii="Arial" w:hAnsi="Arial" w:cs="Arial"/>
+          <w:b/>
+          <w:bCs/>
+        </w:rPr>
+        <w:t xml:space="preserve">uv </w:t>
+      </w:r>
+      <w:r>
+        <w:rPr>
+          <w:rFonts w:ascii="Arial" w:hAnsi="Arial" w:cs="Arial"/>
+          <w:b/>
+          <w:bCs/>
+        </w:rPr>
+        <w:t>init</w:t>
+      </w:r>
+    </w:p>
+    <w:p>
+      <w:pPr>
+        <w:pStyle w:val="ListBullet"/>
+        <w:numPr>
+          <w:ilvl w:val="0"/>
+          <w:numId w:val="0"/>
+        </w:numPr>
+        <w:ind w:left="360" w:hanging="360"/>
+        <w:rPr>
+          <w:rFonts w:ascii="Arial" w:hAnsi="Arial" w:cs="Arial"/>
+        </w:rPr>
+      </w:pPr>
+      <w:r>
+        <w:rPr>
+          <w:rFonts w:ascii="Arial" w:hAnsi="Arial" w:cs="Arial"/>
+        </w:rPr>
+        <w:t>Install dependences:</w:t>
+      </w:r>
+    </w:p>
+    <w:p>
+      <w:pPr>
+        <w:pStyle w:val="ListBullet"/>
+        <w:numPr>
+          <w:ilvl w:val="0"/>
+          <w:numId w:val="0"/>
+        </w:numPr>
+        <w:ind w:left="360" w:hanging="360"/>
+        <w:rPr>
+          <w:rFonts w:ascii="Arial" w:hAnsi="Arial" w:cs="Arial"/>
+          <w:b/>
+          <w:bCs/>
+        </w:rPr>
+      </w:pPr>
+      <w:r>
+        <w:rPr>
+          <w:rFonts w:ascii="Arial" w:hAnsi="Arial" w:cs="Arial"/>
+        </w:rPr>
+        <w:tab/>
+      </w:r>
+      <w:r>
+        <w:rPr>
+          <w:rFonts w:ascii="Arial" w:hAnsi="Arial" w:cs="Arial"/>
+          <w:b/>
+          <w:bCs/>
+        </w:rPr>
+        <w:t>uv add lightgbm networkx numpy pandas scikit-learn scipy tqdm</w:t>
+      </w:r>
+    </w:p>
+    <w:p>
+      <w:pPr>
+        <w:pStyle w:val="Heading2"/>
+        <w:rPr>
+          <w:rFonts w:ascii="Arial" w:hAnsi="Arial" w:cs="Arial"/>
+          <w:color w:val="auto"/>
+        </w:rPr>
+      </w:pPr>
+      <w:r>
+        <w:rPr>
+          <w:rFonts w:ascii="Arial" w:hAnsi="Arial" w:cs="Arial"/>
+          <w:color w:val="auto"/>
+        </w:rPr>
+        <w:t>4.2 Input Data</w:t>
+      </w:r>
+    </w:p>
+    <w:p>
+      <w:pPr>
+        <w:rPr>
+          <w:rFonts w:ascii="Arial" w:hAnsi="Arial" w:cs="Arial"/>
+        </w:rPr>
+      </w:pPr>
+      <w:r>
+        <w:rPr>
+          <w:rFonts w:ascii="Arial" w:hAnsi="Arial" w:cs="Arial"/>
+        </w:rPr>
+        <w:t>Place the following files in the working directory:</w:t>
+      </w:r>
+    </w:p>
+    <w:p>
+      <w:pPr>
+        <w:pStyle w:val="ListBullet"/>
+        <w:rPr>
+          <w:rFonts w:ascii="Arial" w:hAnsi="Arial" w:cs="Arial"/>
+        </w:rPr>
+      </w:pPr>
+      <w:r>
+        <w:rPr>
+          <w:rFonts w:ascii="Arial" w:hAnsi="Arial" w:cs="Arial"/>
+        </w:rPr>
+        <w:lastRenderedPageBreak/>
+        <w:t xml:space="preserve">train.csv </w:t>
+      </w:r>
+      <w:r>
+        <w:rPr>
+          <w:rFonts w:ascii="Arial" w:hAnsi="Arial" w:cs="Arial"/>
+        </w:rPr>
+        <w:t>-</w:t>
+      </w:r>
+      <w:r>
+        <w:rPr>
+          <w:rFonts w:ascii="Arial" w:hAnsi="Arial" w:cs="Arial"/>
+        </w:rPr>
+        <w:t xml:space="preserve"> known edges  (columns: Node1, Node2)</w:t>
+      </w:r>
+    </w:p>
+    <w:p>
+      <w:pPr>
+        <w:pStyle w:val="ListBullet"/>
+        <w:rPr>
+          <w:rFonts w:ascii="Arial" w:hAnsi="Arial" w:cs="Arial"/>
+        </w:rPr>
+      </w:pPr>
+      <w:r>
+        <w:rPr>
+          <w:rFonts w:ascii="Arial" w:hAnsi="Arial" w:cs="Arial"/>
+        </w:rPr>
+        <w:t xml:space="preserve">test.csv </w:t>
+      </w:r>
+      <w:r>
+        <w:rPr>
+          <w:rFonts w:ascii="Arial" w:hAnsi="Arial" w:cs="Arial"/>
+        </w:rPr>
+        <w:t>-</w:t>
+      </w:r>
+      <w:r>
+        <w:rPr>
+          <w:rFonts w:ascii="Arial" w:hAnsi="Arial" w:cs="Arial"/>
+        </w:rPr>
+        <w:t xml:space="preserve"> candidate pairs to score  (columns: ID, Node1, Node2)</w:t>
+      </w:r>
+    </w:p>
+    <w:p>
+      <w:pPr>
+        <w:pStyle w:val="ListBullet"/>
+        <w:rPr>
+          <w:rFonts w:ascii="Arial" w:hAnsi="Arial" w:cs="Arial"/>
+        </w:rPr>
+      </w:pPr>
+      <w:r>
+        <w:rPr>
+          <w:rFonts w:ascii="Arial" w:hAnsi="Arial" w:cs="Arial"/>
+        </w:rPr>
+        <w:t xml:space="preserve">sample_submission.csv </w:t>
+      </w:r>
+      <w:r>
+        <w:rPr>
+          <w:rFonts w:ascii="Arial" w:hAnsi="Arial" w:cs="Arial"/>
+        </w:rPr>
+        <w:t>-</w:t>
+      </w:r>
+      <w:r>
+        <w:rPr>
+          <w:rFonts w:ascii="Arial" w:hAnsi="Arial" w:cs="Arial"/>
+        </w:rPr>
+        <w:t xml:space="preserve"> submission template  (columns: ID, Label)</w:t>
+      </w:r>
+    </w:p>
+    <w:p>
+      <w:pPr>
+        <w:pStyle w:val="Heading2"/>
+        <w:rPr>
+          <w:rFonts w:ascii="Arial" w:hAnsi="Arial" w:cs="Arial"/>
+          <w:color w:val="auto"/>
+        </w:rPr>
+      </w:pPr>
+      <w:r>
+        <w:rPr>
+          <w:rFonts w:ascii="Arial" w:hAnsi="Arial" w:cs="Arial"/>
+          <w:color w:val="auto"/>
+        </w:rPr>
+        <w:t xml:space="preserve">4.3 Step 1 </w:t>
+      </w:r>
+      <w:r>
+        <w:rPr>
+          <w:rFonts w:ascii="Arial" w:hAnsi="Arial" w:cs="Arial"/>
+          <w:color w:val="auto"/>
+        </w:rPr>
+        <w:t>-</w:t>
+      </w:r>
+      <w:r>
+        <w:rPr>
+          <w:rFonts w:ascii="Arial" w:hAnsi="Arial" w:cs="Arial"/>
+          <w:color w:val="auto"/>
+        </w:rPr>
+        <w:t xml:space="preserve"> Train Model A</w:t>
+      </w:r>
+    </w:p>
+    <w:p>
+      <w:pPr>
+        <w:rPr>
+          <w:rFonts w:ascii="Arial" w:hAnsi="Arial" w:cs="Arial"/>
+        </w:rPr>
+      </w:pPr>
+      <w:r>
+        <w:rPr>
+          <w:rFonts w:ascii="Arial" w:hAnsi="Arial" w:cs="Arial"/>
+        </w:rPr>
+        <w:t>Run the Model A pipeline:</w:t>
       </w:r>
     </w:p>
     <w:p>
@@ -3062,14 +3655,79 @@
         <w:ind w:left="340"/>
         <w:rPr>
           <w:rFonts w:ascii="Arial" w:hAnsi="Arial" w:cs="Arial"/>
+          <w:b/>
+          <w:bCs/>
+          <w:sz w:val="20"/>
         </w:rPr>
       </w:pPr>
       <w:r>
         <w:rPr>
           <w:rFonts w:ascii="Arial" w:hAnsi="Arial" w:cs="Arial"/>
+          <w:b/>
+          <w:bCs/>
           <w:sz w:val="20"/>
         </w:rPr>
-        <w:t>uv sync</w:t>
+        <w:t xml:space="preserve">uv run </w:t>
+      </w:r>
+      <w:r>
+        <w:rPr>
+          <w:rFonts w:ascii="Arial" w:hAnsi="Arial" w:cs="Arial"/>
+          <w:b/>
+          <w:bCs/>
+          <w:sz w:val="20"/>
+        </w:rPr>
+        <w:t>model_A</w:t>
+      </w:r>
+      <w:r>
+        <w:rPr>
+          <w:rFonts w:ascii="Arial" w:hAnsi="Arial" w:cs="Arial"/>
+          <w:b/>
+          <w:bCs/>
+          <w:sz w:val="20"/>
+        </w:rPr>
+        <w:t>.py</w:t>
+      </w:r>
+    </w:p>
+    <w:p>
+      <w:pPr>
+        <w:spacing w:after="40"/>
+        <w:rPr>
+          <w:rFonts w:ascii="Arial" w:hAnsi="Arial" w:cs="Arial"/>
+        </w:rPr>
+      </w:pPr>
+      <w:r>
+        <w:rPr>
+          <w:rFonts w:ascii="Arial" w:hAnsi="Arial" w:cs="Arial"/>
+          <w:sz w:val="20"/>
+        </w:rPr>
+        <w:t xml:space="preserve">The result are saved in </w:t>
+      </w:r>
+      <w:r>
+        <w:rPr>
+          <w:rFonts w:ascii="Arial" w:hAnsi="Arial" w:cs="Arial"/>
+          <w:b/>
+          <w:bCs/>
+          <w:sz w:val="20"/>
+        </w:rPr>
+        <w:t>M11415803_Le_Trung_Kien</w:t>
+      </w:r>
+      <w:r>
+        <w:rPr>
+          <w:rFonts w:ascii="Arial" w:hAnsi="Arial" w:cs="Arial"/>
+          <w:b/>
+          <w:bCs/>
+          <w:sz w:val="20"/>
+        </w:rPr>
+        <w:t>_A</w:t>
+      </w:r>
+      <w:r>
+        <w:rPr>
+          <w:rFonts w:ascii="Arial" w:hAnsi="Arial" w:cs="Arial"/>
+          <w:b/>
+          <w:bCs/>
+          <w:sz w:val="20"/>
+        </w:rPr>
+        <w:t>.csv</w:t>
       </w:r>
     </w:p>
     <w:p>
@@ -3085,7 +3743,21 @@
           <w:rFonts w:ascii="Arial" w:hAnsi="Arial" w:cs="Arial"/>
           <w:color w:val="auto"/>
         </w:rPr>
-        <w:t>4.2 Input Data</w:t>
+        <w:t xml:space="preserve">4.4 Step 2 </w:t>
+      </w:r>
+      <w:r>
+        <w:rPr>
+          <w:rFonts w:ascii="Arial" w:hAnsi="Arial" w:cs="Arial"/>
+          <w:color w:val="auto"/>
+        </w:rPr>
+        <w:t>-</w:t>
+      </w:r>
+      <w:r>
+        <w:rPr>
+          <w:rFonts w:ascii="Arial" w:hAnsi="Arial" w:cs="Arial"/>
+          <w:color w:val="auto"/>
+        </w:rPr>
+        <w:t xml:space="preserve"> Train Model B</w:t>
       </w:r>
     </w:p>
     <w:p>
@@ -3098,129 +3770,7 @@
         <w:rPr>
           <w:rFonts w:ascii="Arial" w:hAnsi="Arial" w:cs="Arial"/>
         </w:rPr>
-        <w:t>Place the following files in the working directory:</w:t>
-      </w:r>
-    </w:p>
-    <w:p>
-      <w:pPr>
-        <w:pStyle w:val="ListBullet"/>
-        <w:rPr>
-          <w:rFonts w:ascii="Arial" w:hAnsi="Arial" w:cs="Arial"/>
-        </w:rPr>
-      </w:pPr>
-      <w:r>
-        <w:rPr>
-          <w:rFonts w:ascii="Arial" w:hAnsi="Arial" w:cs="Arial"/>
-        </w:rPr>
-        <w:lastRenderedPageBreak/>
-        <w:t xml:space="preserve">train.csv </w:t>
-      </w:r>
-      <w:r>
-        <w:rPr>
-          <w:rFonts w:ascii="Arial" w:hAnsi="Arial" w:cs="Arial"/>
-        </w:rPr>
-        <w:t>-</w:t>
-      </w:r>
-      <w:r>
-        <w:rPr>
-          <w:rFonts w:ascii="Arial" w:hAnsi="Arial" w:cs="Arial"/>
-        </w:rPr>
-        <w:t xml:space="preserve"> known edges  (columns: Node1, Node2)</w:t>
-      </w:r>
-    </w:p>
-    <w:p>
-      <w:pPr>
-        <w:pStyle w:val="ListBullet"/>
-        <w:rPr>
-          <w:rFonts w:ascii="Arial" w:hAnsi="Arial" w:cs="Arial"/>
-        </w:rPr>
-      </w:pPr>
-      <w:r>
-        <w:rPr>
-          <w:rFonts w:ascii="Arial" w:hAnsi="Arial" w:cs="Arial"/>
-        </w:rPr>
-        <w:t xml:space="preserve">test.csv </w:t>
-      </w:r>
-      <w:r>
-        <w:rPr>
-          <w:rFonts w:ascii="Arial" w:hAnsi="Arial" w:cs="Arial"/>
-        </w:rPr>
-        <w:t>-</w:t>
-      </w:r>
-      <w:r>
-        <w:rPr>
-          <w:rFonts w:ascii="Arial" w:hAnsi="Arial" w:cs="Arial"/>
-        </w:rPr>
-        <w:t xml:space="preserve"> candidate pairs to score  (columns: ID, Node1, Node2)</w:t>
-      </w:r>
-    </w:p>
-    <w:p>
-      <w:pPr>
-        <w:pStyle w:val="ListBullet"/>
-        <w:rPr>
-          <w:rFonts w:ascii="Arial" w:hAnsi="Arial" w:cs="Arial"/>
-        </w:rPr>
-      </w:pPr>
-      <w:r>
-        <w:rPr>
-          <w:rFonts w:ascii="Arial" w:hAnsi="Arial" w:cs="Arial"/>
-        </w:rPr>
-        <w:t xml:space="preserve">sample_submission.csv </w:t>
-      </w:r>
-      <w:r>
-        <w:rPr>
-          <w:rFonts w:ascii="Arial" w:hAnsi="Arial" w:cs="Arial"/>
-        </w:rPr>
-        <w:t>-</w:t>
-      </w:r>
-      <w:r>
-        <w:rPr>
-          <w:rFonts w:ascii="Arial" w:hAnsi="Arial" w:cs="Arial"/>
-        </w:rPr>
-        <w:t xml:space="preserve"> submission template  (columns: ID, Label)</w:t>
-      </w:r>
-    </w:p>
-    <w:p>
-      <w:pPr>
-        <w:pStyle w:val="Heading2"/>
-        <w:rPr>
-          <w:rFonts w:ascii="Arial" w:hAnsi="Arial" w:cs="Arial"/>
-          <w:color w:val="auto"/>
-        </w:rPr>
-      </w:pPr>
-      <w:r>
-        <w:rPr>
-          <w:rFonts w:ascii="Arial" w:hAnsi="Arial" w:cs="Arial"/>
-          <w:color w:val="auto"/>
-        </w:rPr>
-        <w:t xml:space="preserve">4.3 Step 1 </w:t>
-      </w:r>
-      <w:r>
-        <w:rPr>
-          <w:rFonts w:ascii="Arial" w:hAnsi="Arial" w:cs="Arial"/>
-          <w:color w:val="auto"/>
-        </w:rPr>
-        <w:t>-</w:t>
-      </w:r>
-      <w:r>
-        <w:rPr>
-          <w:rFonts w:ascii="Arial" w:hAnsi="Arial" w:cs="Arial"/>
-          <w:color w:val="auto"/>
-        </w:rPr>
-        <w:t xml:space="preserve"> Train Model A</w:t>
-      </w:r>
-    </w:p>
-    <w:p>
-      <w:pPr>
-        <w:rPr>
-          <w:rFonts w:ascii="Arial" w:hAnsi="Arial" w:cs="Arial"/>
-        </w:rPr>
-      </w:pPr>
-      <w:r>
-        <w:rPr>
-          <w:rFonts w:ascii="Arial" w:hAnsi="Arial" w:cs="Arial"/>
-        </w:rPr>
-        <w:t>Run the Model A pipeline. It produces submission.csv, which is renamed to keep separate from the Model B output:</w:t>
+        <w:t>Run the Model B pipeline:</w:t>
       </w:r>
     </w:p>
     <w:p>
@@ -3240,19 +3790,41 @@
           <w:bCs/>
           <w:sz w:val="20"/>
         </w:rPr>
-        <w:t>uv run main_1.py</w:t>
+        <w:t>uv run m</w:t>
+      </w:r>
+      <w:r>
+        <w:rPr>
+          <w:rFonts w:ascii="Arial" w:hAnsi="Arial" w:cs="Arial"/>
+          <w:b/>
+          <w:bCs/>
+          <w:sz w:val="20"/>
+        </w:rPr>
+        <w:t>odel_B</w:t>
+      </w:r>
+      <w:r>
+        <w:rPr>
+          <w:rFonts w:ascii="Arial" w:hAnsi="Arial" w:cs="Arial"/>
+          <w:b/>
+          <w:bCs/>
+          <w:sz w:val="20"/>
+        </w:rPr>
+        <w:t>.py</w:t>
       </w:r>
     </w:p>
     <w:p>
       <w:pPr>
         <w:spacing w:after="40"/>
-        <w:ind w:left="340"/>
-        <w:rPr>
-          <w:rFonts w:ascii="Arial" w:hAnsi="Arial" w:cs="Arial"/>
-          <w:b/>
-          <w:bCs/>
+        <w:rPr>
+          <w:rFonts w:ascii="Arial" w:hAnsi="Arial" w:cs="Arial"/>
         </w:rPr>
       </w:pPr>
+      <w:r>
+        <w:rPr>
+          <w:rFonts w:ascii="Arial" w:hAnsi="Arial" w:cs="Arial"/>
+          <w:sz w:val="20"/>
+        </w:rPr>
+        <w:t xml:space="preserve">The result are saved in </w:t>
+      </w:r>
       <w:r>
         <w:rPr>
           <w:rFonts w:ascii="Arial" w:hAnsi="Arial" w:cs="Arial"/>
@@ -3260,7 +3832,7 @@
           <w:bCs/>
           <w:sz w:val="20"/>
         </w:rPr>
-        <w:t>mv submission.csv  M11415803_Le_Trung_Kien</w:t>
+        <w:t>M11415803_Le_Trung_Kien</w:t>
       </w:r>
       <w:r>
         <w:rPr>
@@ -3269,99 +3841,7 @@
           <w:bCs/>
           <w:sz w:val="20"/>
         </w:rPr>
-        <w:t>_A</w:t>
-      </w:r>
-      <w:r>
-        <w:rPr>
-          <w:rFonts w:ascii="Arial" w:hAnsi="Arial" w:cs="Arial"/>
-          <w:b/>
-          <w:bCs/>
-          <w:sz w:val="20"/>
-        </w:rPr>
-        <w:t>.csv</w:t>
-      </w:r>
-    </w:p>
-    <w:p>
-      <w:pPr>
-        <w:pStyle w:val="Heading2"/>
-        <w:rPr>
-          <w:rFonts w:ascii="Arial" w:hAnsi="Arial" w:cs="Arial"/>
-          <w:color w:val="auto"/>
-        </w:rPr>
-      </w:pPr>
-      <w:r>
-        <w:rPr>
-          <w:rFonts w:ascii="Arial" w:hAnsi="Arial" w:cs="Arial"/>
-          <w:color w:val="auto"/>
-        </w:rPr>
-        <w:t xml:space="preserve">4.4 Step 2 </w:t>
-      </w:r>
-      <w:r>
-        <w:rPr>
-          <w:rFonts w:ascii="Arial" w:hAnsi="Arial" w:cs="Arial"/>
-          <w:color w:val="auto"/>
-        </w:rPr>
-        <w:t>-</w:t>
-      </w:r>
-      <w:r>
-        <w:rPr>
-          <w:rFonts w:ascii="Arial" w:hAnsi="Arial" w:cs="Arial"/>
-          <w:color w:val="auto"/>
-        </w:rPr>
-        <w:t xml:space="preserve"> Train Model B</w:t>
-      </w:r>
-    </w:p>
-    <w:p>
-      <w:pPr>
-        <w:rPr>
-          <w:rFonts w:ascii="Arial" w:hAnsi="Arial" w:cs="Arial"/>
-        </w:rPr>
-      </w:pPr>
-      <w:r>
-        <w:rPr>
-          <w:rFonts w:ascii="Arial" w:hAnsi="Arial" w:cs="Arial"/>
-        </w:rPr>
-        <w:t>Run the Model B pipeline and rename the output:</w:t>
-      </w:r>
-    </w:p>
-    <w:p>
-      <w:pPr>
-        <w:spacing w:after="40"/>
-        <w:ind w:left="340"/>
-        <w:rPr>
-          <w:rFonts w:ascii="Arial" w:hAnsi="Arial" w:cs="Arial"/>
-          <w:b/>
-          <w:bCs/>
-        </w:rPr>
-      </w:pPr>
-      <w:r>
-        <w:rPr>
-          <w:rFonts w:ascii="Arial" w:hAnsi="Arial" w:cs="Arial"/>
-          <w:b/>
-          <w:bCs/>
-          <w:sz w:val="20"/>
-        </w:rPr>
-        <w:t>uv run main_2.py</w:t>
-      </w:r>
-    </w:p>
-    <w:p>
-      <w:pPr>
-        <w:spacing w:after="40"/>
-        <w:ind w:left="340"/>
-        <w:rPr>
-          <w:rFonts w:ascii="Arial" w:hAnsi="Arial" w:cs="Arial"/>
-          <w:b/>
-          <w:bCs/>
-        </w:rPr>
-      </w:pPr>
-      <w:r>
-        <w:rPr>
-          <w:rFonts w:ascii="Arial" w:hAnsi="Arial" w:cs="Arial"/>
-          <w:b/>
-          <w:bCs/>
-          <w:sz w:val="20"/>
-        </w:rPr>
-        <w:t>mv submission.csv  M11415803_Le_Trung_Kien_</w:t>
+        <w:t>_</w:t>
       </w:r>
       <w:r>
         <w:rPr>
@@ -3540,14 +4020,7 @@
           <w:rFonts w:ascii="Arial" w:hAnsi="Arial" w:cs="Arial"/>
           <w:color w:val="auto"/>
         </w:rPr>
-        <w:t>5</w:t>
-      </w:r>
-      <w:r>
-        <w:rPr>
-          <w:rFonts w:ascii="Arial" w:hAnsi="Arial" w:cs="Arial"/>
-          <w:color w:val="auto"/>
-        </w:rPr>
-        <w:t>. File Manifest</w:t>
+        <w:t>5. File Manifest</w:t>
       </w:r>
     </w:p>
     <w:tbl>
@@ -3656,7 +4129,35 @@
                 <w:rFonts w:ascii="Arial" w:hAnsi="Arial" w:cs="Arial"/>
                 <w:sz w:val="20"/>
               </w:rPr>
-              <w:t>main_1.py</w:t>
+              <w:t>m</w:t>
+            </w:r>
+            <w:r>
+              <w:rPr>
+                <w:rFonts w:ascii="Arial" w:hAnsi="Arial" w:cs="Arial"/>
+                <w:sz w:val="20"/>
+              </w:rPr>
+              <w:t>odel</w:t>
+            </w:r>
+            <w:r>
+              <w:rPr>
+                <w:rFonts w:ascii="Arial" w:hAnsi="Arial" w:cs="Arial"/>
+                <w:sz w:val="20"/>
+              </w:rPr>
+              <w:t>_</w:t>
+            </w:r>
+            <w:r>
+              <w:rPr>
+                <w:rFonts w:ascii="Arial" w:hAnsi="Arial" w:cs="Arial"/>
+                <w:sz w:val="20"/>
+              </w:rPr>
+              <w:t>A</w:t>
+            </w:r>
+            <w:r>
+              <w:rPr>
+                <w:rFonts w:ascii="Arial" w:hAnsi="Arial" w:cs="Arial"/>
+                <w:sz w:val="20"/>
+              </w:rPr>
+              <w:t>.py</w:t>
             </w:r>
           </w:p>
         </w:tc>
@@ -3716,7 +4217,35 @@
                 <w:rFonts w:ascii="Arial" w:hAnsi="Arial" w:cs="Arial"/>
                 <w:sz w:val="20"/>
               </w:rPr>
-              <w:t>main_2.py</w:t>
+              <w:t>m</w:t>
+            </w:r>
+            <w:r>
+              <w:rPr>
+                <w:rFonts w:ascii="Arial" w:hAnsi="Arial" w:cs="Arial"/>
+                <w:sz w:val="20"/>
+              </w:rPr>
+              <w:t>odel</w:t>
+            </w:r>
+            <w:r>
+              <w:rPr>
+                <w:rFonts w:ascii="Arial" w:hAnsi="Arial" w:cs="Arial"/>
+                <w:sz w:val="20"/>
+              </w:rPr>
+              <w:t>_</w:t>
+            </w:r>
+            <w:r>
+              <w:rPr>
+                <w:rFonts w:ascii="Arial" w:hAnsi="Arial" w:cs="Arial"/>
+                <w:sz w:val="20"/>
+              </w:rPr>
+              <w:t>B</w:t>
+            </w:r>
+            <w:r>
+              <w:rPr>
+                <w:rFonts w:ascii="Arial" w:hAnsi="Arial" w:cs="Arial"/>
+                <w:sz w:val="20"/>
+              </w:rPr>
+              <w:t>.py</w:t>
             </w:r>
           </w:p>
         </w:tc>
@@ -4654,7 +5183,7 @@
   <w:style w:type="paragraph" w:default="1" w:styleId="Normal">
     <w:name w:val="Normal"/>
     <w:qFormat/>
-    <w:rsid w:val="00FC693F"/>
+    <w:rsid w:val="00074A89"/>
     <w:rPr>
       <w:rFonts w:ascii="Calibri" w:hAnsi="Calibri"/>
     </w:rPr>
